--- a/6-过程管理/运行记录类文件/工单记录文件/060303-发布报告（安徽2）.docx
+++ b/6-过程管理/运行记录类文件/工单记录文件/060303-发布报告（安徽2）.docx
@@ -1,13 +1,13 @@
 
 <file path=word/document.xml><?xml version="1.0" encoding="utf-8"?>
-<w:document xmlns:wpc="http://schemas.microsoft.com/office/word/2010/wordprocessingCanvas" xmlns:mc="http://schemas.openxmlformats.org/markup-compatibility/2006" xmlns:o="urn:schemas-microsoft-com:office:office" xmlns:r="http://schemas.openxmlformats.org/officeDocument/2006/relationships" xmlns:m="http://schemas.openxmlformats.org/officeDocument/2006/math" xmlns:v="urn:schemas-microsoft-com:vml" xmlns:wp14="http://schemas.microsoft.com/office/word/2010/wordprocessingDrawing" xmlns:wp="http://schemas.openxmlformats.org/drawingml/2006/wordprocessingDrawing" xmlns:w="http://schemas.openxmlformats.org/wordprocessingml/2006/main" xmlns:w14="http://schemas.microsoft.com/office/word/2010/wordml" xmlns:w10="urn:schemas-microsoft-com:office:word" xmlns:w15="http://schemas.microsoft.com/office/word/2012/wordml" xmlns:wpg="http://schemas.microsoft.com/office/word/2010/wordprocessingGroup" xmlns:wpi="http://schemas.microsoft.com/office/word/2010/wordprocessingInk" xmlns:wne="http://schemas.microsoft.com/office/word/2006/wordml" xmlns:wps="http://schemas.microsoft.com/office/word/2010/wordprocessingShape" xmlns:wpsCustomData="http://www.wps.cn/officeDocument/2013/wpsCustomData" mc:Ignorable="w14 w15 wp14">
+<w:document xmlns:wpc="http://schemas.microsoft.com/office/word/2010/wordprocessingCanvas" xmlns:mc="http://schemas.openxmlformats.org/markup-compatibility/2006" xmlns:o="urn:schemas-microsoft-com:office:office" xmlns:r="http://schemas.openxmlformats.org/officeDocument/2006/relationships" xmlns:m="http://schemas.openxmlformats.org/officeDocument/2006/math" xmlns:v="urn:schemas-microsoft-com:vml" xmlns:wp14="http://schemas.microsoft.com/office/word/2010/wordprocessingDrawing" xmlns:wp="http://schemas.openxmlformats.org/drawingml/2006/wordprocessingDrawing" xmlns:w10="urn:schemas-microsoft-com:office:word" xmlns:w="http://schemas.openxmlformats.org/wordprocessingml/2006/main" xmlns:w14="http://schemas.microsoft.com/office/word/2010/wordml" xmlns:w15="http://schemas.microsoft.com/office/word/2012/wordml" xmlns:wne="http://schemas.microsoft.com/office/word/2006/wordml" xmlns:wpg="http://schemas.microsoft.com/office/word/2010/wordprocessingGroup" xmlns:wpi="http://schemas.microsoft.com/office/word/2010/wordprocessingInk" xmlns:wps="http://schemas.microsoft.com/office/word/2010/wordprocessingShape" mc:Ignorable="w14 w15 wp14">
+  <!-- Generated by Aspose.Words for .NET 13.3.0.1 -->
   <w:body>
     <w:tbl>
       <w:tblPr>
-        <w:tblStyle w:val="8"/>
+        <w:tblStyle w:val="TableNormal"/>
         <w:tblW w:w="8888" w:type="dxa"/>
         <w:tblInd w:w="15" w:type="dxa"/>
-        <w:tblLayout w:type="autofit"/>
         <w:tblCellMar>
           <w:top w:w="15" w:type="dxa"/>
           <w:left w:w="15" w:type="dxa"/>
@@ -26,6 +26,8 @@
       </w:tblGrid>
       <w:tr>
         <w:tblPrEx>
+          <w:tblW w:w="8888" w:type="dxa"/>
+          <w:tblInd w:w="15" w:type="dxa"/>
           <w:tblCellMar>
             <w:top w:w="15" w:type="dxa"/>
             <w:left w:w="15" w:type="dxa"/>
@@ -34,7 +36,7 @@
           </w:tblCellMar>
         </w:tblPrEx>
         <w:trPr>
-          <w:trHeight w:val="651" w:hRule="atLeast"/>
+          <w:trHeight w:val="651"/>
         </w:trPr>
         <w:tc>
           <w:tcPr>
@@ -49,7 +51,7 @@
               <w:ind w:firstLine="0" w:firstLineChars="0"/>
               <w:jc w:val="center"/>
               <w:rPr>
-                <w:rFonts w:ascii="宋体" w:hAnsi="宋体" w:eastAsia="宋体" w:cs="宋体"/>
+                <w:rFonts w:ascii="宋体" w:eastAsia="宋体" w:hAnsi="宋体" w:cs="宋体"/>
                 <w:b/>
                 <w:bCs/>
                 <w:color w:val="000000"/>
@@ -60,7 +62,7 @@
             </w:pPr>
             <w:r>
               <w:rPr>
-                <w:rFonts w:hint="eastAsia" w:ascii="宋体" w:hAnsi="宋体" w:eastAsia="宋体" w:cs="宋体"/>
+                <w:rFonts w:ascii="宋体" w:eastAsia="宋体" w:hAnsi="宋体" w:cs="宋体" w:hint="eastAsia"/>
                 <w:b/>
                 <w:bCs/>
                 <w:color w:val="000000"/>
@@ -72,7 +74,7 @@
             </w:r>
             <w:r>
               <w:rPr>
-                <w:rFonts w:ascii="宋体" w:hAnsi="宋体" w:eastAsia="宋体" w:cs="宋体"/>
+                <w:rFonts w:ascii="宋体" w:eastAsia="宋体" w:hAnsi="宋体" w:cs="宋体"/>
                 <w:b/>
                 <w:bCs/>
                 <w:color w:val="000000"/>
@@ -87,6 +89,8 @@
       </w:tr>
       <w:tr>
         <w:tblPrEx>
+          <w:tblW w:w="8888" w:type="dxa"/>
+          <w:tblInd w:w="15" w:type="dxa"/>
           <w:tblCellMar>
             <w:top w:w="15" w:type="dxa"/>
             <w:left w:w="15" w:type="dxa"/>
@@ -95,16 +99,16 @@
           </w:tblCellMar>
         </w:tblPrEx>
         <w:trPr>
-          <w:trHeight w:val="412" w:hRule="atLeast"/>
+          <w:trHeight w:val="412"/>
         </w:trPr>
         <w:tc>
           <w:tcPr>
             <w:tcW w:w="1412" w:type="dxa"/>
             <w:tcBorders>
-              <w:top w:val="single" w:color="000000" w:sz="4" w:space="0"/>
-              <w:left w:val="single" w:color="000000" w:sz="4" w:space="0"/>
-              <w:bottom w:val="single" w:color="000000" w:sz="4" w:space="0"/>
-              <w:right w:val="single" w:color="000000" w:sz="4" w:space="0"/>
+              <w:top w:val="single" w:sz="4" w:space="0" w:color="000000"/>
+              <w:left w:val="single" w:sz="4" w:space="0" w:color="000000"/>
+              <w:bottom w:val="single" w:sz="4" w:space="0" w:color="000000"/>
+              <w:right w:val="single" w:sz="4" w:space="0" w:color="000000"/>
             </w:tcBorders>
             <w:vAlign w:val="center"/>
           </w:tcPr>
@@ -115,16 +119,16 @@
               <w:ind w:firstLine="0" w:firstLineChars="0"/>
               <w:jc w:val="center"/>
               <w:rPr>
-                <w:rFonts w:ascii="宋体" w:hAnsi="宋体" w:eastAsia="宋体" w:cs="宋体"/>
-                <w:b/>
-                <w:color w:val="000000"/>
-                <w:kern w:val="0"/>
-                <w:sz w:val="22"/>
-              </w:rPr>
-            </w:pPr>
-            <w:r>
-              <w:rPr>
-                <w:rFonts w:hint="eastAsia" w:ascii="宋体" w:hAnsi="宋体" w:eastAsia="宋体" w:cs="宋体"/>
+                <w:rFonts w:ascii="宋体" w:eastAsia="宋体" w:hAnsi="宋体" w:cs="宋体"/>
+                <w:b/>
+                <w:color w:val="000000"/>
+                <w:kern w:val="0"/>
+                <w:sz w:val="22"/>
+              </w:rPr>
+            </w:pPr>
+            <w:r>
+              <w:rPr>
+                <w:rFonts w:ascii="宋体" w:eastAsia="宋体" w:hAnsi="宋体" w:cs="宋体" w:hint="eastAsia"/>
                 <w:b/>
                 <w:color w:val="000000"/>
                 <w:kern w:val="0"/>
@@ -138,10 +142,10 @@
           <w:tcPr>
             <w:tcW w:w="1240" w:type="dxa"/>
             <w:tcBorders>
-              <w:top w:val="single" w:color="000000" w:sz="4" w:space="0"/>
-              <w:left w:val="single" w:color="000000" w:sz="4" w:space="0"/>
-              <w:bottom w:val="single" w:color="000000" w:sz="4" w:space="0"/>
-              <w:right w:val="single" w:color="000000" w:sz="4" w:space="0"/>
+              <w:top w:val="single" w:sz="4" w:space="0" w:color="000000"/>
+              <w:left w:val="single" w:sz="4" w:space="0" w:color="000000"/>
+              <w:bottom w:val="single" w:sz="4" w:space="0" w:color="000000"/>
+              <w:right w:val="single" w:sz="4" w:space="0" w:color="000000"/>
             </w:tcBorders>
             <w:vAlign w:val="center"/>
           </w:tcPr>
@@ -152,15 +156,15 @@
               <w:ind w:firstLine="0" w:firstLineChars="0"/>
               <w:jc w:val="center"/>
               <w:rPr>
-                <w:rFonts w:ascii="宋体" w:hAnsi="宋体" w:eastAsia="宋体" w:cs="宋体"/>
-                <w:color w:val="000000"/>
-                <w:kern w:val="0"/>
-                <w:sz w:val="22"/>
-              </w:rPr>
-            </w:pPr>
-            <w:r>
-              <w:rPr>
-                <w:rFonts w:ascii="Segoe UI" w:hAnsi="Segoe UI" w:eastAsia="Segoe UI" w:cs="Segoe UI"/>
+                <w:rFonts w:ascii="宋体" w:eastAsia="宋体" w:hAnsi="宋体" w:cs="宋体"/>
+                <w:color w:val="000000"/>
+                <w:kern w:val="0"/>
+                <w:sz w:val="22"/>
+              </w:rPr>
+            </w:pPr>
+            <w:r>
+              <w:rPr>
+                <w:rFonts w:ascii="Segoe UI" w:eastAsia="Segoe UI" w:hAnsi="Segoe UI" w:cs="Segoe UI"/>
                 <w:i w:val="0"/>
                 <w:iCs w:val="0"/>
                 <w:caps w:val="0"/>
@@ -168,7 +172,7 @@
                 <w:spacing w:val="0"/>
                 <w:sz w:val="18"/>
                 <w:szCs w:val="18"/>
-                <w:shd w:val="clear" w:fill="FFFFFF"/>
+                <w:shd w:val="clear" w:color="auto" w:fill="FFFFFF"/>
               </w:rPr>
               <w:t>“员工离职-社保/商险状态强制同步”功能补丁发布</w:t>
             </w:r>
@@ -178,10 +182,10 @@
           <w:tcPr>
             <w:tcW w:w="1119" w:type="dxa"/>
             <w:tcBorders>
-              <w:top w:val="single" w:color="000000" w:sz="4" w:space="0"/>
-              <w:left w:val="single" w:color="000000" w:sz="4" w:space="0"/>
-              <w:bottom w:val="single" w:color="000000" w:sz="4" w:space="0"/>
-              <w:right w:val="single" w:color="000000" w:sz="4" w:space="0"/>
+              <w:top w:val="single" w:sz="4" w:space="0" w:color="000000"/>
+              <w:left w:val="single" w:sz="4" w:space="0" w:color="000000"/>
+              <w:bottom w:val="single" w:sz="4" w:space="0" w:color="000000"/>
+              <w:right w:val="single" w:sz="4" w:space="0" w:color="000000"/>
             </w:tcBorders>
             <w:vAlign w:val="center"/>
           </w:tcPr>
@@ -192,16 +196,16 @@
               <w:ind w:firstLine="0" w:firstLineChars="0"/>
               <w:jc w:val="center"/>
               <w:rPr>
-                <w:rFonts w:ascii="宋体" w:hAnsi="宋体" w:eastAsia="宋体" w:cs="宋体"/>
-                <w:b/>
-                <w:color w:val="000000"/>
-                <w:kern w:val="0"/>
-                <w:sz w:val="22"/>
-              </w:rPr>
-            </w:pPr>
-            <w:r>
-              <w:rPr>
-                <w:rFonts w:hint="eastAsia" w:ascii="宋体" w:hAnsi="宋体" w:eastAsia="宋体" w:cs="宋体"/>
+                <w:rFonts w:ascii="宋体" w:eastAsia="宋体" w:hAnsi="宋体" w:cs="宋体"/>
+                <w:b/>
+                <w:color w:val="000000"/>
+                <w:kern w:val="0"/>
+                <w:sz w:val="22"/>
+              </w:rPr>
+            </w:pPr>
+            <w:r>
+              <w:rPr>
+                <w:rFonts w:ascii="宋体" w:eastAsia="宋体" w:hAnsi="宋体" w:cs="宋体" w:hint="eastAsia"/>
                 <w:b/>
                 <w:color w:val="000000"/>
                 <w:kern w:val="0"/>
@@ -215,10 +219,10 @@
           <w:tcPr>
             <w:tcW w:w="1147" w:type="dxa"/>
             <w:tcBorders>
-              <w:top w:val="single" w:color="000000" w:sz="4" w:space="0"/>
-              <w:left w:val="single" w:color="000000" w:sz="4" w:space="0"/>
-              <w:bottom w:val="single" w:color="000000" w:sz="4" w:space="0"/>
-              <w:right w:val="single" w:color="000000" w:sz="4" w:space="0"/>
+              <w:top w:val="single" w:sz="4" w:space="0" w:color="000000"/>
+              <w:left w:val="single" w:sz="4" w:space="0" w:color="000000"/>
+              <w:bottom w:val="single" w:sz="4" w:space="0" w:color="000000"/>
+              <w:right w:val="single" w:sz="4" w:space="0" w:color="000000"/>
             </w:tcBorders>
             <w:vAlign w:val="center"/>
           </w:tcPr>
@@ -229,7 +233,7 @@
               <w:ind w:firstLine="0" w:firstLineChars="0"/>
               <w:jc w:val="both"/>
               <w:rPr>
-                <w:rFonts w:hint="default" w:ascii="宋体" w:hAnsi="宋体" w:eastAsia="宋体" w:cs="宋体"/>
+                <w:rFonts w:ascii="宋体" w:eastAsia="宋体" w:hAnsi="宋体" w:cs="宋体" w:hint="default"/>
                 <w:color w:val="000000"/>
                 <w:kern w:val="0"/>
                 <w:sz w:val="22"/>
@@ -238,7 +242,7 @@
             </w:pPr>
             <w:r>
               <w:rPr>
-                <w:rFonts w:ascii="Segoe UI" w:hAnsi="Segoe UI" w:eastAsia="Segoe UI" w:cs="Segoe UI"/>
+                <w:rFonts w:ascii="Segoe UI" w:eastAsia="Segoe UI" w:hAnsi="Segoe UI" w:cs="Segoe UI"/>
                 <w:i w:val="0"/>
                 <w:iCs w:val="0"/>
                 <w:caps w:val="0"/>
@@ -246,9 +250,9 @@
                 <w:spacing w:val="0"/>
                 <w:sz w:val="18"/>
                 <w:szCs w:val="18"/>
-                <w:shd w:val="clear" w:fill="FFFFFF"/>
-              </w:rPr>
-              <w:t>运维管理部</w:t>
+                <w:shd w:val="clear" w:color="auto" w:fill="FFFFFF"/>
+              </w:rPr>
+              <w:t>运维部</w:t>
             </w:r>
           </w:p>
         </w:tc>
@@ -256,10 +260,10 @@
           <w:tcPr>
             <w:tcW w:w="721" w:type="dxa"/>
             <w:tcBorders>
-              <w:top w:val="single" w:color="000000" w:sz="4" w:space="0"/>
-              <w:left w:val="single" w:color="000000" w:sz="4" w:space="0"/>
-              <w:bottom w:val="single" w:color="000000" w:sz="4" w:space="0"/>
-              <w:right w:val="single" w:color="000000" w:sz="4" w:space="0"/>
+              <w:top w:val="single" w:sz="4" w:space="0" w:color="000000"/>
+              <w:left w:val="single" w:sz="4" w:space="0" w:color="000000"/>
+              <w:bottom w:val="single" w:sz="4" w:space="0" w:color="000000"/>
+              <w:right w:val="single" w:sz="4" w:space="0" w:color="000000"/>
             </w:tcBorders>
             <w:vAlign w:val="center"/>
           </w:tcPr>
@@ -270,16 +274,16 @@
               <w:ind w:firstLine="0" w:firstLineChars="0"/>
               <w:jc w:val="center"/>
               <w:rPr>
-                <w:rFonts w:ascii="宋体" w:hAnsi="宋体" w:eastAsia="宋体" w:cs="宋体"/>
-                <w:b/>
-                <w:color w:val="000000"/>
-                <w:kern w:val="0"/>
-                <w:sz w:val="22"/>
-              </w:rPr>
-            </w:pPr>
-            <w:r>
-              <w:rPr>
-                <w:rFonts w:hint="eastAsia" w:ascii="宋体" w:hAnsi="宋体" w:eastAsia="宋体" w:cs="宋体"/>
+                <w:rFonts w:ascii="宋体" w:eastAsia="宋体" w:hAnsi="宋体" w:cs="宋体"/>
+                <w:b/>
+                <w:color w:val="000000"/>
+                <w:kern w:val="0"/>
+                <w:sz w:val="22"/>
+              </w:rPr>
+            </w:pPr>
+            <w:r>
+              <w:rPr>
+                <w:rFonts w:ascii="宋体" w:eastAsia="宋体" w:hAnsi="宋体" w:cs="宋体" w:hint="eastAsia"/>
                 <w:b/>
                 <w:color w:val="000000"/>
                 <w:kern w:val="0"/>
@@ -294,10 +298,10 @@
             <w:tcW w:w="3249" w:type="dxa"/>
             <w:gridSpan w:val="2"/>
             <w:tcBorders>
-              <w:top w:val="single" w:color="000000" w:sz="4" w:space="0"/>
-              <w:left w:val="single" w:color="000000" w:sz="4" w:space="0"/>
-              <w:bottom w:val="single" w:color="000000" w:sz="4" w:space="0"/>
-              <w:right w:val="single" w:color="000000" w:sz="4" w:space="0"/>
+              <w:top w:val="single" w:sz="4" w:space="0" w:color="000000"/>
+              <w:left w:val="single" w:sz="4" w:space="0" w:color="000000"/>
+              <w:bottom w:val="single" w:sz="4" w:space="0" w:color="000000"/>
+              <w:right w:val="single" w:sz="4" w:space="0" w:color="000000"/>
             </w:tcBorders>
             <w:vAlign w:val="center"/>
           </w:tcPr>
@@ -308,7 +312,7 @@
               <w:ind w:firstLine="0" w:firstLineChars="0"/>
               <w:jc w:val="center"/>
               <w:rPr>
-                <w:rFonts w:hint="default" w:ascii="Arial" w:hAnsi="Arial" w:eastAsia="宋体" w:cs="Arial"/>
+                <w:rFonts w:ascii="Arial" w:eastAsia="宋体" w:hAnsi="Arial" w:cs="Arial" w:hint="default"/>
                 <w:color w:val="000000"/>
                 <w:kern w:val="0"/>
                 <w:sz w:val="20"/>
@@ -318,20 +322,22 @@
             </w:pPr>
             <w:r>
               <w:rPr>
-                <w:rFonts w:hint="eastAsia" w:ascii="Arial" w:hAnsi="Arial" w:eastAsia="宋体" w:cs="Arial"/>
+                <w:rFonts w:ascii="Arial" w:eastAsia="宋体" w:hAnsi="Arial" w:cs="Arial" w:hint="eastAsia"/>
                 <w:color w:val="000000"/>
                 <w:kern w:val="0"/>
                 <w:sz w:val="20"/>
                 <w:szCs w:val="20"/>
                 <w:lang w:val="en-US" w:eastAsia="zh-CN"/>
               </w:rPr>
-              <w:t>XDYJ-20250428</w:t>
+              <w:t>TJTY-20250428</w:t>
             </w:r>
           </w:p>
         </w:tc>
       </w:tr>
       <w:tr>
         <w:tblPrEx>
+          <w:tblW w:w="8888" w:type="dxa"/>
+          <w:tblInd w:w="15" w:type="dxa"/>
           <w:tblCellMar>
             <w:top w:w="15" w:type="dxa"/>
             <w:left w:w="15" w:type="dxa"/>
@@ -340,16 +346,16 @@
           </w:tblCellMar>
         </w:tblPrEx>
         <w:trPr>
-          <w:trHeight w:val="781" w:hRule="atLeast"/>
+          <w:trHeight w:val="781"/>
         </w:trPr>
         <w:tc>
           <w:tcPr>
             <w:tcW w:w="1412" w:type="dxa"/>
             <w:tcBorders>
-              <w:top w:val="single" w:color="000000" w:sz="4" w:space="0"/>
-              <w:left w:val="single" w:color="000000" w:sz="4" w:space="0"/>
-              <w:bottom w:val="single" w:color="000000" w:sz="4" w:space="0"/>
-              <w:right w:val="single" w:color="000000" w:sz="4" w:space="0"/>
+              <w:top w:val="single" w:sz="4" w:space="0" w:color="000000"/>
+              <w:left w:val="single" w:sz="4" w:space="0" w:color="000000"/>
+              <w:bottom w:val="single" w:sz="4" w:space="0" w:color="000000"/>
+              <w:right w:val="single" w:sz="4" w:space="0" w:color="000000"/>
             </w:tcBorders>
             <w:vAlign w:val="center"/>
           </w:tcPr>
@@ -360,16 +366,16 @@
               <w:ind w:firstLine="0" w:firstLineChars="0"/>
               <w:jc w:val="center"/>
               <w:rPr>
-                <w:rFonts w:ascii="宋体" w:hAnsi="宋体" w:eastAsia="宋体" w:cs="宋体"/>
-                <w:b/>
-                <w:color w:val="000000"/>
-                <w:kern w:val="0"/>
-                <w:sz w:val="22"/>
-              </w:rPr>
-            </w:pPr>
-            <w:r>
-              <w:rPr>
-                <w:rFonts w:hint="eastAsia" w:ascii="宋体" w:hAnsi="宋体" w:eastAsia="宋体" w:cs="宋体"/>
+                <w:rFonts w:ascii="宋体" w:eastAsia="宋体" w:hAnsi="宋体" w:cs="宋体"/>
+                <w:b/>
+                <w:color w:val="000000"/>
+                <w:kern w:val="0"/>
+                <w:sz w:val="22"/>
+              </w:rPr>
+            </w:pPr>
+            <w:r>
+              <w:rPr>
+                <w:rFonts w:ascii="宋体" w:eastAsia="宋体" w:hAnsi="宋体" w:cs="宋体" w:hint="eastAsia"/>
                 <w:b/>
                 <w:color w:val="000000"/>
                 <w:kern w:val="0"/>
@@ -383,10 +389,10 @@
           <w:tcPr>
             <w:tcW w:w="1240" w:type="dxa"/>
             <w:tcBorders>
-              <w:top w:val="single" w:color="000000" w:sz="4" w:space="0"/>
-              <w:left w:val="single" w:color="000000" w:sz="4" w:space="0"/>
-              <w:bottom w:val="single" w:color="000000" w:sz="4" w:space="0"/>
-              <w:right w:val="single" w:color="000000" w:sz="4" w:space="0"/>
+              <w:top w:val="single" w:sz="4" w:space="0" w:color="000000"/>
+              <w:left w:val="single" w:sz="4" w:space="0" w:color="000000"/>
+              <w:bottom w:val="single" w:sz="4" w:space="0" w:color="000000"/>
+              <w:right w:val="single" w:sz="4" w:space="0" w:color="000000"/>
             </w:tcBorders>
             <w:vAlign w:val="center"/>
           </w:tcPr>
@@ -397,15 +403,15 @@
               <w:ind w:firstLine="0" w:firstLineChars="0"/>
               <w:jc w:val="center"/>
               <w:rPr>
-                <w:rFonts w:ascii="宋体" w:hAnsi="宋体" w:eastAsia="宋体" w:cs="宋体"/>
-                <w:color w:val="000000"/>
-                <w:kern w:val="0"/>
-                <w:sz w:val="22"/>
-              </w:rPr>
-            </w:pPr>
-            <w:r>
-              <w:rPr>
-                <w:rFonts w:hint="eastAsia" w:ascii="宋体" w:hAnsi="宋体" w:eastAsia="宋体" w:cs="宋体"/>
+                <w:rFonts w:ascii="宋体" w:eastAsia="宋体" w:hAnsi="宋体" w:cs="宋体"/>
+                <w:color w:val="000000"/>
+                <w:kern w:val="0"/>
+                <w:sz w:val="22"/>
+              </w:rPr>
+            </w:pPr>
+            <w:r>
+              <w:rPr>
+                <w:rFonts w:ascii="宋体" w:eastAsia="宋体" w:hAnsi="宋体" w:cs="宋体" w:hint="eastAsia"/>
                 <w:color w:val="000000"/>
                 <w:kern w:val="0"/>
                 <w:sz w:val="22"/>
@@ -419,10 +425,10 @@
           <w:tcPr>
             <w:tcW w:w="1119" w:type="dxa"/>
             <w:tcBorders>
-              <w:top w:val="single" w:color="000000" w:sz="4" w:space="0"/>
-              <w:left w:val="single" w:color="000000" w:sz="4" w:space="0"/>
-              <w:bottom w:val="single" w:color="000000" w:sz="4" w:space="0"/>
-              <w:right w:val="single" w:color="000000" w:sz="4" w:space="0"/>
+              <w:top w:val="single" w:sz="4" w:space="0" w:color="000000"/>
+              <w:left w:val="single" w:sz="4" w:space="0" w:color="000000"/>
+              <w:bottom w:val="single" w:sz="4" w:space="0" w:color="000000"/>
+              <w:right w:val="single" w:sz="4" w:space="0" w:color="000000"/>
             </w:tcBorders>
             <w:vAlign w:val="center"/>
           </w:tcPr>
@@ -433,16 +439,16 @@
               <w:ind w:firstLine="0" w:firstLineChars="0"/>
               <w:jc w:val="center"/>
               <w:rPr>
-                <w:rFonts w:ascii="宋体" w:hAnsi="宋体" w:eastAsia="宋体" w:cs="宋体"/>
-                <w:b/>
-                <w:color w:val="000000"/>
-                <w:kern w:val="0"/>
-                <w:sz w:val="22"/>
-              </w:rPr>
-            </w:pPr>
-            <w:r>
-              <w:rPr>
-                <w:rFonts w:hint="eastAsia" w:ascii="宋体" w:hAnsi="宋体" w:eastAsia="宋体" w:cs="宋体"/>
+                <w:rFonts w:ascii="宋体" w:eastAsia="宋体" w:hAnsi="宋体" w:cs="宋体"/>
+                <w:b/>
+                <w:color w:val="000000"/>
+                <w:kern w:val="0"/>
+                <w:sz w:val="22"/>
+              </w:rPr>
+            </w:pPr>
+            <w:r>
+              <w:rPr>
+                <w:rFonts w:ascii="宋体" w:eastAsia="宋体" w:hAnsi="宋体" w:cs="宋体" w:hint="eastAsia"/>
                 <w:b/>
                 <w:color w:val="000000"/>
                 <w:kern w:val="0"/>
@@ -457,10 +463,10 @@
             <w:tcW w:w="5117" w:type="dxa"/>
             <w:gridSpan w:val="4"/>
             <w:tcBorders>
-              <w:top w:val="single" w:color="000000" w:sz="4" w:space="0"/>
-              <w:left w:val="single" w:color="000000" w:sz="4" w:space="0"/>
-              <w:bottom w:val="single" w:color="000000" w:sz="4" w:space="0"/>
-              <w:right w:val="single" w:color="000000" w:sz="4" w:space="0"/>
+              <w:top w:val="single" w:sz="4" w:space="0" w:color="000000"/>
+              <w:left w:val="single" w:sz="4" w:space="0" w:color="000000"/>
+              <w:bottom w:val="single" w:sz="4" w:space="0" w:color="000000"/>
+              <w:right w:val="single" w:sz="4" w:space="0" w:color="000000"/>
             </w:tcBorders>
             <w:vAlign w:val="center"/>
           </w:tcPr>
@@ -471,15 +477,15 @@
               <w:ind w:firstLine="0" w:firstLineChars="0"/>
               <w:jc w:val="center"/>
               <w:rPr>
-                <w:rFonts w:ascii="宋体" w:hAnsi="宋体" w:eastAsia="宋体" w:cs="宋体"/>
-                <w:color w:val="000000"/>
-                <w:kern w:val="0"/>
-                <w:sz w:val="22"/>
-              </w:rPr>
-            </w:pPr>
-            <w:r>
-              <w:rPr>
-                <w:rFonts w:ascii="Segoe UI" w:hAnsi="Segoe UI" w:eastAsia="Segoe UI" w:cs="Segoe UI"/>
+                <w:rFonts w:ascii="宋体" w:eastAsia="宋体" w:hAnsi="宋体" w:cs="宋体"/>
+                <w:color w:val="000000"/>
+                <w:kern w:val="0"/>
+                <w:sz w:val="22"/>
+              </w:rPr>
+            </w:pPr>
+            <w:r>
+              <w:rPr>
+                <w:rFonts w:ascii="Segoe UI" w:eastAsia="Segoe UI" w:hAnsi="Segoe UI" w:cs="Segoe UI"/>
                 <w:i w:val="0"/>
                 <w:iCs w:val="0"/>
                 <w:caps w:val="0"/>
@@ -487,7 +493,7 @@
                 <w:spacing w:val="0"/>
                 <w:sz w:val="18"/>
                 <w:szCs w:val="18"/>
-                <w:shd w:val="clear" w:fill="FFFFFF"/>
+                <w:shd w:val="clear" w:color="auto" w:fill="FFFFFF"/>
               </w:rPr>
               <w:t>丰盈云人力资源服务业财一体化管理系统</w:t>
             </w:r>
@@ -496,6 +502,8 @@
       </w:tr>
       <w:tr>
         <w:tblPrEx>
+          <w:tblW w:w="8888" w:type="dxa"/>
+          <w:tblInd w:w="15" w:type="dxa"/>
           <w:tblCellMar>
             <w:top w:w="15" w:type="dxa"/>
             <w:left w:w="15" w:type="dxa"/>
@@ -504,16 +512,16 @@
           </w:tblCellMar>
         </w:tblPrEx>
         <w:trPr>
-          <w:trHeight w:val="1172" w:hRule="atLeast"/>
+          <w:trHeight w:val="1172"/>
         </w:trPr>
         <w:tc>
           <w:tcPr>
             <w:tcW w:w="1412" w:type="dxa"/>
             <w:tcBorders>
-              <w:top w:val="single" w:color="000000" w:sz="4" w:space="0"/>
-              <w:left w:val="single" w:color="000000" w:sz="4" w:space="0"/>
-              <w:bottom w:val="single" w:color="000000" w:sz="4" w:space="0"/>
-              <w:right w:val="single" w:color="000000" w:sz="4" w:space="0"/>
+              <w:top w:val="single" w:sz="4" w:space="0" w:color="000000"/>
+              <w:left w:val="single" w:sz="4" w:space="0" w:color="000000"/>
+              <w:bottom w:val="single" w:sz="4" w:space="0" w:color="000000"/>
+              <w:right w:val="single" w:sz="4" w:space="0" w:color="000000"/>
             </w:tcBorders>
             <w:vAlign w:val="center"/>
           </w:tcPr>
@@ -524,16 +532,16 @@
               <w:ind w:firstLine="0" w:firstLineChars="0"/>
               <w:jc w:val="center"/>
               <w:rPr>
-                <w:rFonts w:ascii="宋体" w:hAnsi="宋体" w:eastAsia="宋体" w:cs="宋体"/>
-                <w:b/>
-                <w:color w:val="000000"/>
-                <w:kern w:val="0"/>
-                <w:sz w:val="22"/>
-              </w:rPr>
-            </w:pPr>
-            <w:r>
-              <w:rPr>
-                <w:rFonts w:hint="eastAsia" w:ascii="宋体" w:hAnsi="宋体" w:eastAsia="宋体" w:cs="宋体"/>
+                <w:rFonts w:ascii="宋体" w:eastAsia="宋体" w:hAnsi="宋体" w:cs="宋体"/>
+                <w:b/>
+                <w:color w:val="000000"/>
+                <w:kern w:val="0"/>
+                <w:sz w:val="22"/>
+              </w:rPr>
+            </w:pPr>
+            <w:r>
+              <w:rPr>
+                <w:rFonts w:ascii="宋体" w:eastAsia="宋体" w:hAnsi="宋体" w:cs="宋体" w:hint="eastAsia"/>
                 <w:b/>
                 <w:color w:val="000000"/>
                 <w:kern w:val="0"/>
@@ -547,10 +555,10 @@
           <w:tcPr>
             <w:tcW w:w="1240" w:type="dxa"/>
             <w:tcBorders>
-              <w:top w:val="single" w:color="000000" w:sz="4" w:space="0"/>
-              <w:left w:val="single" w:color="000000" w:sz="4" w:space="0"/>
-              <w:bottom w:val="single" w:color="000000" w:sz="4" w:space="0"/>
-              <w:right w:val="single" w:color="000000" w:sz="4" w:space="0"/>
+              <w:top w:val="single" w:sz="4" w:space="0" w:color="000000"/>
+              <w:left w:val="single" w:sz="4" w:space="0" w:color="000000"/>
+              <w:bottom w:val="single" w:sz="4" w:space="0" w:color="000000"/>
+              <w:right w:val="single" w:sz="4" w:space="0" w:color="000000"/>
             </w:tcBorders>
             <w:vAlign w:val="center"/>
           </w:tcPr>
@@ -561,7 +569,7 @@
               <w:ind w:firstLine="0" w:firstLineChars="0"/>
               <w:jc w:val="center"/>
               <w:rPr>
-                <w:rFonts w:hint="default" w:ascii="宋体" w:hAnsi="宋体" w:eastAsia="宋体" w:cs="宋体"/>
+                <w:rFonts w:ascii="宋体" w:eastAsia="宋体" w:hAnsi="宋体" w:cs="宋体" w:hint="default"/>
                 <w:color w:val="000000"/>
                 <w:kern w:val="0"/>
                 <w:sz w:val="22"/>
@@ -570,7 +578,7 @@
             </w:pPr>
             <w:r>
               <w:rPr>
-                <w:rFonts w:hint="eastAsia" w:ascii="宋体" w:hAnsi="宋体" w:eastAsia="宋体" w:cs="宋体"/>
+                <w:rFonts w:ascii="宋体" w:eastAsia="宋体" w:hAnsi="宋体" w:cs="宋体" w:hint="eastAsia"/>
                 <w:color w:val="000000"/>
                 <w:kern w:val="0"/>
                 <w:sz w:val="22"/>
@@ -584,10 +592,10 @@
           <w:tcPr>
             <w:tcW w:w="1119" w:type="dxa"/>
             <w:tcBorders>
-              <w:top w:val="single" w:color="000000" w:sz="4" w:space="0"/>
-              <w:left w:val="single" w:color="000000" w:sz="4" w:space="0"/>
-              <w:bottom w:val="single" w:color="000000" w:sz="4" w:space="0"/>
-              <w:right w:val="single" w:color="000000" w:sz="4" w:space="0"/>
+              <w:top w:val="single" w:sz="4" w:space="0" w:color="000000"/>
+              <w:left w:val="single" w:sz="4" w:space="0" w:color="000000"/>
+              <w:bottom w:val="single" w:sz="4" w:space="0" w:color="000000"/>
+              <w:right w:val="single" w:sz="4" w:space="0" w:color="000000"/>
             </w:tcBorders>
             <w:vAlign w:val="center"/>
           </w:tcPr>
@@ -598,16 +606,16 @@
               <w:ind w:firstLine="0" w:firstLineChars="0"/>
               <w:jc w:val="center"/>
               <w:rPr>
-                <w:rFonts w:ascii="宋体" w:hAnsi="宋体" w:eastAsia="宋体" w:cs="宋体"/>
-                <w:b/>
-                <w:color w:val="000000"/>
-                <w:kern w:val="0"/>
-                <w:sz w:val="22"/>
-              </w:rPr>
-            </w:pPr>
-            <w:r>
-              <w:rPr>
-                <w:rFonts w:hint="eastAsia" w:ascii="宋体" w:hAnsi="宋体" w:eastAsia="宋体" w:cs="宋体"/>
+                <w:rFonts w:ascii="宋体" w:eastAsia="宋体" w:hAnsi="宋体" w:cs="宋体"/>
+                <w:b/>
+                <w:color w:val="000000"/>
+                <w:kern w:val="0"/>
+                <w:sz w:val="22"/>
+              </w:rPr>
+            </w:pPr>
+            <w:r>
+              <w:rPr>
+                <w:rFonts w:ascii="宋体" w:eastAsia="宋体" w:hAnsi="宋体" w:cs="宋体" w:hint="eastAsia"/>
                 <w:b/>
                 <w:color w:val="000000"/>
                 <w:kern w:val="0"/>
@@ -621,10 +629,10 @@
           <w:tcPr>
             <w:tcW w:w="1147" w:type="dxa"/>
             <w:tcBorders>
-              <w:top w:val="single" w:color="000000" w:sz="4" w:space="0"/>
-              <w:left w:val="single" w:color="000000" w:sz="4" w:space="0"/>
-              <w:bottom w:val="single" w:color="000000" w:sz="4" w:space="0"/>
-              <w:right w:val="single" w:color="000000" w:sz="4" w:space="0"/>
+              <w:top w:val="single" w:sz="4" w:space="0" w:color="000000"/>
+              <w:left w:val="single" w:sz="4" w:space="0" w:color="000000"/>
+              <w:bottom w:val="single" w:sz="4" w:space="0" w:color="000000"/>
+              <w:right w:val="single" w:sz="4" w:space="0" w:color="000000"/>
             </w:tcBorders>
             <w:vAlign w:val="center"/>
           </w:tcPr>
@@ -635,7 +643,7 @@
               <w:ind w:firstLine="0" w:firstLineChars="0"/>
               <w:jc w:val="center"/>
               <w:rPr>
-                <w:rFonts w:hint="default" w:ascii="宋体" w:hAnsi="宋体" w:eastAsia="宋体" w:cs="宋体"/>
+                <w:rFonts w:ascii="宋体" w:eastAsia="宋体" w:hAnsi="宋体" w:cs="宋体" w:hint="default"/>
                 <w:color w:val="000000"/>
                 <w:kern w:val="0"/>
                 <w:sz w:val="22"/>
@@ -644,7 +652,7 @@
             </w:pPr>
             <w:r>
               <w:rPr>
-                <w:rFonts w:hint="eastAsia" w:ascii="宋体" w:hAnsi="宋体" w:eastAsia="宋体" w:cs="宋体"/>
+                <w:rFonts w:ascii="宋体" w:eastAsia="宋体" w:hAnsi="宋体" w:cs="宋体" w:hint="eastAsia"/>
                 <w:color w:val="000000"/>
                 <w:kern w:val="0"/>
                 <w:sz w:val="22"/>
@@ -659,10 +667,10 @@
             <w:tcW w:w="1060" w:type="dxa"/>
             <w:gridSpan w:val="2"/>
             <w:tcBorders>
-              <w:top w:val="single" w:color="000000" w:sz="4" w:space="0"/>
-              <w:left w:val="single" w:color="000000" w:sz="4" w:space="0"/>
-              <w:bottom w:val="single" w:color="000000" w:sz="4" w:space="0"/>
-              <w:right w:val="single" w:color="000000" w:sz="4" w:space="0"/>
+              <w:top w:val="single" w:sz="4" w:space="0" w:color="000000"/>
+              <w:left w:val="single" w:sz="4" w:space="0" w:color="000000"/>
+              <w:bottom w:val="single" w:sz="4" w:space="0" w:color="000000"/>
+              <w:right w:val="single" w:sz="4" w:space="0" w:color="000000"/>
             </w:tcBorders>
             <w:vAlign w:val="center"/>
           </w:tcPr>
@@ -673,16 +681,16 @@
               <w:ind w:firstLine="0" w:firstLineChars="0"/>
               <w:jc w:val="center"/>
               <w:rPr>
-                <w:rFonts w:ascii="宋体" w:hAnsi="宋体" w:eastAsia="宋体" w:cs="宋体"/>
-                <w:b/>
-                <w:color w:val="000000"/>
-                <w:kern w:val="0"/>
-                <w:sz w:val="22"/>
-              </w:rPr>
-            </w:pPr>
-            <w:r>
-              <w:rPr>
-                <w:rFonts w:hint="eastAsia" w:ascii="宋体" w:hAnsi="宋体" w:eastAsia="宋体" w:cs="宋体"/>
+                <w:rFonts w:ascii="宋体" w:eastAsia="宋体" w:hAnsi="宋体" w:cs="宋体"/>
+                <w:b/>
+                <w:color w:val="000000"/>
+                <w:kern w:val="0"/>
+                <w:sz w:val="22"/>
+              </w:rPr>
+            </w:pPr>
+            <w:r>
+              <w:rPr>
+                <w:rFonts w:ascii="宋体" w:eastAsia="宋体" w:hAnsi="宋体" w:cs="宋体" w:hint="eastAsia"/>
                 <w:b/>
                 <w:color w:val="000000"/>
                 <w:kern w:val="0"/>
@@ -696,10 +704,10 @@
           <w:tcPr>
             <w:tcW w:w="2910" w:type="dxa"/>
             <w:tcBorders>
-              <w:top w:val="single" w:color="000000" w:sz="4" w:space="0"/>
-              <w:left w:val="single" w:color="000000" w:sz="4" w:space="0"/>
-              <w:bottom w:val="single" w:color="000000" w:sz="4" w:space="0"/>
-              <w:right w:val="single" w:color="000000" w:sz="4" w:space="0"/>
+              <w:top w:val="single" w:sz="4" w:space="0" w:color="000000"/>
+              <w:left w:val="single" w:sz="4" w:space="0" w:color="000000"/>
+              <w:bottom w:val="single" w:sz="4" w:space="0" w:color="000000"/>
+              <w:right w:val="single" w:sz="4" w:space="0" w:color="000000"/>
             </w:tcBorders>
             <w:vAlign w:val="center"/>
           </w:tcPr>
@@ -710,15 +718,15 @@
               <w:ind w:firstLine="0" w:firstLineChars="0"/>
               <w:jc w:val="center"/>
               <w:rPr>
-                <w:rFonts w:ascii="宋体" w:hAnsi="宋体" w:eastAsia="宋体" w:cs="宋体"/>
-                <w:color w:val="000000"/>
-                <w:kern w:val="0"/>
-                <w:sz w:val="22"/>
-              </w:rPr>
-            </w:pPr>
-            <w:r>
-              <w:rPr>
-                <w:rFonts w:hint="eastAsia" w:ascii="宋体" w:hAnsi="宋体" w:eastAsia="宋体" w:cs="宋体"/>
+                <w:rFonts w:ascii="宋体" w:eastAsia="宋体" w:hAnsi="宋体" w:cs="宋体"/>
+                <w:color w:val="000000"/>
+                <w:kern w:val="0"/>
+                <w:sz w:val="22"/>
+              </w:rPr>
+            </w:pPr>
+            <w:r>
+              <w:rPr>
+                <w:rFonts w:ascii="宋体" w:eastAsia="宋体" w:hAnsi="宋体" w:cs="宋体" w:hint="eastAsia"/>
                 <w:color w:val="000000"/>
                 <w:kern w:val="0"/>
                 <w:sz w:val="22"/>
@@ -727,7 +735,7 @@
             </w:r>
             <w:r>
               <w:rPr>
-                <w:rFonts w:hint="eastAsia" w:ascii="宋体" w:hAnsi="宋体" w:eastAsia="宋体" w:cs="宋体"/>
+                <w:rFonts w:ascii="宋体" w:eastAsia="宋体" w:hAnsi="宋体" w:cs="宋体" w:hint="eastAsia"/>
                 <w:color w:val="000000"/>
                 <w:kern w:val="0"/>
                 <w:sz w:val="22"/>
@@ -737,7 +745,7 @@
             </w:r>
             <w:r>
               <w:rPr>
-                <w:rFonts w:hint="eastAsia" w:ascii="宋体" w:hAnsi="宋体" w:eastAsia="宋体" w:cs="宋体"/>
+                <w:rFonts w:ascii="宋体" w:eastAsia="宋体" w:hAnsi="宋体" w:cs="宋体" w:hint="eastAsia"/>
                 <w:color w:val="000000"/>
                 <w:kern w:val="0"/>
                 <w:sz w:val="22"/>
@@ -749,6 +757,8 @@
       </w:tr>
       <w:tr>
         <w:tblPrEx>
+          <w:tblW w:w="8888" w:type="dxa"/>
+          <w:tblInd w:w="15" w:type="dxa"/>
           <w:tblCellMar>
             <w:top w:w="15" w:type="dxa"/>
             <w:left w:w="15" w:type="dxa"/>
@@ -757,16 +767,16 @@
           </w:tblCellMar>
         </w:tblPrEx>
         <w:trPr>
-          <w:trHeight w:val="412" w:hRule="atLeast"/>
+          <w:trHeight w:val="412"/>
         </w:trPr>
         <w:tc>
           <w:tcPr>
             <w:tcW w:w="1412" w:type="dxa"/>
             <w:tcBorders>
-              <w:top w:val="single" w:color="000000" w:sz="4" w:space="0"/>
-              <w:left w:val="single" w:color="000000" w:sz="4" w:space="0"/>
-              <w:bottom w:val="single" w:color="000000" w:sz="4" w:space="0"/>
-              <w:right w:val="single" w:color="000000" w:sz="4" w:space="0"/>
+              <w:top w:val="single" w:sz="4" w:space="0" w:color="000000"/>
+              <w:left w:val="single" w:sz="4" w:space="0" w:color="000000"/>
+              <w:bottom w:val="single" w:sz="4" w:space="0" w:color="000000"/>
+              <w:right w:val="single" w:sz="4" w:space="0" w:color="000000"/>
             </w:tcBorders>
             <w:vAlign w:val="center"/>
           </w:tcPr>
@@ -777,16 +787,16 @@
               <w:ind w:firstLine="0" w:firstLineChars="0"/>
               <w:jc w:val="center"/>
               <w:rPr>
-                <w:rFonts w:ascii="宋体" w:hAnsi="宋体" w:eastAsia="宋体" w:cs="宋体"/>
-                <w:b/>
-                <w:color w:val="000000"/>
-                <w:kern w:val="0"/>
-                <w:sz w:val="22"/>
-              </w:rPr>
-            </w:pPr>
-            <w:r>
-              <w:rPr>
-                <w:rFonts w:hint="eastAsia" w:ascii="宋体" w:hAnsi="宋体" w:eastAsia="宋体" w:cs="宋体"/>
+                <w:rFonts w:ascii="宋体" w:eastAsia="宋体" w:hAnsi="宋体" w:cs="宋体"/>
+                <w:b/>
+                <w:color w:val="000000"/>
+                <w:kern w:val="0"/>
+                <w:sz w:val="22"/>
+              </w:rPr>
+            </w:pPr>
+            <w:r>
+              <w:rPr>
+                <w:rFonts w:ascii="宋体" w:eastAsia="宋体" w:hAnsi="宋体" w:cs="宋体" w:hint="eastAsia"/>
                 <w:b/>
                 <w:color w:val="000000"/>
                 <w:kern w:val="0"/>
@@ -800,10 +810,10 @@
           <w:tcPr>
             <w:tcW w:w="1240" w:type="dxa"/>
             <w:tcBorders>
-              <w:top w:val="single" w:color="000000" w:sz="4" w:space="0"/>
-              <w:left w:val="single" w:color="000000" w:sz="4" w:space="0"/>
-              <w:bottom w:val="single" w:color="000000" w:sz="4" w:space="0"/>
-              <w:right w:val="single" w:color="000000" w:sz="4" w:space="0"/>
+              <w:top w:val="single" w:sz="4" w:space="0" w:color="000000"/>
+              <w:left w:val="single" w:sz="4" w:space="0" w:color="000000"/>
+              <w:bottom w:val="single" w:sz="4" w:space="0" w:color="000000"/>
+              <w:right w:val="single" w:sz="4" w:space="0" w:color="000000"/>
             </w:tcBorders>
             <w:vAlign w:val="center"/>
           </w:tcPr>
@@ -814,7 +824,7 @@
               <w:ind w:firstLine="0" w:firstLineChars="0"/>
               <w:jc w:val="center"/>
               <w:rPr>
-                <w:rFonts w:hint="eastAsia" w:ascii="宋体" w:hAnsi="宋体" w:eastAsia="宋体" w:cs="宋体"/>
+                <w:rFonts w:ascii="宋体" w:eastAsia="宋体" w:hAnsi="宋体" w:cs="宋体" w:hint="eastAsia"/>
                 <w:color w:val="000000"/>
                 <w:kern w:val="0"/>
                 <w:sz w:val="22"/>
@@ -823,7 +833,7 @@
             </w:pPr>
             <w:r>
               <w:rPr>
-                <w:rFonts w:hint="eastAsia" w:ascii="宋体" w:hAnsi="宋体" w:eastAsia="宋体" w:cs="宋体"/>
+                <w:rFonts w:ascii="宋体" w:eastAsia="宋体" w:hAnsi="宋体" w:cs="宋体" w:hint="eastAsia"/>
                 <w:color w:val="000000"/>
                 <w:kern w:val="0"/>
                 <w:sz w:val="22"/>
@@ -837,10 +847,10 @@
           <w:tcPr>
             <w:tcW w:w="1119" w:type="dxa"/>
             <w:tcBorders>
-              <w:top w:val="single" w:color="000000" w:sz="4" w:space="0"/>
-              <w:left w:val="single" w:color="000000" w:sz="4" w:space="0"/>
-              <w:bottom w:val="single" w:color="000000" w:sz="4" w:space="0"/>
-              <w:right w:val="single" w:color="000000" w:sz="4" w:space="0"/>
+              <w:top w:val="single" w:sz="4" w:space="0" w:color="000000"/>
+              <w:left w:val="single" w:sz="4" w:space="0" w:color="000000"/>
+              <w:bottom w:val="single" w:sz="4" w:space="0" w:color="000000"/>
+              <w:right w:val="single" w:sz="4" w:space="0" w:color="000000"/>
             </w:tcBorders>
             <w:vAlign w:val="center"/>
           </w:tcPr>
@@ -851,16 +861,16 @@
               <w:ind w:firstLine="0" w:firstLineChars="0"/>
               <w:jc w:val="center"/>
               <w:rPr>
-                <w:rFonts w:ascii="宋体" w:hAnsi="宋体" w:eastAsia="宋体" w:cs="宋体"/>
-                <w:b/>
-                <w:color w:val="000000"/>
-                <w:kern w:val="0"/>
-                <w:sz w:val="22"/>
-              </w:rPr>
-            </w:pPr>
-            <w:r>
-              <w:rPr>
-                <w:rFonts w:hint="eastAsia" w:ascii="宋体" w:hAnsi="宋体" w:eastAsia="宋体" w:cs="宋体"/>
+                <w:rFonts w:ascii="宋体" w:eastAsia="宋体" w:hAnsi="宋体" w:cs="宋体"/>
+                <w:b/>
+                <w:color w:val="000000"/>
+                <w:kern w:val="0"/>
+                <w:sz w:val="22"/>
+              </w:rPr>
+            </w:pPr>
+            <w:r>
+              <w:rPr>
+                <w:rFonts w:ascii="宋体" w:eastAsia="宋体" w:hAnsi="宋体" w:cs="宋体" w:hint="eastAsia"/>
                 <w:b/>
                 <w:color w:val="000000"/>
                 <w:kern w:val="0"/>
@@ -874,10 +884,10 @@
           <w:tcPr>
             <w:tcW w:w="1147" w:type="dxa"/>
             <w:tcBorders>
-              <w:top w:val="single" w:color="000000" w:sz="4" w:space="0"/>
-              <w:left w:val="single" w:color="000000" w:sz="4" w:space="0"/>
-              <w:bottom w:val="single" w:color="000000" w:sz="4" w:space="0"/>
-              <w:right w:val="single" w:color="000000" w:sz="4" w:space="0"/>
+              <w:top w:val="single" w:sz="4" w:space="0" w:color="000000"/>
+              <w:left w:val="single" w:sz="4" w:space="0" w:color="000000"/>
+              <w:bottom w:val="single" w:sz="4" w:space="0" w:color="000000"/>
+              <w:right w:val="single" w:sz="4" w:space="0" w:color="000000"/>
             </w:tcBorders>
             <w:vAlign w:val="center"/>
           </w:tcPr>
@@ -888,7 +898,7 @@
               <w:ind w:firstLine="0" w:firstLineChars="0"/>
               <w:jc w:val="center"/>
               <w:rPr>
-                <w:rFonts w:hint="eastAsia" w:ascii="宋体" w:hAnsi="宋体" w:eastAsia="宋体" w:cs="宋体"/>
+                <w:rFonts w:ascii="宋体" w:eastAsia="宋体" w:hAnsi="宋体" w:cs="宋体" w:hint="eastAsia"/>
                 <w:color w:val="000000"/>
                 <w:kern w:val="0"/>
                 <w:sz w:val="22"/>
@@ -897,7 +907,7 @@
             </w:pPr>
             <w:r>
               <w:rPr>
-                <w:rFonts w:hint="eastAsia" w:ascii="宋体" w:hAnsi="宋体" w:eastAsia="宋体" w:cs="宋体"/>
+                <w:rFonts w:ascii="宋体" w:eastAsia="宋体" w:hAnsi="宋体" w:cs="宋体" w:hint="eastAsia"/>
                 <w:color w:val="000000"/>
                 <w:kern w:val="0"/>
                 <w:sz w:val="22"/>
@@ -912,10 +922,10 @@
             <w:tcW w:w="1060" w:type="dxa"/>
             <w:gridSpan w:val="2"/>
             <w:tcBorders>
-              <w:top w:val="single" w:color="000000" w:sz="4" w:space="0"/>
-              <w:left w:val="single" w:color="000000" w:sz="4" w:space="0"/>
-              <w:bottom w:val="single" w:color="000000" w:sz="4" w:space="0"/>
-              <w:right w:val="single" w:color="000000" w:sz="4" w:space="0"/>
+              <w:top w:val="single" w:sz="4" w:space="0" w:color="000000"/>
+              <w:left w:val="single" w:sz="4" w:space="0" w:color="000000"/>
+              <w:bottom w:val="single" w:sz="4" w:space="0" w:color="000000"/>
+              <w:right w:val="single" w:sz="4" w:space="0" w:color="000000"/>
             </w:tcBorders>
             <w:vAlign w:val="center"/>
           </w:tcPr>
@@ -926,16 +936,16 @@
               <w:ind w:firstLine="0" w:firstLineChars="0"/>
               <w:jc w:val="center"/>
               <w:rPr>
-                <w:rFonts w:ascii="宋体" w:hAnsi="宋体" w:eastAsia="宋体" w:cs="宋体"/>
-                <w:b/>
-                <w:color w:val="000000"/>
-                <w:kern w:val="0"/>
-                <w:sz w:val="22"/>
-              </w:rPr>
-            </w:pPr>
-            <w:r>
-              <w:rPr>
-                <w:rFonts w:hint="eastAsia" w:ascii="宋体" w:hAnsi="宋体" w:eastAsia="宋体" w:cs="宋体"/>
+                <w:rFonts w:ascii="宋体" w:eastAsia="宋体" w:hAnsi="宋体" w:cs="宋体"/>
+                <w:b/>
+                <w:color w:val="000000"/>
+                <w:kern w:val="0"/>
+                <w:sz w:val="22"/>
+              </w:rPr>
+            </w:pPr>
+            <w:r>
+              <w:rPr>
+                <w:rFonts w:ascii="宋体" w:eastAsia="宋体" w:hAnsi="宋体" w:cs="宋体" w:hint="eastAsia"/>
                 <w:b/>
                 <w:color w:val="000000"/>
                 <w:kern w:val="0"/>
@@ -949,10 +959,10 @@
           <w:tcPr>
             <w:tcW w:w="2910" w:type="dxa"/>
             <w:tcBorders>
-              <w:top w:val="single" w:color="000000" w:sz="4" w:space="0"/>
-              <w:left w:val="single" w:color="000000" w:sz="4" w:space="0"/>
-              <w:bottom w:val="single" w:color="000000" w:sz="4" w:space="0"/>
-              <w:right w:val="single" w:color="000000" w:sz="4" w:space="0"/>
+              <w:top w:val="single" w:sz="4" w:space="0" w:color="000000"/>
+              <w:left w:val="single" w:sz="4" w:space="0" w:color="000000"/>
+              <w:bottom w:val="single" w:sz="4" w:space="0" w:color="000000"/>
+              <w:right w:val="single" w:sz="4" w:space="0" w:color="000000"/>
             </w:tcBorders>
             <w:vAlign w:val="center"/>
           </w:tcPr>
@@ -963,15 +973,15 @@
               <w:ind w:firstLine="0" w:firstLineChars="0"/>
               <w:jc w:val="left"/>
               <w:rPr>
-                <w:rFonts w:ascii="宋体" w:hAnsi="宋体" w:eastAsia="宋体" w:cs="宋体"/>
-                <w:color w:val="000000"/>
-                <w:kern w:val="0"/>
-                <w:sz w:val="22"/>
-              </w:rPr>
-            </w:pPr>
-            <w:r>
-              <w:rPr>
-                <w:rFonts w:ascii="Segoe UI" w:hAnsi="Segoe UI" w:eastAsia="Segoe UI" w:cs="Segoe UI"/>
+                <w:rFonts w:ascii="宋体" w:eastAsia="宋体" w:hAnsi="宋体" w:cs="宋体"/>
+                <w:color w:val="000000"/>
+                <w:kern w:val="0"/>
+                <w:sz w:val="22"/>
+              </w:rPr>
+            </w:pPr>
+            <w:r>
+              <w:rPr>
+                <w:rFonts w:ascii="Segoe UI" w:eastAsia="Segoe UI" w:hAnsi="Segoe UI" w:cs="Segoe UI"/>
                 <w:i w:val="0"/>
                 <w:iCs w:val="0"/>
                 <w:caps w:val="0"/>
@@ -979,13 +989,13 @@
                 <w:spacing w:val="0"/>
                 <w:sz w:val="18"/>
                 <w:szCs w:val="18"/>
-                <w:shd w:val="clear" w:fill="FFFFFF"/>
+                <w:shd w:val="clear" w:color="auto" w:fill="FFFFFF"/>
               </w:rPr>
               <w:t>针对问题单</w:t>
             </w:r>
             <w:r>
               <w:rPr>
-                <w:rFonts w:hint="default" w:ascii="Segoe UI" w:hAnsi="Segoe UI" w:eastAsia="宋体" w:cs="Segoe UI"/>
+                <w:rFonts w:ascii="Segoe UI" w:eastAsia="宋体" w:hAnsi="Segoe UI" w:cs="Segoe UI" w:hint="default"/>
                 <w:i w:val="0"/>
                 <w:iCs w:val="0"/>
                 <w:caps w:val="0"/>
@@ -993,14 +1003,14 @@
                 <w:spacing w:val="0"/>
                 <w:sz w:val="18"/>
                 <w:szCs w:val="18"/>
-                <w:shd w:val="clear" w:fill="FFFFFF"/>
+                <w:shd w:val="clear" w:color="auto" w:fill="FFFFFF"/>
                 <w:lang w:val="en-US" w:eastAsia="zh-CN"/>
               </w:rPr>
               <w:t>”</w:t>
             </w:r>
             <w:r>
               <w:rPr>
-                <w:rFonts w:ascii="Segoe UI" w:hAnsi="Segoe UI" w:eastAsia="Segoe UI" w:cs="Segoe UI"/>
+                <w:rFonts w:ascii="Segoe UI" w:eastAsia="Segoe UI" w:hAnsi="Segoe UI" w:cs="Segoe UI"/>
                 <w:i w:val="0"/>
                 <w:iCs w:val="0"/>
                 <w:caps w:val="0"/>
@@ -1008,13 +1018,13 @@
                 <w:spacing w:val="0"/>
                 <w:sz w:val="18"/>
                 <w:szCs w:val="18"/>
-                <w:shd w:val="clear" w:fill="FFFFFF"/>
+                <w:shd w:val="clear" w:color="auto" w:fill="FFFFFF"/>
               </w:rPr>
               <w:t>离职员工社保状态不同步</w:t>
             </w:r>
             <w:r>
               <w:rPr>
-                <w:rFonts w:hint="default" w:ascii="Segoe UI" w:hAnsi="Segoe UI" w:eastAsia="宋体" w:cs="Segoe UI"/>
+                <w:rFonts w:ascii="Segoe UI" w:eastAsia="宋体" w:hAnsi="Segoe UI" w:cs="Segoe UI" w:hint="default"/>
                 <w:i w:val="0"/>
                 <w:iCs w:val="0"/>
                 <w:caps w:val="0"/>
@@ -1022,14 +1032,14 @@
                 <w:spacing w:val="0"/>
                 <w:sz w:val="18"/>
                 <w:szCs w:val="18"/>
-                <w:shd w:val="clear" w:fill="FFFFFF"/>
+                <w:shd w:val="clear" w:color="auto" w:fill="FFFFFF"/>
                 <w:lang w:val="en-US" w:eastAsia="zh-CN"/>
               </w:rPr>
               <w:t>”</w:t>
             </w:r>
             <w:r>
               <w:rPr>
-                <w:rFonts w:ascii="Segoe UI" w:hAnsi="Segoe UI" w:eastAsia="Segoe UI" w:cs="Segoe UI"/>
+                <w:rFonts w:ascii="Segoe UI" w:eastAsia="Segoe UI" w:hAnsi="Segoe UI" w:cs="Segoe UI"/>
                 <w:i w:val="0"/>
                 <w:iCs w:val="0"/>
                 <w:caps w:val="0"/>
@@ -1037,7 +1047,7 @@
                 <w:spacing w:val="0"/>
                 <w:sz w:val="18"/>
                 <w:szCs w:val="18"/>
-                <w:shd w:val="clear" w:fill="FFFFFF"/>
+                <w:shd w:val="clear" w:color="auto" w:fill="FFFFFF"/>
               </w:rPr>
               <w:t>的根本解决方案发布。</w:t>
             </w:r>
@@ -1046,6 +1056,8 @@
       </w:tr>
       <w:tr>
         <w:tblPrEx>
+          <w:tblW w:w="8888" w:type="dxa"/>
+          <w:tblInd w:w="15" w:type="dxa"/>
           <w:tblCellMar>
             <w:top w:w="15" w:type="dxa"/>
             <w:left w:w="15" w:type="dxa"/>
@@ -1054,16 +1066,16 @@
           </w:tblCellMar>
         </w:tblPrEx>
         <w:trPr>
-          <w:trHeight w:val="412" w:hRule="atLeast"/>
+          <w:trHeight w:val="412"/>
         </w:trPr>
         <w:tc>
           <w:tcPr>
             <w:tcW w:w="1412" w:type="dxa"/>
             <w:tcBorders>
-              <w:top w:val="single" w:color="000000" w:sz="4" w:space="0"/>
-              <w:left w:val="single" w:color="000000" w:sz="4" w:space="0"/>
-              <w:bottom w:val="single" w:color="000000" w:sz="4" w:space="0"/>
-              <w:right w:val="single" w:color="000000" w:sz="4" w:space="0"/>
+              <w:top w:val="single" w:sz="4" w:space="0" w:color="000000"/>
+              <w:left w:val="single" w:sz="4" w:space="0" w:color="000000"/>
+              <w:bottom w:val="single" w:sz="4" w:space="0" w:color="000000"/>
+              <w:right w:val="single" w:sz="4" w:space="0" w:color="000000"/>
             </w:tcBorders>
             <w:vAlign w:val="center"/>
           </w:tcPr>
@@ -1074,16 +1086,16 @@
               <w:ind w:firstLine="0" w:firstLineChars="0"/>
               <w:jc w:val="center"/>
               <w:rPr>
-                <w:rFonts w:ascii="宋体" w:hAnsi="宋体" w:eastAsia="宋体" w:cs="宋体"/>
-                <w:b/>
-                <w:color w:val="000000"/>
-                <w:kern w:val="0"/>
-                <w:sz w:val="22"/>
-              </w:rPr>
-            </w:pPr>
-            <w:r>
-              <w:rPr>
-                <w:rFonts w:hint="eastAsia" w:ascii="宋体" w:hAnsi="宋体" w:eastAsia="宋体" w:cs="宋体"/>
+                <w:rFonts w:ascii="宋体" w:eastAsia="宋体" w:hAnsi="宋体" w:cs="宋体"/>
+                <w:b/>
+                <w:color w:val="000000"/>
+                <w:kern w:val="0"/>
+                <w:sz w:val="22"/>
+              </w:rPr>
+            </w:pPr>
+            <w:r>
+              <w:rPr>
+                <w:rFonts w:ascii="宋体" w:eastAsia="宋体" w:hAnsi="宋体" w:cs="宋体" w:hint="eastAsia"/>
                 <w:b/>
                 <w:color w:val="000000"/>
                 <w:kern w:val="0"/>
@@ -1098,10 +1110,10 @@
             <w:tcW w:w="7476" w:type="dxa"/>
             <w:gridSpan w:val="6"/>
             <w:tcBorders>
-              <w:top w:val="single" w:color="000000" w:sz="4" w:space="0"/>
-              <w:left w:val="single" w:color="000000" w:sz="4" w:space="0"/>
-              <w:bottom w:val="single" w:color="000000" w:sz="4" w:space="0"/>
-              <w:right w:val="single" w:color="000000" w:sz="4" w:space="0"/>
+              <w:top w:val="single" w:sz="4" w:space="0" w:color="000000"/>
+              <w:left w:val="single" w:sz="4" w:space="0" w:color="000000"/>
+              <w:bottom w:val="single" w:sz="4" w:space="0" w:color="000000"/>
+              <w:right w:val="single" w:sz="4" w:space="0" w:color="000000"/>
             </w:tcBorders>
             <w:vAlign w:val="center"/>
           </w:tcPr>
@@ -1112,15 +1124,15 @@
               <w:ind w:firstLine="0" w:firstLineChars="0"/>
               <w:jc w:val="center"/>
               <w:rPr>
-                <w:rFonts w:ascii="宋体" w:hAnsi="宋体" w:eastAsia="宋体" w:cs="宋体"/>
-                <w:color w:val="000000"/>
-                <w:kern w:val="0"/>
-                <w:sz w:val="22"/>
-              </w:rPr>
-            </w:pPr>
-            <w:r>
-              <w:rPr>
-                <w:rFonts w:hint="eastAsia" w:ascii="宋体" w:hAnsi="宋体" w:eastAsia="宋体" w:cs="宋体"/>
+                <w:rFonts w:ascii="宋体" w:eastAsia="宋体" w:hAnsi="宋体" w:cs="宋体"/>
+                <w:color w:val="000000"/>
+                <w:kern w:val="0"/>
+                <w:sz w:val="22"/>
+              </w:rPr>
+            </w:pPr>
+            <w:r>
+              <w:rPr>
+                <w:rFonts w:ascii="宋体" w:eastAsia="宋体" w:hAnsi="宋体" w:cs="宋体" w:hint="eastAsia"/>
                 <w:color w:val="000000"/>
                 <w:kern w:val="0"/>
                 <w:sz w:val="22"/>
@@ -1132,6 +1144,8 @@
       </w:tr>
       <w:tr>
         <w:tblPrEx>
+          <w:tblW w:w="8888" w:type="dxa"/>
+          <w:tblInd w:w="15" w:type="dxa"/>
           <w:tblCellMar>
             <w:top w:w="15" w:type="dxa"/>
             <w:left w:w="15" w:type="dxa"/>
@@ -1140,17 +1154,17 @@
           </w:tblCellMar>
         </w:tblPrEx>
         <w:trPr>
-          <w:trHeight w:val="451" w:hRule="atLeast"/>
+          <w:trHeight w:val="451"/>
         </w:trPr>
         <w:tc>
           <w:tcPr>
             <w:tcW w:w="1412" w:type="dxa"/>
             <w:vMerge w:val="restart"/>
             <w:tcBorders>
-              <w:top w:val="single" w:color="000000" w:sz="4" w:space="0"/>
-              <w:left w:val="single" w:color="000000" w:sz="4" w:space="0"/>
-              <w:bottom w:val="single" w:color="000000" w:sz="4" w:space="0"/>
-              <w:right w:val="single" w:color="000000" w:sz="4" w:space="0"/>
+              <w:top w:val="single" w:sz="4" w:space="0" w:color="000000"/>
+              <w:left w:val="single" w:sz="4" w:space="0" w:color="000000"/>
+              <w:bottom w:val="single" w:sz="4" w:space="0" w:color="000000"/>
+              <w:right w:val="single" w:sz="4" w:space="0" w:color="000000"/>
             </w:tcBorders>
             <w:vAlign w:val="center"/>
           </w:tcPr>
@@ -1161,16 +1175,16 @@
               <w:ind w:firstLine="0" w:firstLineChars="0"/>
               <w:jc w:val="center"/>
               <w:rPr>
-                <w:rFonts w:ascii="宋体" w:hAnsi="宋体" w:eastAsia="宋体" w:cs="宋体"/>
-                <w:b/>
-                <w:color w:val="000000"/>
-                <w:kern w:val="0"/>
-                <w:sz w:val="22"/>
-              </w:rPr>
-            </w:pPr>
-            <w:r>
-              <w:rPr>
-                <w:rFonts w:hint="eastAsia" w:ascii="宋体" w:hAnsi="宋体" w:eastAsia="宋体" w:cs="宋体"/>
+                <w:rFonts w:ascii="宋体" w:eastAsia="宋体" w:hAnsi="宋体" w:cs="宋体"/>
+                <w:b/>
+                <w:color w:val="000000"/>
+                <w:kern w:val="0"/>
+                <w:sz w:val="22"/>
+              </w:rPr>
+            </w:pPr>
+            <w:r>
+              <w:rPr>
+                <w:rFonts w:ascii="宋体" w:eastAsia="宋体" w:hAnsi="宋体" w:cs="宋体" w:hint="eastAsia"/>
                 <w:b/>
                 <w:color w:val="000000"/>
                 <w:kern w:val="0"/>
@@ -1186,10 +1200,10 @@
             <w:gridSpan w:val="6"/>
             <w:vMerge w:val="restart"/>
             <w:tcBorders>
-              <w:top w:val="single" w:color="000000" w:sz="4" w:space="0"/>
-              <w:left w:val="single" w:color="000000" w:sz="4" w:space="0"/>
-              <w:bottom w:val="single" w:color="000000" w:sz="4" w:space="0"/>
-              <w:right w:val="single" w:color="000000" w:sz="4" w:space="0"/>
+              <w:top w:val="single" w:sz="4" w:space="0" w:color="000000"/>
+              <w:left w:val="single" w:sz="4" w:space="0" w:color="000000"/>
+              <w:bottom w:val="single" w:sz="4" w:space="0" w:color="000000"/>
+              <w:right w:val="single" w:sz="4" w:space="0" w:color="000000"/>
             </w:tcBorders>
             <w:vAlign w:val="center"/>
           </w:tcPr>
@@ -1200,15 +1214,15 @@
               <w:ind w:firstLine="0" w:firstLineChars="0"/>
               <w:jc w:val="left"/>
               <w:rPr>
-                <w:rFonts w:hint="eastAsia" w:ascii="宋体" w:hAnsi="宋体" w:eastAsia="宋体" w:cs="宋体"/>
-                <w:color w:val="000000"/>
-                <w:kern w:val="0"/>
-                <w:sz w:val="22"/>
-              </w:rPr>
-            </w:pPr>
-            <w:r>
-              <w:rPr>
-                <w:rFonts w:hint="eastAsia" w:ascii="宋体" w:hAnsi="宋体" w:eastAsia="宋体" w:cs="宋体"/>
+                <w:rFonts w:ascii="宋体" w:eastAsia="宋体" w:hAnsi="宋体" w:cs="宋体" w:hint="eastAsia"/>
+                <w:color w:val="000000"/>
+                <w:kern w:val="0"/>
+                <w:sz w:val="22"/>
+              </w:rPr>
+            </w:pPr>
+            <w:r>
+              <w:rPr>
+                <w:rFonts w:ascii="宋体" w:eastAsia="宋体" w:hAnsi="宋体" w:cs="宋体" w:hint="eastAsia"/>
                 <w:color w:val="000000"/>
                 <w:kern w:val="0"/>
                 <w:sz w:val="22"/>
@@ -1223,15 +1237,15 @@
               <w:ind w:firstLine="0" w:firstLineChars="0"/>
               <w:jc w:val="left"/>
               <w:rPr>
-                <w:rFonts w:hint="eastAsia" w:ascii="宋体" w:hAnsi="宋体" w:eastAsia="宋体" w:cs="宋体"/>
-                <w:color w:val="000000"/>
-                <w:kern w:val="0"/>
-                <w:sz w:val="22"/>
-              </w:rPr>
-            </w:pPr>
-            <w:r>
-              <w:rPr>
-                <w:rFonts w:hint="eastAsia" w:ascii="宋体" w:hAnsi="宋体" w:eastAsia="宋体" w:cs="宋体"/>
+                <w:rFonts w:ascii="宋体" w:eastAsia="宋体" w:hAnsi="宋体" w:cs="宋体" w:hint="eastAsia"/>
+                <w:color w:val="000000"/>
+                <w:kern w:val="0"/>
+                <w:sz w:val="22"/>
+              </w:rPr>
+            </w:pPr>
+            <w:r>
+              <w:rPr>
+                <w:rFonts w:ascii="宋体" w:eastAsia="宋体" w:hAnsi="宋体" w:cs="宋体" w:hint="eastAsia"/>
                 <w:color w:val="000000"/>
                 <w:kern w:val="0"/>
                 <w:sz w:val="22"/>
@@ -1240,7 +1254,7 @@
             </w:r>
             <w:r>
               <w:rPr>
-                <w:rFonts w:hint="eastAsia" w:ascii="宋体" w:hAnsi="宋体" w:eastAsia="宋体" w:cs="宋体"/>
+                <w:rFonts w:ascii="宋体" w:eastAsia="宋体" w:hAnsi="宋体" w:cs="宋体" w:hint="eastAsia"/>
                 <w:color w:val="000000"/>
                 <w:kern w:val="0"/>
                 <w:sz w:val="22"/>
@@ -1250,7 +1264,7 @@
             </w:r>
             <w:r>
               <w:rPr>
-                <w:rFonts w:hint="eastAsia" w:ascii="宋体" w:hAnsi="宋体" w:eastAsia="宋体" w:cs="宋体"/>
+                <w:rFonts w:ascii="宋体" w:eastAsia="宋体" w:hAnsi="宋体" w:cs="宋体" w:hint="eastAsia"/>
                 <w:color w:val="000000"/>
                 <w:kern w:val="0"/>
                 <w:sz w:val="22"/>
@@ -1265,15 +1279,15 @@
               <w:ind w:firstLine="0" w:firstLineChars="0"/>
               <w:jc w:val="left"/>
               <w:rPr>
-                <w:rFonts w:hint="eastAsia" w:ascii="宋体" w:hAnsi="宋体" w:eastAsia="宋体" w:cs="宋体"/>
-                <w:color w:val="000000"/>
-                <w:kern w:val="0"/>
-                <w:sz w:val="22"/>
-              </w:rPr>
-            </w:pPr>
-            <w:r>
-              <w:rPr>
-                <w:rFonts w:hint="eastAsia" w:ascii="宋体" w:hAnsi="宋体" w:eastAsia="宋体" w:cs="宋体"/>
+                <w:rFonts w:ascii="宋体" w:eastAsia="宋体" w:hAnsi="宋体" w:cs="宋体" w:hint="eastAsia"/>
+                <w:color w:val="000000"/>
+                <w:kern w:val="0"/>
+                <w:sz w:val="22"/>
+              </w:rPr>
+            </w:pPr>
+            <w:r>
+              <w:rPr>
+                <w:rFonts w:ascii="宋体" w:eastAsia="宋体" w:hAnsi="宋体" w:cs="宋体" w:hint="eastAsia"/>
                 <w:color w:val="000000"/>
                 <w:kern w:val="0"/>
                 <w:sz w:val="22"/>
@@ -1282,7 +1296,7 @@
             </w:r>
             <w:r>
               <w:rPr>
-                <w:rFonts w:hint="eastAsia" w:ascii="宋体" w:hAnsi="宋体" w:eastAsia="宋体" w:cs="宋体"/>
+                <w:rFonts w:ascii="宋体" w:eastAsia="宋体" w:hAnsi="宋体" w:cs="宋体" w:hint="eastAsia"/>
                 <w:color w:val="000000"/>
                 <w:kern w:val="0"/>
                 <w:sz w:val="22"/>
@@ -1292,7 +1306,7 @@
             </w:r>
             <w:r>
               <w:rPr>
-                <w:rFonts w:hint="eastAsia" w:ascii="宋体" w:hAnsi="宋体" w:eastAsia="宋体" w:cs="宋体"/>
+                <w:rFonts w:ascii="宋体" w:eastAsia="宋体" w:hAnsi="宋体" w:cs="宋体" w:hint="eastAsia"/>
                 <w:color w:val="000000"/>
                 <w:kern w:val="0"/>
                 <w:sz w:val="22"/>
@@ -1307,15 +1321,15 @@
               <w:ind w:firstLine="0" w:firstLineChars="0"/>
               <w:jc w:val="left"/>
               <w:rPr>
-                <w:rFonts w:ascii="宋体" w:hAnsi="宋体" w:eastAsia="宋体" w:cs="宋体"/>
-                <w:color w:val="000000"/>
-                <w:kern w:val="0"/>
-                <w:sz w:val="22"/>
-              </w:rPr>
-            </w:pPr>
-            <w:r>
-              <w:rPr>
-                <w:rFonts w:hint="eastAsia" w:ascii="宋体" w:hAnsi="宋体" w:eastAsia="宋体" w:cs="宋体"/>
+                <w:rFonts w:ascii="宋体" w:eastAsia="宋体" w:hAnsi="宋体" w:cs="宋体"/>
+                <w:color w:val="000000"/>
+                <w:kern w:val="0"/>
+                <w:sz w:val="22"/>
+              </w:rPr>
+            </w:pPr>
+            <w:r>
+              <w:rPr>
+                <w:rFonts w:ascii="宋体" w:eastAsia="宋体" w:hAnsi="宋体" w:cs="宋体" w:hint="eastAsia"/>
                 <w:color w:val="000000"/>
                 <w:kern w:val="0"/>
                 <w:sz w:val="22"/>
@@ -1324,7 +1338,7 @@
             </w:r>
             <w:r>
               <w:rPr>
-                <w:rFonts w:hint="eastAsia" w:ascii="宋体" w:hAnsi="宋体" w:eastAsia="宋体" w:cs="宋体"/>
+                <w:rFonts w:ascii="宋体" w:eastAsia="宋体" w:hAnsi="宋体" w:cs="宋体" w:hint="eastAsia"/>
                 <w:color w:val="000000"/>
                 <w:kern w:val="0"/>
                 <w:sz w:val="22"/>
@@ -1334,7 +1348,7 @@
             </w:r>
             <w:r>
               <w:rPr>
-                <w:rFonts w:hint="eastAsia" w:ascii="宋体" w:hAnsi="宋体" w:eastAsia="宋体" w:cs="宋体"/>
+                <w:rFonts w:ascii="宋体" w:eastAsia="宋体" w:hAnsi="宋体" w:cs="宋体" w:hint="eastAsia"/>
                 <w:color w:val="000000"/>
                 <w:kern w:val="0"/>
                 <w:sz w:val="22"/>
@@ -1346,6 +1360,8 @@
       </w:tr>
       <w:tr>
         <w:tblPrEx>
+          <w:tblW w:w="8888" w:type="dxa"/>
+          <w:tblInd w:w="15" w:type="dxa"/>
           <w:tblCellMar>
             <w:top w:w="15" w:type="dxa"/>
             <w:left w:w="15" w:type="dxa"/>
@@ -1354,17 +1370,17 @@
           </w:tblCellMar>
         </w:tblPrEx>
         <w:trPr>
-          <w:trHeight w:val="2822" w:hRule="atLeast"/>
+          <w:trHeight w:val="2822"/>
         </w:trPr>
         <w:tc>
           <w:tcPr>
             <w:tcW w:w="1412" w:type="dxa"/>
-            <w:vMerge w:val="continue"/>
-            <w:tcBorders>
-              <w:top w:val="single" w:color="000000" w:sz="4" w:space="0"/>
-              <w:left w:val="single" w:color="000000" w:sz="4" w:space="0"/>
-              <w:bottom w:val="single" w:color="000000" w:sz="4" w:space="0"/>
-              <w:right w:val="single" w:color="000000" w:sz="4" w:space="0"/>
+            <w:vMerge/>
+            <w:tcBorders>
+              <w:top w:val="single" w:sz="4" w:space="0" w:color="000000"/>
+              <w:left w:val="single" w:sz="4" w:space="0" w:color="000000"/>
+              <w:bottom w:val="single" w:sz="4" w:space="0" w:color="000000"/>
+              <w:right w:val="single" w:sz="4" w:space="0" w:color="000000"/>
             </w:tcBorders>
             <w:vAlign w:val="center"/>
           </w:tcPr>
@@ -1375,7 +1391,7 @@
               <w:ind w:firstLine="0" w:firstLineChars="0"/>
               <w:jc w:val="left"/>
               <w:rPr>
-                <w:rFonts w:ascii="宋体" w:hAnsi="宋体" w:eastAsia="宋体" w:cs="宋体"/>
+                <w:rFonts w:ascii="宋体" w:eastAsia="宋体" w:hAnsi="宋体" w:cs="宋体"/>
                 <w:color w:val="000000"/>
                 <w:kern w:val="0"/>
                 <w:sz w:val="22"/>
@@ -1387,12 +1403,12 @@
           <w:tcPr>
             <w:tcW w:w="7476" w:type="dxa"/>
             <w:gridSpan w:val="6"/>
-            <w:vMerge w:val="continue"/>
-            <w:tcBorders>
-              <w:top w:val="single" w:color="000000" w:sz="4" w:space="0"/>
-              <w:left w:val="single" w:color="000000" w:sz="4" w:space="0"/>
-              <w:bottom w:val="single" w:color="000000" w:sz="4" w:space="0"/>
-              <w:right w:val="single" w:color="000000" w:sz="4" w:space="0"/>
+            <w:vMerge/>
+            <w:tcBorders>
+              <w:top w:val="single" w:sz="4" w:space="0" w:color="000000"/>
+              <w:left w:val="single" w:sz="4" w:space="0" w:color="000000"/>
+              <w:bottom w:val="single" w:sz="4" w:space="0" w:color="000000"/>
+              <w:right w:val="single" w:sz="4" w:space="0" w:color="000000"/>
             </w:tcBorders>
             <w:vAlign w:val="center"/>
           </w:tcPr>
@@ -1403,7 +1419,7 @@
               <w:ind w:firstLine="0" w:firstLineChars="0"/>
               <w:jc w:val="left"/>
               <w:rPr>
-                <w:rFonts w:ascii="宋体" w:hAnsi="宋体" w:eastAsia="宋体" w:cs="宋体"/>
+                <w:rFonts w:ascii="宋体" w:eastAsia="宋体" w:hAnsi="宋体" w:cs="宋体"/>
                 <w:color w:val="000000"/>
                 <w:kern w:val="0"/>
                 <w:sz w:val="22"/>
@@ -1414,6 +1430,8 @@
       </w:tr>
       <w:tr>
         <w:tblPrEx>
+          <w:tblW w:w="8888" w:type="dxa"/>
+          <w:tblInd w:w="15" w:type="dxa"/>
           <w:tblCellMar>
             <w:top w:w="15" w:type="dxa"/>
             <w:left w:w="15" w:type="dxa"/>
@@ -1422,17 +1440,17 @@
           </w:tblCellMar>
         </w:tblPrEx>
         <w:trPr>
-          <w:trHeight w:val="412" w:hRule="atLeast"/>
+          <w:trHeight w:val="412"/>
         </w:trPr>
         <w:tc>
           <w:tcPr>
             <w:tcW w:w="1412" w:type="dxa"/>
-            <w:vMerge w:val="continue"/>
-            <w:tcBorders>
-              <w:top w:val="single" w:color="000000" w:sz="4" w:space="0"/>
-              <w:left w:val="single" w:color="000000" w:sz="4" w:space="0"/>
-              <w:bottom w:val="single" w:color="000000" w:sz="4" w:space="0"/>
-              <w:right w:val="single" w:color="000000" w:sz="4" w:space="0"/>
+            <w:vMerge/>
+            <w:tcBorders>
+              <w:top w:val="single" w:sz="4" w:space="0" w:color="000000"/>
+              <w:left w:val="single" w:sz="4" w:space="0" w:color="000000"/>
+              <w:bottom w:val="single" w:sz="4" w:space="0" w:color="000000"/>
+              <w:right w:val="single" w:sz="4" w:space="0" w:color="000000"/>
             </w:tcBorders>
             <w:vAlign w:val="center"/>
           </w:tcPr>
@@ -1443,7 +1461,7 @@
               <w:ind w:firstLine="0" w:firstLineChars="0"/>
               <w:jc w:val="left"/>
               <w:rPr>
-                <w:rFonts w:ascii="宋体" w:hAnsi="宋体" w:eastAsia="宋体" w:cs="宋体"/>
+                <w:rFonts w:ascii="宋体" w:eastAsia="宋体" w:hAnsi="宋体" w:cs="宋体"/>
                 <w:color w:val="000000"/>
                 <w:kern w:val="0"/>
                 <w:sz w:val="22"/>
@@ -1456,10 +1474,10 @@
             <w:tcW w:w="7476" w:type="dxa"/>
             <w:gridSpan w:val="6"/>
             <w:tcBorders>
-              <w:top w:val="single" w:color="000000" w:sz="4" w:space="0"/>
-              <w:left w:val="single" w:color="000000" w:sz="4" w:space="0"/>
-              <w:bottom w:val="single" w:color="000000" w:sz="4" w:space="0"/>
-              <w:right w:val="single" w:color="000000" w:sz="4" w:space="0"/>
+              <w:top w:val="single" w:sz="4" w:space="0" w:color="000000"/>
+              <w:left w:val="single" w:sz="4" w:space="0" w:color="000000"/>
+              <w:bottom w:val="single" w:sz="4" w:space="0" w:color="000000"/>
+              <w:right w:val="single" w:sz="4" w:space="0" w:color="000000"/>
             </w:tcBorders>
             <w:vAlign w:val="bottom"/>
           </w:tcPr>
@@ -1470,15 +1488,15 @@
               <w:ind w:firstLine="0" w:firstLineChars="0"/>
               <w:jc w:val="left"/>
               <w:rPr>
-                <w:rFonts w:ascii="宋体" w:hAnsi="宋体" w:eastAsia="宋体" w:cs="宋体"/>
-                <w:color w:val="000000"/>
-                <w:kern w:val="0"/>
-                <w:sz w:val="22"/>
-              </w:rPr>
-            </w:pPr>
-            <w:r>
-              <w:rPr>
-                <w:rFonts w:hint="eastAsia" w:ascii="宋体" w:hAnsi="宋体" w:eastAsia="宋体" w:cs="宋体"/>
+                <w:rFonts w:ascii="宋体" w:eastAsia="宋体" w:hAnsi="宋体" w:cs="宋体"/>
+                <w:color w:val="000000"/>
+                <w:kern w:val="0"/>
+                <w:sz w:val="22"/>
+              </w:rPr>
+            </w:pPr>
+            <w:r>
+              <w:rPr>
+                <w:rFonts w:ascii="宋体" w:eastAsia="宋体" w:hAnsi="宋体" w:cs="宋体" w:hint="eastAsia"/>
                 <w:color w:val="000000"/>
                 <w:kern w:val="0"/>
                 <w:sz w:val="22"/>
@@ -1487,7 +1505,7 @@
             </w:r>
             <w:r>
               <w:rPr>
-                <w:rFonts w:hint="eastAsia" w:ascii="宋体" w:hAnsi="宋体" w:eastAsia="宋体" w:cs="宋体"/>
+                <w:rFonts w:ascii="宋体" w:eastAsia="宋体" w:hAnsi="宋体" w:cs="宋体" w:hint="eastAsia"/>
                 <w:color w:val="000000"/>
                 <w:kern w:val="0"/>
                 <w:sz w:val="22"/>
@@ -1497,7 +1515,7 @@
             </w:r>
             <w:r>
               <w:rPr>
-                <w:rFonts w:hint="eastAsia" w:ascii="宋体" w:hAnsi="宋体" w:eastAsia="宋体" w:cs="宋体"/>
+                <w:rFonts w:ascii="宋体" w:eastAsia="宋体" w:hAnsi="宋体" w:cs="宋体" w:hint="eastAsia"/>
                 <w:color w:val="000000"/>
                 <w:kern w:val="0"/>
                 <w:sz w:val="22"/>
@@ -1506,7 +1524,7 @@
             </w:r>
             <w:r>
               <w:rPr>
-                <w:rFonts w:hint="eastAsia" w:ascii="宋体" w:hAnsi="宋体" w:eastAsia="宋体" w:cs="宋体"/>
+                <w:rFonts w:ascii="宋体" w:eastAsia="宋体" w:hAnsi="宋体" w:cs="宋体" w:hint="eastAsia"/>
                 <w:color w:val="000000"/>
                 <w:kern w:val="0"/>
                 <w:sz w:val="22"/>
@@ -1519,6 +1537,8 @@
       </w:tr>
       <w:tr>
         <w:tblPrEx>
+          <w:tblW w:w="8888" w:type="dxa"/>
+          <w:tblInd w:w="15" w:type="dxa"/>
           <w:tblCellMar>
             <w:top w:w="15" w:type="dxa"/>
             <w:left w:w="15" w:type="dxa"/>
@@ -1527,17 +1547,17 @@
           </w:tblCellMar>
         </w:tblPrEx>
         <w:trPr>
-          <w:trHeight w:val="412" w:hRule="atLeast"/>
+          <w:trHeight w:val="412"/>
         </w:trPr>
         <w:tc>
           <w:tcPr>
             <w:tcW w:w="1412" w:type="dxa"/>
-            <w:vMerge w:val="continue"/>
-            <w:tcBorders>
-              <w:top w:val="single" w:color="000000" w:sz="4" w:space="0"/>
-              <w:left w:val="single" w:color="000000" w:sz="4" w:space="0"/>
-              <w:bottom w:val="single" w:color="000000" w:sz="4" w:space="0"/>
-              <w:right w:val="single" w:color="000000" w:sz="4" w:space="0"/>
+            <w:vMerge/>
+            <w:tcBorders>
+              <w:top w:val="single" w:sz="4" w:space="0" w:color="000000"/>
+              <w:left w:val="single" w:sz="4" w:space="0" w:color="000000"/>
+              <w:bottom w:val="single" w:sz="4" w:space="0" w:color="000000"/>
+              <w:right w:val="single" w:sz="4" w:space="0" w:color="000000"/>
             </w:tcBorders>
             <w:vAlign w:val="center"/>
           </w:tcPr>
@@ -1548,7 +1568,7 @@
               <w:ind w:firstLine="0" w:firstLineChars="0"/>
               <w:jc w:val="left"/>
               <w:rPr>
-                <w:rFonts w:ascii="宋体" w:hAnsi="宋体" w:eastAsia="宋体" w:cs="宋体"/>
+                <w:rFonts w:ascii="宋体" w:eastAsia="宋体" w:hAnsi="宋体" w:cs="宋体"/>
                 <w:color w:val="000000"/>
                 <w:kern w:val="0"/>
                 <w:sz w:val="22"/>
@@ -1561,10 +1581,10 @@
             <w:tcW w:w="7476" w:type="dxa"/>
             <w:gridSpan w:val="6"/>
             <w:tcBorders>
-              <w:top w:val="single" w:color="000000" w:sz="4" w:space="0"/>
-              <w:left w:val="single" w:color="000000" w:sz="4" w:space="0"/>
-              <w:bottom w:val="single" w:color="000000" w:sz="4" w:space="0"/>
-              <w:right w:val="single" w:color="000000" w:sz="4" w:space="0"/>
+              <w:top w:val="single" w:sz="4" w:space="0" w:color="000000"/>
+              <w:left w:val="single" w:sz="4" w:space="0" w:color="000000"/>
+              <w:bottom w:val="single" w:sz="4" w:space="0" w:color="000000"/>
+              <w:right w:val="single" w:sz="4" w:space="0" w:color="000000"/>
             </w:tcBorders>
             <w:vAlign w:val="bottom"/>
           </w:tcPr>
@@ -1575,15 +1595,15 @@
               <w:ind w:firstLine="0" w:firstLineChars="0"/>
               <w:jc w:val="left"/>
               <w:rPr>
-                <w:rFonts w:ascii="宋体" w:hAnsi="宋体" w:eastAsia="宋体" w:cs="宋体"/>
-                <w:color w:val="000000"/>
-                <w:kern w:val="0"/>
-                <w:sz w:val="22"/>
-              </w:rPr>
-            </w:pPr>
-            <w:r>
-              <w:rPr>
-                <w:rFonts w:hint="eastAsia" w:ascii="宋体" w:hAnsi="宋体" w:eastAsia="宋体" w:cs="宋体"/>
+                <w:rFonts w:ascii="宋体" w:eastAsia="宋体" w:hAnsi="宋体" w:cs="宋体"/>
+                <w:color w:val="000000"/>
+                <w:kern w:val="0"/>
+                <w:sz w:val="22"/>
+              </w:rPr>
+            </w:pPr>
+            <w:r>
+              <w:rPr>
+                <w:rFonts w:ascii="宋体" w:eastAsia="宋体" w:hAnsi="宋体" w:cs="宋体" w:hint="eastAsia"/>
                 <w:color w:val="000000"/>
                 <w:kern w:val="0"/>
                 <w:sz w:val="22"/>
@@ -1592,7 +1612,7 @@
             </w:r>
             <w:r>
               <w:rPr>
-                <w:rFonts w:hint="eastAsia" w:ascii="宋体" w:hAnsi="宋体" w:eastAsia="宋体" w:cs="宋体"/>
+                <w:rFonts w:ascii="宋体" w:eastAsia="宋体" w:hAnsi="宋体" w:cs="宋体" w:hint="eastAsia"/>
                 <w:color w:val="000000"/>
                 <w:kern w:val="0"/>
                 <w:sz w:val="22"/>
@@ -1602,7 +1622,7 @@
             </w:r>
             <w:r>
               <w:rPr>
-                <w:rFonts w:hint="eastAsia" w:ascii="宋体" w:hAnsi="宋体" w:eastAsia="宋体" w:cs="宋体"/>
+                <w:rFonts w:ascii="宋体" w:eastAsia="宋体" w:hAnsi="宋体" w:cs="宋体" w:hint="eastAsia"/>
                 <w:color w:val="000000"/>
                 <w:kern w:val="0"/>
                 <w:sz w:val="22"/>
@@ -1611,7 +1631,7 @@
             </w:r>
             <w:r>
               <w:rPr>
-                <w:rFonts w:hint="eastAsia" w:ascii="宋体" w:hAnsi="宋体" w:eastAsia="宋体" w:cs="宋体"/>
+                <w:rFonts w:ascii="宋体" w:eastAsia="宋体" w:hAnsi="宋体" w:cs="宋体" w:hint="eastAsia"/>
                 <w:color w:val="000000"/>
                 <w:kern w:val="0"/>
                 <w:sz w:val="22"/>
@@ -1621,7 +1641,7 @@
             </w:r>
             <w:r>
               <w:rPr>
-                <w:rFonts w:hint="eastAsia" w:ascii="宋体" w:hAnsi="宋体" w:eastAsia="宋体" w:cs="宋体"/>
+                <w:rFonts w:ascii="宋体" w:eastAsia="宋体" w:hAnsi="宋体" w:cs="宋体" w:hint="eastAsia"/>
                 <w:color w:val="000000"/>
                 <w:kern w:val="0"/>
                 <w:sz w:val="22"/>
@@ -1633,6 +1653,8 @@
       </w:tr>
       <w:tr>
         <w:tblPrEx>
+          <w:tblW w:w="8888" w:type="dxa"/>
+          <w:tblInd w:w="15" w:type="dxa"/>
           <w:tblCellMar>
             <w:top w:w="15" w:type="dxa"/>
             <w:left w:w="15" w:type="dxa"/>
@@ -1641,16 +1663,16 @@
           </w:tblCellMar>
         </w:tblPrEx>
         <w:trPr>
-          <w:trHeight w:val="412" w:hRule="atLeast"/>
+          <w:trHeight w:val="412"/>
         </w:trPr>
         <w:tc>
           <w:tcPr>
             <w:tcW w:w="1412" w:type="dxa"/>
             <w:tcBorders>
-              <w:top w:val="single" w:color="000000" w:sz="4" w:space="0"/>
-              <w:left w:val="single" w:color="000000" w:sz="4" w:space="0"/>
-              <w:bottom w:val="single" w:color="000000" w:sz="4" w:space="0"/>
-              <w:right w:val="single" w:color="000000" w:sz="4" w:space="0"/>
+              <w:top w:val="single" w:sz="4" w:space="0" w:color="000000"/>
+              <w:left w:val="single" w:sz="4" w:space="0" w:color="000000"/>
+              <w:bottom w:val="single" w:sz="4" w:space="0" w:color="000000"/>
+              <w:right w:val="single" w:sz="4" w:space="0" w:color="000000"/>
             </w:tcBorders>
             <w:vAlign w:val="center"/>
           </w:tcPr>
@@ -1661,16 +1683,16 @@
               <w:ind w:firstLine="0" w:firstLineChars="0"/>
               <w:jc w:val="center"/>
               <w:rPr>
-                <w:rFonts w:ascii="宋体" w:hAnsi="宋体" w:eastAsia="宋体" w:cs="宋体"/>
-                <w:b/>
-                <w:color w:val="000000"/>
-                <w:kern w:val="0"/>
-                <w:sz w:val="22"/>
-              </w:rPr>
-            </w:pPr>
-            <w:r>
-              <w:rPr>
-                <w:rFonts w:hint="eastAsia" w:ascii="宋体" w:hAnsi="宋体" w:eastAsia="宋体" w:cs="宋体"/>
+                <w:rFonts w:ascii="宋体" w:eastAsia="宋体" w:hAnsi="宋体" w:cs="宋体"/>
+                <w:b/>
+                <w:color w:val="000000"/>
+                <w:kern w:val="0"/>
+                <w:sz w:val="22"/>
+              </w:rPr>
+            </w:pPr>
+            <w:r>
+              <w:rPr>
+                <w:rFonts w:ascii="宋体" w:eastAsia="宋体" w:hAnsi="宋体" w:cs="宋体" w:hint="eastAsia"/>
                 <w:b/>
                 <w:color w:val="000000"/>
                 <w:kern w:val="0"/>
@@ -1685,10 +1707,10 @@
             <w:tcW w:w="7476" w:type="dxa"/>
             <w:gridSpan w:val="6"/>
             <w:tcBorders>
-              <w:top w:val="single" w:color="000000" w:sz="4" w:space="0"/>
-              <w:left w:val="single" w:color="000000" w:sz="4" w:space="0"/>
-              <w:bottom w:val="single" w:color="000000" w:sz="4" w:space="0"/>
-              <w:right w:val="single" w:color="000000" w:sz="4" w:space="0"/>
+              <w:top w:val="single" w:sz="4" w:space="0" w:color="000000"/>
+              <w:left w:val="single" w:sz="4" w:space="0" w:color="000000"/>
+              <w:bottom w:val="single" w:sz="4" w:space="0" w:color="000000"/>
+              <w:right w:val="single" w:sz="4" w:space="0" w:color="000000"/>
             </w:tcBorders>
             <w:vAlign w:val="center"/>
           </w:tcPr>
@@ -1699,15 +1721,15 @@
               <w:ind w:firstLine="0" w:firstLineChars="0"/>
               <w:jc w:val="center"/>
               <w:rPr>
-                <w:rFonts w:ascii="宋体" w:hAnsi="宋体" w:eastAsia="宋体" w:cs="宋体"/>
-                <w:color w:val="000000"/>
-                <w:kern w:val="0"/>
-                <w:sz w:val="22"/>
-              </w:rPr>
-            </w:pPr>
-            <w:r>
-              <w:rPr>
-                <w:rFonts w:hint="eastAsia" w:ascii="宋体" w:hAnsi="宋体" w:eastAsia="宋体" w:cs="宋体"/>
+                <w:rFonts w:ascii="宋体" w:eastAsia="宋体" w:hAnsi="宋体" w:cs="宋体"/>
+                <w:color w:val="000000"/>
+                <w:kern w:val="0"/>
+                <w:sz w:val="22"/>
+              </w:rPr>
+            </w:pPr>
+            <w:r>
+              <w:rPr>
+                <w:rFonts w:ascii="宋体" w:eastAsia="宋体" w:hAnsi="宋体" w:cs="宋体" w:hint="eastAsia"/>
                 <w:color w:val="000000"/>
                 <w:kern w:val="0"/>
                 <w:sz w:val="22"/>
@@ -1719,6 +1741,8 @@
       </w:tr>
       <w:tr>
         <w:tblPrEx>
+          <w:tblW w:w="8888" w:type="dxa"/>
+          <w:tblInd w:w="15" w:type="dxa"/>
           <w:tblCellMar>
             <w:top w:w="15" w:type="dxa"/>
             <w:left w:w="15" w:type="dxa"/>
@@ -1727,16 +1751,16 @@
           </w:tblCellMar>
         </w:tblPrEx>
         <w:trPr>
-          <w:trHeight w:val="412" w:hRule="atLeast"/>
+          <w:trHeight w:val="412"/>
         </w:trPr>
         <w:tc>
           <w:tcPr>
             <w:tcW w:w="1412" w:type="dxa"/>
             <w:tcBorders>
-              <w:top w:val="single" w:color="000000" w:sz="4" w:space="0"/>
-              <w:left w:val="single" w:color="000000" w:sz="4" w:space="0"/>
-              <w:bottom w:val="single" w:color="000000" w:sz="4" w:space="0"/>
-              <w:right w:val="single" w:color="000000" w:sz="4" w:space="0"/>
+              <w:top w:val="single" w:sz="4" w:space="0" w:color="000000"/>
+              <w:left w:val="single" w:sz="4" w:space="0" w:color="000000"/>
+              <w:bottom w:val="single" w:sz="4" w:space="0" w:color="000000"/>
+              <w:right w:val="single" w:sz="4" w:space="0" w:color="000000"/>
             </w:tcBorders>
             <w:vAlign w:val="center"/>
           </w:tcPr>
@@ -1747,16 +1771,16 @@
               <w:ind w:firstLine="0" w:firstLineChars="0"/>
               <w:jc w:val="center"/>
               <w:rPr>
-                <w:rFonts w:ascii="宋体" w:hAnsi="宋体" w:eastAsia="宋体" w:cs="宋体"/>
-                <w:b/>
-                <w:color w:val="000000"/>
-                <w:kern w:val="0"/>
-                <w:sz w:val="22"/>
-              </w:rPr>
-            </w:pPr>
-            <w:r>
-              <w:rPr>
-                <w:rFonts w:hint="eastAsia" w:ascii="宋体" w:hAnsi="宋体" w:eastAsia="宋体" w:cs="宋体"/>
+                <w:rFonts w:ascii="宋体" w:eastAsia="宋体" w:hAnsi="宋体" w:cs="宋体"/>
+                <w:b/>
+                <w:color w:val="000000"/>
+                <w:kern w:val="0"/>
+                <w:sz w:val="22"/>
+              </w:rPr>
+            </w:pPr>
+            <w:r>
+              <w:rPr>
+                <w:rFonts w:ascii="宋体" w:eastAsia="宋体" w:hAnsi="宋体" w:cs="宋体" w:hint="eastAsia"/>
                 <w:b/>
                 <w:color w:val="000000"/>
                 <w:kern w:val="0"/>
@@ -1771,9 +1795,9 @@
             <w:tcW w:w="7476" w:type="dxa"/>
             <w:gridSpan w:val="6"/>
             <w:tcBorders>
-              <w:left w:val="single" w:color="000000" w:sz="4" w:space="0"/>
-              <w:bottom w:val="single" w:color="000000" w:sz="4" w:space="0"/>
-              <w:right w:val="single" w:color="000000" w:sz="4" w:space="0"/>
+              <w:left w:val="single" w:sz="4" w:space="0" w:color="000000"/>
+              <w:bottom w:val="single" w:sz="4" w:space="0" w:color="000000"/>
+              <w:right w:val="single" w:sz="4" w:space="0" w:color="000000"/>
             </w:tcBorders>
             <w:vAlign w:val="bottom"/>
           </w:tcPr>
@@ -1784,15 +1808,15 @@
               <w:ind w:firstLine="0" w:firstLineChars="0"/>
               <w:jc w:val="left"/>
               <w:rPr>
-                <w:rFonts w:ascii="宋体" w:hAnsi="宋体" w:eastAsia="宋体" w:cs="宋体"/>
-                <w:color w:val="000000"/>
-                <w:kern w:val="0"/>
-                <w:sz w:val="22"/>
-              </w:rPr>
-            </w:pPr>
-            <w:r>
-              <w:rPr>
-                <w:rFonts w:hint="eastAsia" w:ascii="宋体" w:hAnsi="宋体" w:eastAsia="宋体" w:cs="宋体"/>
+                <w:rFonts w:ascii="宋体" w:eastAsia="宋体" w:hAnsi="宋体" w:cs="宋体"/>
+                <w:color w:val="000000"/>
+                <w:kern w:val="0"/>
+                <w:sz w:val="22"/>
+              </w:rPr>
+            </w:pPr>
+            <w:r>
+              <w:rPr>
+                <w:rFonts w:ascii="宋体" w:eastAsia="宋体" w:hAnsi="宋体" w:cs="宋体" w:hint="eastAsia"/>
                 <w:color w:val="000000"/>
                 <w:kern w:val="0"/>
                 <w:sz w:val="22"/>
@@ -1801,7 +1825,7 @@
             </w:r>
             <w:r>
               <w:rPr>
-                <w:rFonts w:hint="eastAsia" w:ascii="宋体" w:hAnsi="宋体" w:eastAsia="宋体" w:cs="宋体"/>
+                <w:rFonts w:ascii="宋体" w:eastAsia="宋体" w:hAnsi="宋体" w:cs="宋体" w:hint="eastAsia"/>
                 <w:color w:val="000000"/>
                 <w:kern w:val="0"/>
                 <w:sz w:val="22"/>
@@ -1811,7 +1835,7 @@
             </w:r>
             <w:r>
               <w:rPr>
-                <w:rFonts w:hint="eastAsia" w:ascii="宋体" w:hAnsi="宋体" w:eastAsia="宋体" w:cs="宋体"/>
+                <w:rFonts w:ascii="宋体" w:eastAsia="宋体" w:hAnsi="宋体" w:cs="宋体" w:hint="eastAsia"/>
                 <w:color w:val="000000"/>
                 <w:kern w:val="0"/>
                 <w:sz w:val="22"/>
@@ -1820,7 +1844,7 @@
             </w:r>
             <w:r>
               <w:rPr>
-                <w:rFonts w:ascii="宋体" w:hAnsi="宋体" w:eastAsia="宋体" w:cs="宋体"/>
+                <w:rFonts w:ascii="宋体" w:eastAsia="宋体" w:hAnsi="宋体" w:cs="宋体"/>
                 <w:color w:val="000000"/>
                 <w:kern w:val="0"/>
                 <w:sz w:val="22"/>
@@ -1829,7 +1853,7 @@
             </w:r>
             <w:r>
               <w:rPr>
-                <w:rFonts w:hint="eastAsia" w:ascii="宋体" w:hAnsi="宋体" w:eastAsia="宋体" w:cs="宋体"/>
+                <w:rFonts w:ascii="宋体" w:eastAsia="宋体" w:hAnsi="宋体" w:cs="宋体" w:hint="eastAsia"/>
                 <w:color w:val="000000"/>
                 <w:kern w:val="0"/>
                 <w:sz w:val="22"/>
@@ -1841,7 +1865,7 @@
             <w:bookmarkEnd w:id="0"/>
             <w:r>
               <w:rPr>
-                <w:rFonts w:hint="eastAsia" w:ascii="宋体" w:hAnsi="宋体" w:eastAsia="宋体" w:cs="宋体"/>
+                <w:rFonts w:ascii="宋体" w:eastAsia="宋体" w:hAnsi="宋体" w:cs="宋体" w:hint="eastAsia"/>
                 <w:color w:val="000000"/>
                 <w:kern w:val="0"/>
                 <w:sz w:val="22"/>
@@ -1851,7 +1875,7 @@
             </w:r>
             <w:r>
               <w:rPr>
-                <w:rFonts w:hint="eastAsia" w:ascii="宋体" w:hAnsi="宋体" w:eastAsia="宋体" w:cs="宋体"/>
+                <w:rFonts w:ascii="宋体" w:eastAsia="宋体" w:hAnsi="宋体" w:cs="宋体" w:hint="eastAsia"/>
                 <w:color w:val="000000"/>
                 <w:kern w:val="0"/>
                 <w:sz w:val="22"/>
@@ -1868,53 +1892,26 @@
       </w:pPr>
     </w:p>
     <w:sectPr>
-      <w:headerReference r:id="rId7" w:type="first"/>
-      <w:footerReference r:id="rId10" w:type="first"/>
-      <w:headerReference r:id="rId5" w:type="default"/>
-      <w:footerReference r:id="rId8" w:type="default"/>
-      <w:headerReference r:id="rId6" w:type="even"/>
-      <w:footerReference r:id="rId9" w:type="even"/>
+      <w:headerReference w:type="even" r:id="rId4"/>
+      <w:headerReference w:type="default" r:id="rId5"/>
+      <w:footerReference w:type="even" r:id="rId6"/>
+      <w:footerReference w:type="default" r:id="rId7"/>
+      <w:headerReference w:type="first" r:id="rId8"/>
+      <w:footerReference w:type="first" r:id="rId9"/>
       <w:pgSz w:w="11906" w:h="16838"/>
       <w:pgMar w:top="1440" w:right="1800" w:bottom="1440" w:left="1800" w:header="851" w:footer="992" w:gutter="0"/>
-      <w:cols w:space="425" w:num="1"/>
+      <w:cols w:num="1" w:space="425"/>
       <w:docGrid w:type="lines" w:linePitch="312" w:charSpace="0"/>
     </w:sectPr>
   </w:body>
 </w:document>
 </file>
 
-<file path=word/endnotes.xml><?xml version="1.0" encoding="utf-8"?>
-<w:endnotes xmlns:wpc="http://schemas.microsoft.com/office/word/2010/wordprocessingCanvas" xmlns:mc="http://schemas.openxmlformats.org/markup-compatibility/2006" xmlns:o="urn:schemas-microsoft-com:office:office" xmlns:r="http://schemas.openxmlformats.org/officeDocument/2006/relationships" xmlns:m="http://schemas.openxmlformats.org/officeDocument/2006/math" xmlns:v="urn:schemas-microsoft-com:vml" xmlns:wp14="http://schemas.microsoft.com/office/word/2010/wordprocessingDrawing" xmlns:wp="http://schemas.openxmlformats.org/drawingml/2006/wordprocessingDrawing" xmlns:w="http://schemas.openxmlformats.org/wordprocessingml/2006/main" xmlns:w14="http://schemas.microsoft.com/office/word/2010/wordml" xmlns:w15="http://schemas.microsoft.com/office/word/2012/wordml" xmlns:w10="urn:schemas-microsoft-com:office:word" xmlns:wpg="http://schemas.microsoft.com/office/word/2010/wordprocessingGroup" xmlns:wpi="http://schemas.microsoft.com/office/word/2010/wordprocessingInk" xmlns:wne="http://schemas.microsoft.com/office/word/2006/wordml" xmlns:wps="http://schemas.microsoft.com/office/word/2010/wordprocessingShape" xmlns:wpsCustomData="http://www.wps.cn/officeDocument/2013/wpsCustomData" mc:Ignorable="w14 w15 wp14">
-  <w:endnote w:type="separator" w:id="0">
-    <w:p>
-      <w:pPr>
-        <w:spacing w:line="240" w:lineRule="auto"/>
-        <w:ind w:firstLine="420"/>
-      </w:pPr>
-      <w:r>
-        <w:separator/>
-      </w:r>
-    </w:p>
-  </w:endnote>
-  <w:endnote w:type="continuationSeparator" w:id="1">
-    <w:p>
-      <w:pPr>
-        <w:spacing w:line="240" w:lineRule="auto"/>
-        <w:ind w:firstLine="420"/>
-      </w:pPr>
-      <w:r>
-        <w:continuationSeparator/>
-      </w:r>
-    </w:p>
-  </w:endnote>
-</w:endnotes>
-</file>
-
 <file path=word/footer1.xml><?xml version="1.0" encoding="utf-8"?>
-<w:ftr xmlns:wpc="http://schemas.microsoft.com/office/word/2010/wordprocessingCanvas" xmlns:mc="http://schemas.openxmlformats.org/markup-compatibility/2006" xmlns:o="urn:schemas-microsoft-com:office:office" xmlns:r="http://schemas.openxmlformats.org/officeDocument/2006/relationships" xmlns:m="http://schemas.openxmlformats.org/officeDocument/2006/math" xmlns:v="urn:schemas-microsoft-com:vml" xmlns:wp14="http://schemas.microsoft.com/office/word/2010/wordprocessingDrawing" xmlns:wp="http://schemas.openxmlformats.org/drawingml/2006/wordprocessingDrawing" xmlns:w10="urn:schemas-microsoft-com:office:word" xmlns:w="http://schemas.openxmlformats.org/wordprocessingml/2006/main" xmlns:w14="http://schemas.microsoft.com/office/word/2010/wordml" xmlns:w15="http://schemas.microsoft.com/office/word/2012/wordml" xmlns:wpg="http://schemas.microsoft.com/office/word/2010/wordprocessingGroup" xmlns:wpi="http://schemas.microsoft.com/office/word/2010/wordprocessingInk" xmlns:wne="http://schemas.microsoft.com/office/word/2006/wordml" xmlns:wps="http://schemas.microsoft.com/office/word/2010/wordprocessingShape" xmlns:wpsCustomData="http://www.wps.cn/officeDocument/2013/wpsCustomData" mc:Ignorable="w14 w15 wp14">
+<w:ftr xmlns:wpc="http://schemas.microsoft.com/office/word/2010/wordprocessingCanvas" xmlns:mc="http://schemas.openxmlformats.org/markup-compatibility/2006" xmlns:o="urn:schemas-microsoft-com:office:office" xmlns:r="http://schemas.openxmlformats.org/officeDocument/2006/relationships" xmlns:m="http://schemas.openxmlformats.org/officeDocument/2006/math" xmlns:v="urn:schemas-microsoft-com:vml" xmlns:wp14="http://schemas.microsoft.com/office/word/2010/wordprocessingDrawing" xmlns:wp="http://schemas.openxmlformats.org/drawingml/2006/wordprocessingDrawing" xmlns:w10="urn:schemas-microsoft-com:office:word" xmlns:w="http://schemas.openxmlformats.org/wordprocessingml/2006/main" xmlns:w14="http://schemas.microsoft.com/office/word/2010/wordml" xmlns:w15="http://schemas.microsoft.com/office/word/2012/wordml" xmlns:wne="http://schemas.microsoft.com/office/word/2006/wordml" xmlns:wpg="http://schemas.microsoft.com/office/word/2010/wordprocessingGroup" xmlns:wpi="http://schemas.microsoft.com/office/word/2010/wordprocessingInk" xmlns:wps="http://schemas.microsoft.com/office/word/2010/wordprocessingShape" mc:Ignorable="w14 w15 wp14">
   <w:p>
     <w:pPr>
-      <w:pStyle w:val="6"/>
+      <w:pStyle w:val="Footer"/>
       <w:ind w:firstLine="360"/>
     </w:pPr>
   </w:p>
@@ -1922,10 +1919,10 @@
 </file>
 
 <file path=word/footer2.xml><?xml version="1.0" encoding="utf-8"?>
-<w:ftr xmlns:wpc="http://schemas.microsoft.com/office/word/2010/wordprocessingCanvas" xmlns:mc="http://schemas.openxmlformats.org/markup-compatibility/2006" xmlns:o="urn:schemas-microsoft-com:office:office" xmlns:r="http://schemas.openxmlformats.org/officeDocument/2006/relationships" xmlns:m="http://schemas.openxmlformats.org/officeDocument/2006/math" xmlns:v="urn:schemas-microsoft-com:vml" xmlns:wp14="http://schemas.microsoft.com/office/word/2010/wordprocessingDrawing" xmlns:wp="http://schemas.openxmlformats.org/drawingml/2006/wordprocessingDrawing" xmlns:w10="urn:schemas-microsoft-com:office:word" xmlns:w="http://schemas.openxmlformats.org/wordprocessingml/2006/main" xmlns:w14="http://schemas.microsoft.com/office/word/2010/wordml" xmlns:w15="http://schemas.microsoft.com/office/word/2012/wordml" xmlns:wpg="http://schemas.microsoft.com/office/word/2010/wordprocessingGroup" xmlns:wpi="http://schemas.microsoft.com/office/word/2010/wordprocessingInk" xmlns:wne="http://schemas.microsoft.com/office/word/2006/wordml" xmlns:wps="http://schemas.microsoft.com/office/word/2010/wordprocessingShape" xmlns:wpsCustomData="http://www.wps.cn/officeDocument/2013/wpsCustomData" mc:Ignorable="w14 w15 wp14">
+<w:ftr xmlns:wpc="http://schemas.microsoft.com/office/word/2010/wordprocessingCanvas" xmlns:mc="http://schemas.openxmlformats.org/markup-compatibility/2006" xmlns:o="urn:schemas-microsoft-com:office:office" xmlns:r="http://schemas.openxmlformats.org/officeDocument/2006/relationships" xmlns:m="http://schemas.openxmlformats.org/officeDocument/2006/math" xmlns:v="urn:schemas-microsoft-com:vml" xmlns:wp14="http://schemas.microsoft.com/office/word/2010/wordprocessingDrawing" xmlns:wp="http://schemas.openxmlformats.org/drawingml/2006/wordprocessingDrawing" xmlns:w10="urn:schemas-microsoft-com:office:word" xmlns:w="http://schemas.openxmlformats.org/wordprocessingml/2006/main" xmlns:w14="http://schemas.microsoft.com/office/word/2010/wordml" xmlns:w15="http://schemas.microsoft.com/office/word/2012/wordml" xmlns:wne="http://schemas.microsoft.com/office/word/2006/wordml" xmlns:wpg="http://schemas.microsoft.com/office/word/2010/wordprocessingGroup" xmlns:wpi="http://schemas.microsoft.com/office/word/2010/wordprocessingInk" xmlns:wps="http://schemas.microsoft.com/office/word/2010/wordprocessingShape" mc:Ignorable="w14 w15 wp14">
   <w:p>
     <w:pPr>
-      <w:pStyle w:val="6"/>
+      <w:pStyle w:val="Footer"/>
       <w:ind w:firstLine="360"/>
     </w:pPr>
   </w:p>
@@ -1933,48 +1930,21 @@
 </file>
 
 <file path=word/footer3.xml><?xml version="1.0" encoding="utf-8"?>
-<w:ftr xmlns:wpc="http://schemas.microsoft.com/office/word/2010/wordprocessingCanvas" xmlns:mc="http://schemas.openxmlformats.org/markup-compatibility/2006" xmlns:o="urn:schemas-microsoft-com:office:office" xmlns:r="http://schemas.openxmlformats.org/officeDocument/2006/relationships" xmlns:m="http://schemas.openxmlformats.org/officeDocument/2006/math" xmlns:v="urn:schemas-microsoft-com:vml" xmlns:wp14="http://schemas.microsoft.com/office/word/2010/wordprocessingDrawing" xmlns:wp="http://schemas.openxmlformats.org/drawingml/2006/wordprocessingDrawing" xmlns:w10="urn:schemas-microsoft-com:office:word" xmlns:w="http://schemas.openxmlformats.org/wordprocessingml/2006/main" xmlns:w14="http://schemas.microsoft.com/office/word/2010/wordml" xmlns:w15="http://schemas.microsoft.com/office/word/2012/wordml" xmlns:wpg="http://schemas.microsoft.com/office/word/2010/wordprocessingGroup" xmlns:wpi="http://schemas.microsoft.com/office/word/2010/wordprocessingInk" xmlns:wne="http://schemas.microsoft.com/office/word/2006/wordml" xmlns:wps="http://schemas.microsoft.com/office/word/2010/wordprocessingShape" xmlns:wpsCustomData="http://www.wps.cn/officeDocument/2013/wpsCustomData" mc:Ignorable="w14 w15 wp14">
+<w:ftr xmlns:wpc="http://schemas.microsoft.com/office/word/2010/wordprocessingCanvas" xmlns:mc="http://schemas.openxmlformats.org/markup-compatibility/2006" xmlns:o="urn:schemas-microsoft-com:office:office" xmlns:r="http://schemas.openxmlformats.org/officeDocument/2006/relationships" xmlns:m="http://schemas.openxmlformats.org/officeDocument/2006/math" xmlns:v="urn:schemas-microsoft-com:vml" xmlns:wp14="http://schemas.microsoft.com/office/word/2010/wordprocessingDrawing" xmlns:wp="http://schemas.openxmlformats.org/drawingml/2006/wordprocessingDrawing" xmlns:w10="urn:schemas-microsoft-com:office:word" xmlns:w="http://schemas.openxmlformats.org/wordprocessingml/2006/main" xmlns:w14="http://schemas.microsoft.com/office/word/2010/wordml" xmlns:w15="http://schemas.microsoft.com/office/word/2012/wordml" xmlns:wne="http://schemas.microsoft.com/office/word/2006/wordml" xmlns:wpg="http://schemas.microsoft.com/office/word/2010/wordprocessingGroup" xmlns:wpi="http://schemas.microsoft.com/office/word/2010/wordprocessingInk" xmlns:wps="http://schemas.microsoft.com/office/word/2010/wordprocessingShape" mc:Ignorable="w14 w15 wp14">
   <w:p>
     <w:pPr>
-      <w:pStyle w:val="6"/>
+      <w:pStyle w:val="Footer"/>
       <w:ind w:firstLine="360"/>
     </w:pPr>
   </w:p>
 </w:ftr>
 </file>
 
-<file path=word/footnotes.xml><?xml version="1.0" encoding="utf-8"?>
-<w:footnotes xmlns:wpc="http://schemas.microsoft.com/office/word/2010/wordprocessingCanvas" xmlns:mc="http://schemas.openxmlformats.org/markup-compatibility/2006" xmlns:o="urn:schemas-microsoft-com:office:office" xmlns:r="http://schemas.openxmlformats.org/officeDocument/2006/relationships" xmlns:m="http://schemas.openxmlformats.org/officeDocument/2006/math" xmlns:v="urn:schemas-microsoft-com:vml" xmlns:wp14="http://schemas.microsoft.com/office/word/2010/wordprocessingDrawing" xmlns:wp="http://schemas.openxmlformats.org/drawingml/2006/wordprocessingDrawing" xmlns:w="http://schemas.openxmlformats.org/wordprocessingml/2006/main" xmlns:w14="http://schemas.microsoft.com/office/word/2010/wordml" xmlns:w15="http://schemas.microsoft.com/office/word/2012/wordml" xmlns:w10="urn:schemas-microsoft-com:office:word" xmlns:wpg="http://schemas.microsoft.com/office/word/2010/wordprocessingGroup" xmlns:wpi="http://schemas.microsoft.com/office/word/2010/wordprocessingInk" xmlns:wne="http://schemas.microsoft.com/office/word/2006/wordml" xmlns:wps="http://schemas.microsoft.com/office/word/2010/wordprocessingShape" xmlns:wpsCustomData="http://www.wps.cn/officeDocument/2013/wpsCustomData" mc:Ignorable="w14 w15 wp14">
-  <w:footnote w:type="separator" w:id="0">
-    <w:p>
-      <w:pPr>
-        <w:spacing w:line="360" w:lineRule="auto"/>
-        <w:ind w:firstLine="420"/>
-      </w:pPr>
-      <w:r>
-        <w:separator/>
-      </w:r>
-    </w:p>
-  </w:footnote>
-  <w:footnote w:type="continuationSeparator" w:id="1">
-    <w:p>
-      <w:pPr>
-        <w:spacing w:line="360" w:lineRule="auto"/>
-        <w:ind w:firstLine="420"/>
-      </w:pPr>
-      <w:r>
-        <w:continuationSeparator/>
-      </w:r>
-    </w:p>
-  </w:footnote>
-</w:footnotes>
-</file>
-
 <file path=word/header1.xml><?xml version="1.0" encoding="utf-8"?>
-<w:hdr xmlns:wpc="http://schemas.microsoft.com/office/word/2010/wordprocessingCanvas" xmlns:mc="http://schemas.openxmlformats.org/markup-compatibility/2006" xmlns:o="urn:schemas-microsoft-com:office:office" xmlns:r="http://schemas.openxmlformats.org/officeDocument/2006/relationships" xmlns:m="http://schemas.openxmlformats.org/officeDocument/2006/math" xmlns:v="urn:schemas-microsoft-com:vml" xmlns:wp14="http://schemas.microsoft.com/office/word/2010/wordprocessingDrawing" xmlns:wp="http://schemas.openxmlformats.org/drawingml/2006/wordprocessingDrawing" xmlns:w10="urn:schemas-microsoft-com:office:word" xmlns:w="http://schemas.openxmlformats.org/wordprocessingml/2006/main" xmlns:w14="http://schemas.microsoft.com/office/word/2010/wordml" xmlns:w15="http://schemas.microsoft.com/office/word/2012/wordml" xmlns:wpg="http://schemas.microsoft.com/office/word/2010/wordprocessingGroup" xmlns:wpi="http://schemas.microsoft.com/office/word/2010/wordprocessingInk" xmlns:wne="http://schemas.microsoft.com/office/word/2006/wordml" xmlns:wps="http://schemas.microsoft.com/office/word/2010/wordprocessingShape" xmlns:wpsCustomData="http://www.wps.cn/officeDocument/2013/wpsCustomData" mc:Ignorable="w14 w15 wp14">
+<w:hdr xmlns:wpc="http://schemas.microsoft.com/office/word/2010/wordprocessingCanvas" xmlns:mc="http://schemas.openxmlformats.org/markup-compatibility/2006" xmlns:o="urn:schemas-microsoft-com:office:office" xmlns:r="http://schemas.openxmlformats.org/officeDocument/2006/relationships" xmlns:m="http://schemas.openxmlformats.org/officeDocument/2006/math" xmlns:v="urn:schemas-microsoft-com:vml" xmlns:wp14="http://schemas.microsoft.com/office/word/2010/wordprocessingDrawing" xmlns:wp="http://schemas.openxmlformats.org/drawingml/2006/wordprocessingDrawing" xmlns:w10="urn:schemas-microsoft-com:office:word" xmlns:w="http://schemas.openxmlformats.org/wordprocessingml/2006/main" xmlns:w14="http://schemas.microsoft.com/office/word/2010/wordml" xmlns:w15="http://schemas.microsoft.com/office/word/2012/wordml" xmlns:wne="http://schemas.microsoft.com/office/word/2006/wordml" xmlns:wpg="http://schemas.microsoft.com/office/word/2010/wordprocessingGroup" xmlns:wpi="http://schemas.microsoft.com/office/word/2010/wordprocessingInk" xmlns:wps="http://schemas.microsoft.com/office/word/2010/wordprocessingShape" mc:Ignorable="w14 w15 wp14">
   <w:p>
     <w:pPr>
-      <w:pStyle w:val="7"/>
+      <w:pStyle w:val="Header"/>
       <w:ind w:firstLine="360"/>
     </w:pPr>
   </w:p>
@@ -1982,10 +1952,10 @@
 </file>
 
 <file path=word/header2.xml><?xml version="1.0" encoding="utf-8"?>
-<w:hdr xmlns:wpc="http://schemas.microsoft.com/office/word/2010/wordprocessingCanvas" xmlns:mc="http://schemas.openxmlformats.org/markup-compatibility/2006" xmlns:o="urn:schemas-microsoft-com:office:office" xmlns:r="http://schemas.openxmlformats.org/officeDocument/2006/relationships" xmlns:m="http://schemas.openxmlformats.org/officeDocument/2006/math" xmlns:v="urn:schemas-microsoft-com:vml" xmlns:wp14="http://schemas.microsoft.com/office/word/2010/wordprocessingDrawing" xmlns:wp="http://schemas.openxmlformats.org/drawingml/2006/wordprocessingDrawing" xmlns:w10="urn:schemas-microsoft-com:office:word" xmlns:w="http://schemas.openxmlformats.org/wordprocessingml/2006/main" xmlns:w14="http://schemas.microsoft.com/office/word/2010/wordml" xmlns:w15="http://schemas.microsoft.com/office/word/2012/wordml" xmlns:wpg="http://schemas.microsoft.com/office/word/2010/wordprocessingGroup" xmlns:wpi="http://schemas.microsoft.com/office/word/2010/wordprocessingInk" xmlns:wne="http://schemas.microsoft.com/office/word/2006/wordml" xmlns:wps="http://schemas.microsoft.com/office/word/2010/wordprocessingShape" xmlns:wpsCustomData="http://www.wps.cn/officeDocument/2013/wpsCustomData" mc:Ignorable="w14 w15 wp14">
+<w:hdr xmlns:wpc="http://schemas.microsoft.com/office/word/2010/wordprocessingCanvas" xmlns:mc="http://schemas.openxmlformats.org/markup-compatibility/2006" xmlns:o="urn:schemas-microsoft-com:office:office" xmlns:r="http://schemas.openxmlformats.org/officeDocument/2006/relationships" xmlns:m="http://schemas.openxmlformats.org/officeDocument/2006/math" xmlns:v="urn:schemas-microsoft-com:vml" xmlns:wp14="http://schemas.microsoft.com/office/word/2010/wordprocessingDrawing" xmlns:wp="http://schemas.openxmlformats.org/drawingml/2006/wordprocessingDrawing" xmlns:w10="urn:schemas-microsoft-com:office:word" xmlns:w="http://schemas.openxmlformats.org/wordprocessingml/2006/main" xmlns:w14="http://schemas.microsoft.com/office/word/2010/wordml" xmlns:w15="http://schemas.microsoft.com/office/word/2012/wordml" xmlns:wne="http://schemas.microsoft.com/office/word/2006/wordml" xmlns:wpg="http://schemas.microsoft.com/office/word/2010/wordprocessingGroup" xmlns:wpi="http://schemas.microsoft.com/office/word/2010/wordprocessingInk" xmlns:wps="http://schemas.microsoft.com/office/word/2010/wordprocessingShape" mc:Ignorable="w14 w15 wp14">
   <w:p>
     <w:pPr>
-      <w:pStyle w:val="7"/>
+      <w:pStyle w:val="Header"/>
       <w:ind w:firstLine="360"/>
     </w:pPr>
   </w:p>
@@ -1993,10 +1963,10 @@
 </file>
 
 <file path=word/header3.xml><?xml version="1.0" encoding="utf-8"?>
-<w:hdr xmlns:wpc="http://schemas.microsoft.com/office/word/2010/wordprocessingCanvas" xmlns:mc="http://schemas.openxmlformats.org/markup-compatibility/2006" xmlns:o="urn:schemas-microsoft-com:office:office" xmlns:r="http://schemas.openxmlformats.org/officeDocument/2006/relationships" xmlns:m="http://schemas.openxmlformats.org/officeDocument/2006/math" xmlns:v="urn:schemas-microsoft-com:vml" xmlns:wp14="http://schemas.microsoft.com/office/word/2010/wordprocessingDrawing" xmlns:wp="http://schemas.openxmlformats.org/drawingml/2006/wordprocessingDrawing" xmlns:w10="urn:schemas-microsoft-com:office:word" xmlns:w="http://schemas.openxmlformats.org/wordprocessingml/2006/main" xmlns:w14="http://schemas.microsoft.com/office/word/2010/wordml" xmlns:w15="http://schemas.microsoft.com/office/word/2012/wordml" xmlns:wpg="http://schemas.microsoft.com/office/word/2010/wordprocessingGroup" xmlns:wpi="http://schemas.microsoft.com/office/word/2010/wordprocessingInk" xmlns:wne="http://schemas.microsoft.com/office/word/2006/wordml" xmlns:wps="http://schemas.microsoft.com/office/word/2010/wordprocessingShape" xmlns:wpsCustomData="http://www.wps.cn/officeDocument/2013/wpsCustomData" mc:Ignorable="w14 w15 wp14">
+<w:hdr xmlns:wpc="http://schemas.microsoft.com/office/word/2010/wordprocessingCanvas" xmlns:mc="http://schemas.openxmlformats.org/markup-compatibility/2006" xmlns:o="urn:schemas-microsoft-com:office:office" xmlns:r="http://schemas.openxmlformats.org/officeDocument/2006/relationships" xmlns:m="http://schemas.openxmlformats.org/officeDocument/2006/math" xmlns:v="urn:schemas-microsoft-com:vml" xmlns:wp14="http://schemas.microsoft.com/office/word/2010/wordprocessingDrawing" xmlns:wp="http://schemas.openxmlformats.org/drawingml/2006/wordprocessingDrawing" xmlns:w10="urn:schemas-microsoft-com:office:word" xmlns:w="http://schemas.openxmlformats.org/wordprocessingml/2006/main" xmlns:w14="http://schemas.microsoft.com/office/word/2010/wordml" xmlns:w15="http://schemas.microsoft.com/office/word/2012/wordml" xmlns:wne="http://schemas.microsoft.com/office/word/2006/wordml" xmlns:wpg="http://schemas.microsoft.com/office/word/2010/wordprocessingGroup" xmlns:wpi="http://schemas.microsoft.com/office/word/2010/wordprocessingInk" xmlns:wps="http://schemas.microsoft.com/office/word/2010/wordprocessingShape" mc:Ignorable="w14 w15 wp14">
   <w:p>
     <w:pPr>
-      <w:pStyle w:val="7"/>
+      <w:pStyle w:val="Header"/>
       <w:ind w:firstLine="360"/>
     </w:pPr>
   </w:p>
@@ -2004,59 +1974,59 @@
 </file>
 
 <file path=word/numbering.xml><?xml version="1.0" encoding="utf-8"?>
-<w:numbering xmlns:wpc="http://schemas.microsoft.com/office/word/2010/wordprocessingCanvas" xmlns:mc="http://schemas.openxmlformats.org/markup-compatibility/2006" xmlns:o="urn:schemas-microsoft-com:office:office" xmlns:r="http://schemas.openxmlformats.org/officeDocument/2006/relationships" xmlns:m="http://schemas.openxmlformats.org/officeDocument/2006/math" xmlns:v="urn:schemas-microsoft-com:vml" xmlns:wp14="http://schemas.microsoft.com/office/word/2010/wordprocessingDrawing" xmlns:wp="http://schemas.openxmlformats.org/drawingml/2006/wordprocessingDrawing" xmlns:w10="urn:schemas-microsoft-com:office:word" xmlns:w="http://schemas.openxmlformats.org/wordprocessingml/2006/main" xmlns:w14="http://schemas.microsoft.com/office/word/2010/wordml" xmlns:wpg="http://schemas.microsoft.com/office/word/2010/wordprocessingGroup" xmlns:wpi="http://schemas.microsoft.com/office/word/2010/wordprocessingInk" xmlns:wne="http://schemas.microsoft.com/office/word/2006/wordml" xmlns:wps="http://schemas.microsoft.com/office/word/2010/wordprocessingShape" xmlns:wpsCustomData="http://www.wps.cn/officeDocument/2013/wpsCustomData" mc:Ignorable="w14 wp14">
+<w:numbering xmlns:wpc="http://schemas.microsoft.com/office/word/2010/wordprocessingCanvas" xmlns:mc="http://schemas.openxmlformats.org/markup-compatibility/2006" xmlns:o="urn:schemas-microsoft-com:office:office" xmlns:r="http://schemas.openxmlformats.org/officeDocument/2006/relationships" xmlns:m="http://schemas.openxmlformats.org/officeDocument/2006/math" xmlns:v="urn:schemas-microsoft-com:vml" xmlns:wp14="http://schemas.microsoft.com/office/word/2010/wordprocessingDrawing" xmlns:wp="http://schemas.openxmlformats.org/drawingml/2006/wordprocessingDrawing" xmlns:w10="urn:schemas-microsoft-com:office:word" xmlns:w="http://schemas.openxmlformats.org/wordprocessingml/2006/main" xmlns:w14="http://schemas.microsoft.com/office/word/2010/wordml" xmlns:w15="http://schemas.microsoft.com/office/word/2012/wordml" xmlns:wne="http://schemas.microsoft.com/office/word/2006/wordml" xmlns:wpg="http://schemas.microsoft.com/office/word/2010/wordprocessingGroup" xmlns:wpi="http://schemas.microsoft.com/office/word/2010/wordprocessingInk" xmlns:wps="http://schemas.microsoft.com/office/word/2010/wordprocessingShape" mc:Ignorable="w14 w15 wp14">
   <w:abstractNum w:abstractNumId="0">
     <w:nsid w:val="1C7E3891"/>
     <w:multiLevelType w:val="multilevel"/>
     <w:tmpl w:val="1C7E3891"/>
-    <w:lvl w:ilvl="0" w:tentative="0">
+    <w:lvl w:ilvl="0">
       <w:start w:val="1"/>
       <w:numFmt w:val="decimal"/>
-      <w:pStyle w:val="2"/>
+      <w:pStyle w:val="Heading1"/>
       <w:lvlText w:val="%1."/>
       <w:lvlJc w:val="left"/>
       <w:pPr>
         <w:ind w:left="425" w:hanging="425"/>
       </w:pPr>
       <w:rPr>
-        <w:rFonts w:hint="eastAsia" w:eastAsia="宋体"/>
+        <w:rFonts w:eastAsia="宋体" w:hint="eastAsia"/>
         <w:sz w:val="32"/>
       </w:rPr>
     </w:lvl>
-    <w:lvl w:ilvl="1" w:tentative="0">
+    <w:lvl w:ilvl="1">
       <w:start w:val="1"/>
       <w:numFmt w:val="decimal"/>
       <w:lvlRestart w:val="0"/>
-      <w:pStyle w:val="3"/>
+      <w:pStyle w:val="Heading2"/>
       <w:lvlText w:val="%1.%2."/>
       <w:lvlJc w:val="left"/>
       <w:pPr>
         <w:ind w:left="567" w:hanging="567"/>
       </w:pPr>
       <w:rPr>
-        <w:rFonts w:hint="eastAsia" w:eastAsia="宋体"/>
+        <w:rFonts w:eastAsia="宋体" w:hint="eastAsia"/>
         <w:sz w:val="30"/>
       </w:rPr>
     </w:lvl>
-    <w:lvl w:ilvl="2" w:tentative="0">
+    <w:lvl w:ilvl="2">
       <w:start w:val="1"/>
       <w:numFmt w:val="decimal"/>
       <w:lvlRestart w:val="0"/>
-      <w:pStyle w:val="4"/>
+      <w:pStyle w:val="Heading3"/>
       <w:lvlText w:val="%1.%2.%3."/>
       <w:lvlJc w:val="left"/>
       <w:pPr>
         <w:ind w:left="709" w:hanging="709"/>
       </w:pPr>
       <w:rPr>
-        <w:rFonts w:hint="eastAsia" w:eastAsia="宋体"/>
+        <w:rFonts w:eastAsia="宋体" w:hint="eastAsia"/>
         <w:sz w:val="28"/>
       </w:rPr>
     </w:lvl>
-    <w:lvl w:ilvl="3" w:tentative="0">
+    <w:lvl w:ilvl="3">
       <w:start w:val="1"/>
       <w:numFmt w:val="decimal"/>
-      <w:pStyle w:val="5"/>
+      <w:pStyle w:val="Heading4"/>
       <w:lvlText w:val="%1.%2.%3.%4."/>
       <w:lvlJc w:val="left"/>
       <w:pPr>
@@ -2066,7 +2036,7 @@
         <w:rFonts w:hint="eastAsia"/>
       </w:rPr>
     </w:lvl>
-    <w:lvl w:ilvl="4" w:tentative="0">
+    <w:lvl w:ilvl="4">
       <w:start w:val="1"/>
       <w:numFmt w:val="decimal"/>
       <w:lvlText w:val="%1.%2.%3.%4.%5."/>
@@ -2078,7 +2048,7 @@
         <w:rFonts w:hint="eastAsia"/>
       </w:rPr>
     </w:lvl>
-    <w:lvl w:ilvl="5" w:tentative="0">
+    <w:lvl w:ilvl="5">
       <w:start w:val="1"/>
       <w:numFmt w:val="decimal"/>
       <w:lvlText w:val="%1.%2.%3.%4.%5.%6."/>
@@ -2090,7 +2060,7 @@
         <w:rFonts w:hint="eastAsia"/>
       </w:rPr>
     </w:lvl>
-    <w:lvl w:ilvl="6" w:tentative="0">
+    <w:lvl w:ilvl="6">
       <w:start w:val="1"/>
       <w:numFmt w:val="decimal"/>
       <w:lvlText w:val="%1.%2.%3.%4.%5.%6.%7."/>
@@ -2102,7 +2072,7 @@
         <w:rFonts w:hint="eastAsia"/>
       </w:rPr>
     </w:lvl>
-    <w:lvl w:ilvl="7" w:tentative="0">
+    <w:lvl w:ilvl="7">
       <w:start w:val="1"/>
       <w:numFmt w:val="decimal"/>
       <w:lvlText w:val="%1.%2.%3.%4.%5.%6.%7.%8."/>
@@ -2114,7 +2084,7 @@
         <w:rFonts w:hint="eastAsia"/>
       </w:rPr>
     </w:lvl>
-    <w:lvl w:ilvl="8" w:tentative="0">
+    <w:lvl w:ilvl="8">
       <w:start w:val="1"/>
       <w:numFmt w:val="decimal"/>
       <w:lvlText w:val="%1.%2.%3.%4.%5.%6.%7.%8.%9."/>
@@ -2134,269 +2104,267 @@
 </file>
 
 <file path=word/styles.xml><?xml version="1.0" encoding="utf-8"?>
-<w:styles xmlns:mc="http://schemas.openxmlformats.org/markup-compatibility/2006" xmlns:o="urn:schemas-microsoft-com:office:office" xmlns:r="http://schemas.openxmlformats.org/officeDocument/2006/relationships" xmlns:m="http://schemas.openxmlformats.org/officeDocument/2006/math" xmlns:v="urn:schemas-microsoft-com:vml" xmlns:w="http://schemas.openxmlformats.org/wordprocessingml/2006/main" xmlns:w14="http://schemas.microsoft.com/office/word/2010/wordml" xmlns:w10="urn:schemas-microsoft-com:office:word" xmlns:sl="http://schemas.openxmlformats.org/schemaLibrary/2006/main" xmlns:wpsCustomData="http://www.wps.cn/officeDocument/2013/wpsCustomData" mc:Ignorable="w14">
+<w:styles xmlns:mc="http://schemas.openxmlformats.org/markup-compatibility/2006" xmlns:r="http://schemas.openxmlformats.org/officeDocument/2006/relationships" xmlns:w="http://schemas.openxmlformats.org/wordprocessingml/2006/main" xmlns:w14="http://schemas.microsoft.com/office/word/2010/wordml" xmlns:w15="http://schemas.microsoft.com/office/word/2012/wordml" mc:Ignorable="w14 w15">
   <w:docDefaults>
     <w:rPrDefault>
       <w:rPr>
-        <w:rFonts w:ascii="Times New Roman" w:hAnsi="Times New Roman" w:eastAsia="宋体" w:cs="Times New Roman"/>
+        <w:rFonts w:ascii="Times New Roman" w:eastAsia="宋体" w:hAnsi="Times New Roman" w:cs="Times New Roman"/>
       </w:rPr>
     </w:rPrDefault>
     <w:pPrDefault/>
   </w:docDefaults>
-  <w:latentStyles w:count="260" w:defQFormat="0" w:defUnhideWhenUsed="1" w:defSemiHidden="1" w:defUIPriority="99" w:defLockedState="0">
-    <w:lsdException w:qFormat="1" w:unhideWhenUsed="0" w:uiPriority="0" w:semiHidden="0" w:name="Normal"/>
-    <w:lsdException w:qFormat="1" w:unhideWhenUsed="0" w:uiPriority="9" w:semiHidden="0" w:name="heading 1"/>
-    <w:lsdException w:qFormat="1" w:uiPriority="9" w:semiHidden="0" w:name="heading 2"/>
-    <w:lsdException w:qFormat="1" w:uiPriority="9" w:semiHidden="0" w:name="heading 3"/>
-    <w:lsdException w:qFormat="1" w:uiPriority="9" w:name="heading 4"/>
-    <w:lsdException w:qFormat="1" w:uiPriority="9" w:name="heading 5"/>
-    <w:lsdException w:qFormat="1" w:uiPriority="9" w:name="heading 6"/>
-    <w:lsdException w:qFormat="1" w:uiPriority="9" w:name="heading 7"/>
-    <w:lsdException w:qFormat="1" w:uiPriority="9" w:name="heading 8"/>
-    <w:lsdException w:qFormat="1" w:uiPriority="9" w:name="heading 9"/>
-    <w:lsdException w:uiPriority="99" w:name="index 1"/>
-    <w:lsdException w:uiPriority="99" w:name="index 2"/>
-    <w:lsdException w:uiPriority="99" w:name="index 3"/>
-    <w:lsdException w:uiPriority="99" w:name="index 4"/>
-    <w:lsdException w:uiPriority="99" w:name="index 5"/>
-    <w:lsdException w:uiPriority="99" w:name="index 6"/>
-    <w:lsdException w:uiPriority="99" w:name="index 7"/>
-    <w:lsdException w:uiPriority="99" w:name="index 8"/>
-    <w:lsdException w:uiPriority="99" w:name="index 9"/>
-    <w:lsdException w:uiPriority="39" w:name="toc 1"/>
-    <w:lsdException w:uiPriority="39" w:name="toc 2"/>
-    <w:lsdException w:uiPriority="39" w:name="toc 3"/>
-    <w:lsdException w:uiPriority="39" w:name="toc 4"/>
-    <w:lsdException w:uiPriority="39" w:name="toc 5"/>
-    <w:lsdException w:uiPriority="39" w:name="toc 6"/>
-    <w:lsdException w:uiPriority="39" w:name="toc 7"/>
-    <w:lsdException w:uiPriority="39" w:name="toc 8"/>
-    <w:lsdException w:uiPriority="39" w:name="toc 9"/>
-    <w:lsdException w:uiPriority="99" w:name="Normal Indent"/>
-    <w:lsdException w:uiPriority="99" w:name="footnote text"/>
-    <w:lsdException w:uiPriority="99" w:name="annotation text"/>
-    <w:lsdException w:qFormat="1" w:uiPriority="99" w:semiHidden="0" w:name="header"/>
-    <w:lsdException w:qFormat="1" w:uiPriority="99" w:semiHidden="0" w:name="footer"/>
-    <w:lsdException w:uiPriority="99" w:name="index heading"/>
-    <w:lsdException w:qFormat="1" w:uiPriority="35" w:name="caption"/>
-    <w:lsdException w:uiPriority="99" w:name="table of figures"/>
-    <w:lsdException w:uiPriority="99" w:name="envelope address"/>
-    <w:lsdException w:uiPriority="99" w:name="envelope return"/>
-    <w:lsdException w:uiPriority="99" w:name="footnote reference"/>
-    <w:lsdException w:uiPriority="99" w:name="annotation reference"/>
-    <w:lsdException w:uiPriority="99" w:name="line number"/>
-    <w:lsdException w:uiPriority="99" w:name="page number"/>
-    <w:lsdException w:uiPriority="99" w:name="endnote reference"/>
-    <w:lsdException w:uiPriority="99" w:name="endnote text"/>
-    <w:lsdException w:uiPriority="99" w:name="table of authorities"/>
-    <w:lsdException w:uiPriority="99" w:name="macro"/>
-    <w:lsdException w:uiPriority="99" w:name="toa heading"/>
-    <w:lsdException w:uiPriority="99" w:name="List"/>
-    <w:lsdException w:uiPriority="99" w:name="List Bullet"/>
-    <w:lsdException w:uiPriority="99" w:name="List Number"/>
-    <w:lsdException w:uiPriority="99" w:name="List 2"/>
-    <w:lsdException w:uiPriority="99" w:name="List 3"/>
-    <w:lsdException w:uiPriority="99" w:name="List 4"/>
-    <w:lsdException w:uiPriority="99" w:name="List 5"/>
-    <w:lsdException w:uiPriority="99" w:name="List Bullet 2"/>
-    <w:lsdException w:uiPriority="99" w:name="List Bullet 3"/>
-    <w:lsdException w:uiPriority="99" w:name="List Bullet 4"/>
-    <w:lsdException w:uiPriority="99" w:name="List Bullet 5"/>
-    <w:lsdException w:uiPriority="99" w:name="List Number 2"/>
-    <w:lsdException w:uiPriority="99" w:name="List Number 3"/>
-    <w:lsdException w:uiPriority="99" w:name="List Number 4"/>
-    <w:lsdException w:uiPriority="99" w:name="List Number 5"/>
-    <w:lsdException w:qFormat="1" w:unhideWhenUsed="0" w:uiPriority="10" w:semiHidden="0" w:name="Title"/>
-    <w:lsdException w:uiPriority="99" w:name="Closing"/>
-    <w:lsdException w:uiPriority="99" w:name="Signature"/>
-    <w:lsdException w:qFormat="1" w:uiPriority="1" w:name="Default Paragraph Font"/>
-    <w:lsdException w:uiPriority="99" w:name="Body Text"/>
-    <w:lsdException w:uiPriority="99" w:name="Body Text Indent"/>
-    <w:lsdException w:uiPriority="99" w:name="List Continue"/>
-    <w:lsdException w:uiPriority="99" w:name="List Continue 2"/>
-    <w:lsdException w:uiPriority="99" w:name="List Continue 3"/>
-    <w:lsdException w:uiPriority="99" w:name="List Continue 4"/>
-    <w:lsdException w:uiPriority="99" w:name="List Continue 5"/>
-    <w:lsdException w:uiPriority="99" w:name="Message Header"/>
-    <w:lsdException w:qFormat="1" w:unhideWhenUsed="0" w:uiPriority="11" w:semiHidden="0" w:name="Subtitle"/>
-    <w:lsdException w:uiPriority="99" w:name="Salutation"/>
-    <w:lsdException w:uiPriority="99" w:name="Date"/>
-    <w:lsdException w:uiPriority="99" w:name="Body Text First Indent"/>
-    <w:lsdException w:uiPriority="99" w:name="Body Text First Indent 2"/>
-    <w:lsdException w:uiPriority="99" w:name="Note Heading"/>
-    <w:lsdException w:uiPriority="99" w:name="Body Text 2"/>
-    <w:lsdException w:uiPriority="99" w:name="Body Text 3"/>
-    <w:lsdException w:uiPriority="99" w:name="Body Text Indent 2"/>
-    <w:lsdException w:uiPriority="99" w:name="Body Text Indent 3"/>
-    <w:lsdException w:uiPriority="99" w:name="Block Text"/>
-    <w:lsdException w:uiPriority="99" w:name="Hyperlink"/>
-    <w:lsdException w:uiPriority="99" w:name="FollowedHyperlink"/>
-    <w:lsdException w:qFormat="1" w:unhideWhenUsed="0" w:uiPriority="22" w:semiHidden="0" w:name="Strong"/>
-    <w:lsdException w:qFormat="1" w:unhideWhenUsed="0" w:uiPriority="20" w:semiHidden="0" w:name="Emphasis"/>
-    <w:lsdException w:uiPriority="99" w:name="Document Map"/>
-    <w:lsdException w:uiPriority="99" w:name="Plain Text"/>
-    <w:lsdException w:uiPriority="99" w:name="E-mail Signature"/>
-    <w:lsdException w:uiPriority="99" w:name="Normal (Web)"/>
-    <w:lsdException w:uiPriority="99" w:name="HTML Acronym"/>
-    <w:lsdException w:uiPriority="99" w:name="HTML Address"/>
-    <w:lsdException w:uiPriority="99" w:name="HTML Cite"/>
-    <w:lsdException w:uiPriority="99" w:name="HTML Code"/>
-    <w:lsdException w:uiPriority="99" w:name="HTML Definition"/>
-    <w:lsdException w:uiPriority="99" w:name="HTML Keyboard"/>
-    <w:lsdException w:uiPriority="99" w:name="HTML Preformatted"/>
-    <w:lsdException w:uiPriority="99" w:name="HTML Sample"/>
-    <w:lsdException w:uiPriority="99" w:name="HTML Typewriter"/>
-    <w:lsdException w:uiPriority="99" w:name="HTML Variable"/>
-    <w:lsdException w:qFormat="1" w:uiPriority="99" w:name="Normal Table"/>
-    <w:lsdException w:uiPriority="99" w:name="annotation subject"/>
-    <w:lsdException w:uiPriority="99" w:name="Table Simple 1"/>
-    <w:lsdException w:uiPriority="99" w:name="Table Simple 2"/>
-    <w:lsdException w:uiPriority="99" w:name="Table Simple 3"/>
-    <w:lsdException w:uiPriority="99" w:name="Table Classic 1"/>
-    <w:lsdException w:uiPriority="99" w:name="Table Classic 2"/>
-    <w:lsdException w:uiPriority="99" w:name="Table Classic 3"/>
-    <w:lsdException w:uiPriority="99" w:name="Table Classic 4"/>
-    <w:lsdException w:uiPriority="99" w:name="Table Colorful 1"/>
-    <w:lsdException w:uiPriority="99" w:name="Table Colorful 2"/>
-    <w:lsdException w:uiPriority="99" w:name="Table Colorful 3"/>
-    <w:lsdException w:uiPriority="99" w:name="Table Columns 1"/>
-    <w:lsdException w:uiPriority="99" w:name="Table Columns 2"/>
-    <w:lsdException w:uiPriority="99" w:name="Table Columns 3"/>
-    <w:lsdException w:uiPriority="99" w:name="Table Columns 4"/>
-    <w:lsdException w:uiPriority="99" w:name="Table Columns 5"/>
-    <w:lsdException w:uiPriority="99" w:name="Table Grid 1"/>
-    <w:lsdException w:uiPriority="99" w:name="Table Grid 2"/>
-    <w:lsdException w:uiPriority="99" w:name="Table Grid 3"/>
-    <w:lsdException w:uiPriority="99" w:name="Table Grid 4"/>
-    <w:lsdException w:uiPriority="99" w:name="Table Grid 5"/>
-    <w:lsdException w:uiPriority="99" w:name="Table Grid 6"/>
-    <w:lsdException w:uiPriority="99" w:name="Table Grid 7"/>
-    <w:lsdException w:uiPriority="99" w:name="Table Grid 8"/>
-    <w:lsdException w:uiPriority="99" w:name="Table List 1"/>
-    <w:lsdException w:uiPriority="99" w:name="Table List 2"/>
-    <w:lsdException w:uiPriority="99" w:name="Table List 3"/>
-    <w:lsdException w:uiPriority="99" w:name="Table List 4"/>
-    <w:lsdException w:uiPriority="99" w:name="Table List 5"/>
-    <w:lsdException w:uiPriority="99" w:name="Table List 6"/>
-    <w:lsdException w:uiPriority="99" w:name="Table List 7"/>
-    <w:lsdException w:uiPriority="99" w:name="Table List 8"/>
-    <w:lsdException w:uiPriority="99" w:name="Table 3D effects 1"/>
-    <w:lsdException w:uiPriority="99" w:name="Table 3D effects 2"/>
-    <w:lsdException w:uiPriority="99" w:name="Table 3D effects 3"/>
-    <w:lsdException w:uiPriority="99" w:name="Table Contemporary"/>
-    <w:lsdException w:uiPriority="99" w:name="Table Elegant"/>
-    <w:lsdException w:uiPriority="99" w:name="Table Professional"/>
-    <w:lsdException w:uiPriority="99" w:name="Table Subtle 1"/>
-    <w:lsdException w:uiPriority="99" w:name="Table Subtle 2"/>
-    <w:lsdException w:uiPriority="99" w:name="Table Web 1"/>
-    <w:lsdException w:uiPriority="99" w:name="Table Web 2"/>
-    <w:lsdException w:uiPriority="99" w:name="Table Web 3"/>
-    <w:lsdException w:uiPriority="99" w:name="Balloon Text"/>
-    <w:lsdException w:unhideWhenUsed="0" w:uiPriority="39" w:semiHidden="0" w:name="Table Grid"/>
-    <w:lsdException w:uiPriority="99" w:name="Table Theme"/>
-    <w:lsdException w:unhideWhenUsed="0" w:uiPriority="60" w:semiHidden="0" w:name="Light Shading"/>
-    <w:lsdException w:unhideWhenUsed="0" w:uiPriority="61" w:semiHidden="0" w:name="Light List"/>
-    <w:lsdException w:unhideWhenUsed="0" w:uiPriority="62" w:semiHidden="0" w:name="Light Grid"/>
-    <w:lsdException w:unhideWhenUsed="0" w:uiPriority="63" w:semiHidden="0" w:name="Medium Shading 1"/>
-    <w:lsdException w:unhideWhenUsed="0" w:uiPriority="64" w:semiHidden="0" w:name="Medium Shading 2"/>
-    <w:lsdException w:unhideWhenUsed="0" w:uiPriority="65" w:semiHidden="0" w:name="Medium List 1"/>
-    <w:lsdException w:unhideWhenUsed="0" w:uiPriority="66" w:semiHidden="0" w:name="Medium List 2"/>
-    <w:lsdException w:unhideWhenUsed="0" w:uiPriority="67" w:semiHidden="0" w:name="Medium Grid 1"/>
-    <w:lsdException w:unhideWhenUsed="0" w:uiPriority="68" w:semiHidden="0" w:name="Medium Grid 2"/>
-    <w:lsdException w:unhideWhenUsed="0" w:uiPriority="69" w:semiHidden="0" w:name="Medium Grid 3"/>
-    <w:lsdException w:unhideWhenUsed="0" w:uiPriority="70" w:semiHidden="0" w:name="Dark List"/>
-    <w:lsdException w:unhideWhenUsed="0" w:uiPriority="71" w:semiHidden="0" w:name="Colorful Shading"/>
-    <w:lsdException w:unhideWhenUsed="0" w:uiPriority="72" w:semiHidden="0" w:name="Colorful List"/>
-    <w:lsdException w:unhideWhenUsed="0" w:uiPriority="73" w:semiHidden="0" w:name="Colorful Grid"/>
-    <w:lsdException w:unhideWhenUsed="0" w:uiPriority="60" w:semiHidden="0" w:name="Light Shading Accent 1"/>
-    <w:lsdException w:unhideWhenUsed="0" w:uiPriority="61" w:semiHidden="0" w:name="Light List Accent 1"/>
-    <w:lsdException w:unhideWhenUsed="0" w:uiPriority="62" w:semiHidden="0" w:name="Light Grid Accent 1"/>
-    <w:lsdException w:unhideWhenUsed="0" w:uiPriority="63" w:semiHidden="0" w:name="Medium Shading 1 Accent 1"/>
-    <w:lsdException w:unhideWhenUsed="0" w:uiPriority="64" w:semiHidden="0" w:name="Medium Shading 2 Accent 1"/>
-    <w:lsdException w:unhideWhenUsed="0" w:uiPriority="65" w:semiHidden="0" w:name="Medium List 1 Accent 1"/>
-    <w:lsdException w:unhideWhenUsed="0" w:uiPriority="66" w:semiHidden="0" w:name="Medium List 2 Accent 1"/>
-    <w:lsdException w:unhideWhenUsed="0" w:uiPriority="67" w:semiHidden="0" w:name="Medium Grid 1 Accent 1"/>
-    <w:lsdException w:unhideWhenUsed="0" w:uiPriority="68" w:semiHidden="0" w:name="Medium Grid 2 Accent 1"/>
-    <w:lsdException w:unhideWhenUsed="0" w:uiPriority="69" w:semiHidden="0" w:name="Medium Grid 3 Accent 1"/>
-    <w:lsdException w:unhideWhenUsed="0" w:uiPriority="70" w:semiHidden="0" w:name="Dark List Accent 1"/>
-    <w:lsdException w:unhideWhenUsed="0" w:uiPriority="71" w:semiHidden="0" w:name="Colorful Shading Accent 1"/>
-    <w:lsdException w:unhideWhenUsed="0" w:uiPriority="72" w:semiHidden="0" w:name="Colorful List Accent 1"/>
-    <w:lsdException w:unhideWhenUsed="0" w:uiPriority="73" w:semiHidden="0" w:name="Colorful Grid Accent 1"/>
-    <w:lsdException w:unhideWhenUsed="0" w:uiPriority="60" w:semiHidden="0" w:name="Light Shading Accent 2"/>
-    <w:lsdException w:unhideWhenUsed="0" w:uiPriority="61" w:semiHidden="0" w:name="Light List Accent 2"/>
-    <w:lsdException w:unhideWhenUsed="0" w:uiPriority="62" w:semiHidden="0" w:name="Light Grid Accent 2"/>
-    <w:lsdException w:unhideWhenUsed="0" w:uiPriority="63" w:semiHidden="0" w:name="Medium Shading 1 Accent 2"/>
-    <w:lsdException w:unhideWhenUsed="0" w:uiPriority="64" w:semiHidden="0" w:name="Medium Shading 2 Accent 2"/>
-    <w:lsdException w:unhideWhenUsed="0" w:uiPriority="65" w:semiHidden="0" w:name="Medium List 1 Accent 2"/>
-    <w:lsdException w:unhideWhenUsed="0" w:uiPriority="66" w:semiHidden="0" w:name="Medium List 2 Accent 2"/>
-    <w:lsdException w:unhideWhenUsed="0" w:uiPriority="67" w:semiHidden="0" w:name="Medium Grid 1 Accent 2"/>
-    <w:lsdException w:unhideWhenUsed="0" w:uiPriority="68" w:semiHidden="0" w:name="Medium Grid 2 Accent 2"/>
-    <w:lsdException w:unhideWhenUsed="0" w:uiPriority="69" w:semiHidden="0" w:name="Medium Grid 3 Accent 2"/>
-    <w:lsdException w:unhideWhenUsed="0" w:uiPriority="70" w:semiHidden="0" w:name="Dark List Accent 2"/>
-    <w:lsdException w:unhideWhenUsed="0" w:uiPriority="71" w:semiHidden="0" w:name="Colorful Shading Accent 2"/>
-    <w:lsdException w:unhideWhenUsed="0" w:uiPriority="72" w:semiHidden="0" w:name="Colorful List Accent 2"/>
-    <w:lsdException w:unhideWhenUsed="0" w:uiPriority="73" w:semiHidden="0" w:name="Colorful Grid Accent 2"/>
-    <w:lsdException w:unhideWhenUsed="0" w:uiPriority="60" w:semiHidden="0" w:name="Light Shading Accent 3"/>
-    <w:lsdException w:unhideWhenUsed="0" w:uiPriority="61" w:semiHidden="0" w:name="Light List Accent 3"/>
-    <w:lsdException w:unhideWhenUsed="0" w:uiPriority="62" w:semiHidden="0" w:name="Light Grid Accent 3"/>
-    <w:lsdException w:unhideWhenUsed="0" w:uiPriority="63" w:semiHidden="0" w:name="Medium Shading 1 Accent 3"/>
-    <w:lsdException w:unhideWhenUsed="0" w:uiPriority="64" w:semiHidden="0" w:name="Medium Shading 2 Accent 3"/>
-    <w:lsdException w:unhideWhenUsed="0" w:uiPriority="65" w:semiHidden="0" w:name="Medium List 1 Accent 3"/>
-    <w:lsdException w:unhideWhenUsed="0" w:uiPriority="66" w:semiHidden="0" w:name="Medium List 2 Accent 3"/>
-    <w:lsdException w:unhideWhenUsed="0" w:uiPriority="67" w:semiHidden="0" w:name="Medium Grid 1 Accent 3"/>
-    <w:lsdException w:unhideWhenUsed="0" w:uiPriority="68" w:semiHidden="0" w:name="Medium Grid 2 Accent 3"/>
-    <w:lsdException w:unhideWhenUsed="0" w:uiPriority="69" w:semiHidden="0" w:name="Medium Grid 3 Accent 3"/>
-    <w:lsdException w:unhideWhenUsed="0" w:uiPriority="70" w:semiHidden="0" w:name="Dark List Accent 3"/>
-    <w:lsdException w:unhideWhenUsed="0" w:uiPriority="71" w:semiHidden="0" w:name="Colorful Shading Accent 3"/>
-    <w:lsdException w:unhideWhenUsed="0" w:uiPriority="72" w:semiHidden="0" w:name="Colorful List Accent 3"/>
-    <w:lsdException w:unhideWhenUsed="0" w:uiPriority="73" w:semiHidden="0" w:name="Colorful Grid Accent 3"/>
-    <w:lsdException w:unhideWhenUsed="0" w:uiPriority="60" w:semiHidden="0" w:name="Light Shading Accent 4"/>
-    <w:lsdException w:unhideWhenUsed="0" w:uiPriority="61" w:semiHidden="0" w:name="Light List Accent 4"/>
-    <w:lsdException w:unhideWhenUsed="0" w:uiPriority="62" w:semiHidden="0" w:name="Light Grid Accent 4"/>
-    <w:lsdException w:unhideWhenUsed="0" w:uiPriority="63" w:semiHidden="0" w:name="Medium Shading 1 Accent 4"/>
-    <w:lsdException w:unhideWhenUsed="0" w:uiPriority="64" w:semiHidden="0" w:name="Medium Shading 2 Accent 4"/>
-    <w:lsdException w:unhideWhenUsed="0" w:uiPriority="65" w:semiHidden="0" w:name="Medium List 1 Accent 4"/>
-    <w:lsdException w:unhideWhenUsed="0" w:uiPriority="66" w:semiHidden="0" w:name="Medium List 2 Accent 4"/>
-    <w:lsdException w:unhideWhenUsed="0" w:uiPriority="67" w:semiHidden="0" w:name="Medium Grid 1 Accent 4"/>
-    <w:lsdException w:unhideWhenUsed="0" w:uiPriority="68" w:semiHidden="0" w:name="Medium Grid 2 Accent 4"/>
-    <w:lsdException w:unhideWhenUsed="0" w:uiPriority="69" w:semiHidden="0" w:name="Medium Grid 3 Accent 4"/>
-    <w:lsdException w:unhideWhenUsed="0" w:uiPriority="70" w:semiHidden="0" w:name="Dark List Accent 4"/>
-    <w:lsdException w:unhideWhenUsed="0" w:uiPriority="71" w:semiHidden="0" w:name="Colorful Shading Accent 4"/>
-    <w:lsdException w:unhideWhenUsed="0" w:uiPriority="72" w:semiHidden="0" w:name="Colorful List Accent 4"/>
-    <w:lsdException w:unhideWhenUsed="0" w:uiPriority="73" w:semiHidden="0" w:name="Colorful Grid Accent 4"/>
-    <w:lsdException w:unhideWhenUsed="0" w:uiPriority="60" w:semiHidden="0" w:name="Light Shading Accent 5"/>
-    <w:lsdException w:unhideWhenUsed="0" w:uiPriority="61" w:semiHidden="0" w:name="Light List Accent 5"/>
-    <w:lsdException w:unhideWhenUsed="0" w:uiPriority="62" w:semiHidden="0" w:name="Light Grid Accent 5"/>
-    <w:lsdException w:unhideWhenUsed="0" w:uiPriority="63" w:semiHidden="0" w:name="Medium Shading 1 Accent 5"/>
-    <w:lsdException w:unhideWhenUsed="0" w:uiPriority="64" w:semiHidden="0" w:name="Medium Shading 2 Accent 5"/>
-    <w:lsdException w:unhideWhenUsed="0" w:uiPriority="65" w:semiHidden="0" w:name="Medium List 1 Accent 5"/>
-    <w:lsdException w:unhideWhenUsed="0" w:uiPriority="66" w:semiHidden="0" w:name="Medium List 2 Accent 5"/>
-    <w:lsdException w:unhideWhenUsed="0" w:uiPriority="67" w:semiHidden="0" w:name="Medium Grid 1 Accent 5"/>
-    <w:lsdException w:unhideWhenUsed="0" w:uiPriority="68" w:semiHidden="0" w:name="Medium Grid 2 Accent 5"/>
-    <w:lsdException w:unhideWhenUsed="0" w:uiPriority="69" w:semiHidden="0" w:name="Medium Grid 3 Accent 5"/>
-    <w:lsdException w:unhideWhenUsed="0" w:uiPriority="70" w:semiHidden="0" w:name="Dark List Accent 5"/>
-    <w:lsdException w:unhideWhenUsed="0" w:uiPriority="71" w:semiHidden="0" w:name="Colorful Shading Accent 5"/>
-    <w:lsdException w:unhideWhenUsed="0" w:uiPriority="72" w:semiHidden="0" w:name="Colorful List Accent 5"/>
-    <w:lsdException w:unhideWhenUsed="0" w:uiPriority="73" w:semiHidden="0" w:name="Colorful Grid Accent 5"/>
-    <w:lsdException w:unhideWhenUsed="0" w:uiPriority="60" w:semiHidden="0" w:name="Light Shading Accent 6"/>
-    <w:lsdException w:unhideWhenUsed="0" w:uiPriority="61" w:semiHidden="0" w:name="Light List Accent 6"/>
-    <w:lsdException w:unhideWhenUsed="0" w:uiPriority="62" w:semiHidden="0" w:name="Light Grid Accent 6"/>
-    <w:lsdException w:unhideWhenUsed="0" w:uiPriority="63" w:semiHidden="0" w:name="Medium Shading 1 Accent 6"/>
-    <w:lsdException w:unhideWhenUsed="0" w:uiPriority="64" w:semiHidden="0" w:name="Medium Shading 2 Accent 6"/>
-    <w:lsdException w:unhideWhenUsed="0" w:uiPriority="65" w:semiHidden="0" w:name="Medium List 1 Accent 6"/>
-    <w:lsdException w:unhideWhenUsed="0" w:uiPriority="66" w:semiHidden="0" w:name="Medium List 2 Accent 6"/>
-    <w:lsdException w:unhideWhenUsed="0" w:uiPriority="67" w:semiHidden="0" w:name="Medium Grid 1 Accent 6"/>
-    <w:lsdException w:unhideWhenUsed="0" w:uiPriority="68" w:semiHidden="0" w:name="Medium Grid 2 Accent 6"/>
-    <w:lsdException w:unhideWhenUsed="0" w:uiPriority="69" w:semiHidden="0" w:name="Medium Grid 3 Accent 6"/>
-    <w:lsdException w:unhideWhenUsed="0" w:uiPriority="70" w:semiHidden="0" w:name="Dark List Accent 6"/>
-    <w:lsdException w:unhideWhenUsed="0" w:uiPriority="71" w:semiHidden="0" w:name="Colorful Shading Accent 6"/>
-    <w:lsdException w:unhideWhenUsed="0" w:uiPriority="72" w:semiHidden="0" w:name="Colorful List Accent 6"/>
-    <w:lsdException w:unhideWhenUsed="0" w:uiPriority="73" w:semiHidden="0" w:name="Colorful Grid Accent 6"/>
+  <w:latentStyles w:defLockedState="0" w:defUIPriority="99" w:defSemiHidden="1" w:defUnhideWhenUsed="1" w:defQFormat="0" w:count="260">
+    <w:lsdException w:name="Normal" w:semiHidden="0" w:uiPriority="0" w:unhideWhenUsed="0" w:qFormat="1"/>
+    <w:lsdException w:name="heading 1" w:semiHidden="0" w:uiPriority="9" w:unhideWhenUsed="0" w:qFormat="1"/>
+    <w:lsdException w:name="heading 2" w:semiHidden="0" w:uiPriority="9" w:qFormat="1"/>
+    <w:lsdException w:name="heading 3" w:semiHidden="0" w:uiPriority="9" w:qFormat="1"/>
+    <w:lsdException w:name="heading 4" w:uiPriority="9" w:qFormat="1"/>
+    <w:lsdException w:name="heading 5" w:uiPriority="9" w:qFormat="1"/>
+    <w:lsdException w:name="heading 6" w:uiPriority="9" w:qFormat="1"/>
+    <w:lsdException w:name="heading 7" w:uiPriority="9" w:qFormat="1"/>
+    <w:lsdException w:name="heading 8" w:uiPriority="9" w:qFormat="1"/>
+    <w:lsdException w:name="heading 9" w:uiPriority="9" w:qFormat="1"/>
+    <w:lsdException w:name="index 1"/>
+    <w:lsdException w:name="index 2"/>
+    <w:lsdException w:name="index 3"/>
+    <w:lsdException w:name="index 4"/>
+    <w:lsdException w:name="index 5"/>
+    <w:lsdException w:name="index 6"/>
+    <w:lsdException w:name="index 7"/>
+    <w:lsdException w:name="index 8"/>
+    <w:lsdException w:name="index 9"/>
+    <w:lsdException w:name="toc 1" w:uiPriority="39"/>
+    <w:lsdException w:name="toc 2" w:uiPriority="39"/>
+    <w:lsdException w:name="toc 3" w:uiPriority="39"/>
+    <w:lsdException w:name="toc 4" w:uiPriority="39"/>
+    <w:lsdException w:name="toc 5" w:uiPriority="39"/>
+    <w:lsdException w:name="toc 6" w:uiPriority="39"/>
+    <w:lsdException w:name="toc 7" w:uiPriority="39"/>
+    <w:lsdException w:name="toc 8" w:uiPriority="39"/>
+    <w:lsdException w:name="toc 9" w:uiPriority="39"/>
+    <w:lsdException w:name="Normal Indent"/>
+    <w:lsdException w:name="footnote text"/>
+    <w:lsdException w:name="annotation text"/>
+    <w:lsdException w:name="header" w:semiHidden="0" w:qFormat="1"/>
+    <w:lsdException w:name="footer" w:semiHidden="0" w:qFormat="1"/>
+    <w:lsdException w:name="index heading"/>
+    <w:lsdException w:name="caption" w:uiPriority="35" w:qFormat="1"/>
+    <w:lsdException w:name="table of figures"/>
+    <w:lsdException w:name="envelope address"/>
+    <w:lsdException w:name="envelope return"/>
+    <w:lsdException w:name="footnote reference"/>
+    <w:lsdException w:name="annotation reference"/>
+    <w:lsdException w:name="line number"/>
+    <w:lsdException w:name="page number"/>
+    <w:lsdException w:name="endnote reference"/>
+    <w:lsdException w:name="endnote text"/>
+    <w:lsdException w:name="table of authorities"/>
+    <w:lsdException w:name="macro"/>
+    <w:lsdException w:name="toa heading"/>
+    <w:lsdException w:name="List"/>
+    <w:lsdException w:name="List Bullet"/>
+    <w:lsdException w:name="List Number"/>
+    <w:lsdException w:name="List 2"/>
+    <w:lsdException w:name="List 3"/>
+    <w:lsdException w:name="List 4"/>
+    <w:lsdException w:name="List 5"/>
+    <w:lsdException w:name="List Bullet 2"/>
+    <w:lsdException w:name="List Bullet 3"/>
+    <w:lsdException w:name="List Bullet 4"/>
+    <w:lsdException w:name="List Bullet 5"/>
+    <w:lsdException w:name="List Number 2"/>
+    <w:lsdException w:name="List Number 3"/>
+    <w:lsdException w:name="List Number 4"/>
+    <w:lsdException w:name="List Number 5"/>
+    <w:lsdException w:name="Title" w:semiHidden="0" w:uiPriority="10" w:unhideWhenUsed="0" w:qFormat="1"/>
+    <w:lsdException w:name="Closing"/>
+    <w:lsdException w:name="Signature"/>
+    <w:lsdException w:name="Default Paragraph Font" w:uiPriority="1" w:qFormat="1"/>
+    <w:lsdException w:name="Body Text"/>
+    <w:lsdException w:name="Body Text Indent"/>
+    <w:lsdException w:name="List Continue"/>
+    <w:lsdException w:name="List Continue 2"/>
+    <w:lsdException w:name="List Continue 3"/>
+    <w:lsdException w:name="List Continue 4"/>
+    <w:lsdException w:name="List Continue 5"/>
+    <w:lsdException w:name="Message Header"/>
+    <w:lsdException w:name="Subtitle" w:semiHidden="0" w:uiPriority="11" w:unhideWhenUsed="0" w:qFormat="1"/>
+    <w:lsdException w:name="Salutation"/>
+    <w:lsdException w:name="Date"/>
+    <w:lsdException w:name="Body Text First Indent"/>
+    <w:lsdException w:name="Body Text First Indent 2"/>
+    <w:lsdException w:name="Body Text 2"/>
+    <w:lsdException w:name="Body Text 3"/>
+    <w:lsdException w:name="Body Text Indent 2"/>
+    <w:lsdException w:name="Body Text Indent 3"/>
+    <w:lsdException w:name="Block Text"/>
+    <w:lsdException w:name="Hyperlink"/>
+    <w:lsdException w:name="FollowedHyperlink"/>
+    <w:lsdException w:name="Strong" w:semiHidden="0" w:uiPriority="22" w:unhideWhenUsed="0" w:qFormat="1"/>
+    <w:lsdException w:name="Emphasis" w:semiHidden="0" w:uiPriority="20" w:unhideWhenUsed="0" w:qFormat="1"/>
+    <w:lsdException w:name="Document Map"/>
+    <w:lsdException w:name="Plain Text"/>
+    <w:lsdException w:name="E-mail Signature"/>
+    <w:lsdException w:name="Normal (Web)"/>
+    <w:lsdException w:name="HTML Acronym"/>
+    <w:lsdException w:name="HTML Address"/>
+    <w:lsdException w:name="HTML Cite"/>
+    <w:lsdException w:name="HTML Code"/>
+    <w:lsdException w:name="HTML Definition"/>
+    <w:lsdException w:name="HTML Keyboard"/>
+    <w:lsdException w:name="HTML Preformatted"/>
+    <w:lsdException w:name="HTML Sample"/>
+    <w:lsdException w:name="HTML Typewriter"/>
+    <w:lsdException w:name="HTML Variable"/>
+    <w:lsdException w:name="Normal Table" w:qFormat="1"/>
+    <w:lsdException w:name="annotation subject"/>
+    <w:lsdException w:name="Table Simple 1"/>
+    <w:lsdException w:name="Table Simple 2"/>
+    <w:lsdException w:name="Table Simple 3"/>
+    <w:lsdException w:name="Table Classic 1"/>
+    <w:lsdException w:name="Table Classic 2"/>
+    <w:lsdException w:name="Table Classic 3"/>
+    <w:lsdException w:name="Table Classic 4"/>
+    <w:lsdException w:name="Table Colorful 1"/>
+    <w:lsdException w:name="Table Colorful 2"/>
+    <w:lsdException w:name="Table Colorful 3"/>
+    <w:lsdException w:name="Table Columns 1"/>
+    <w:lsdException w:name="Table Columns 2"/>
+    <w:lsdException w:name="Table Columns 3"/>
+    <w:lsdException w:name="Table Columns 4"/>
+    <w:lsdException w:name="Table Columns 5"/>
+    <w:lsdException w:name="Table Grid 1"/>
+    <w:lsdException w:name="Table Grid 2"/>
+    <w:lsdException w:name="Table Grid 3"/>
+    <w:lsdException w:name="Table Grid 4"/>
+    <w:lsdException w:name="Table Grid 5"/>
+    <w:lsdException w:name="Table Grid 6"/>
+    <w:lsdException w:name="Table Grid 7"/>
+    <w:lsdException w:name="Table Grid 8"/>
+    <w:lsdException w:name="Table List 1"/>
+    <w:lsdException w:name="Table List 2"/>
+    <w:lsdException w:name="Table List 3"/>
+    <w:lsdException w:name="Table List 4"/>
+    <w:lsdException w:name="Table List 5"/>
+    <w:lsdException w:name="Table List 6"/>
+    <w:lsdException w:name="Table List 7"/>
+    <w:lsdException w:name="Table List 8"/>
+    <w:lsdException w:name="Table 3D effects 1"/>
+    <w:lsdException w:name="Table 3D effects 2"/>
+    <w:lsdException w:name="Table 3D effects 3"/>
+    <w:lsdException w:name="Table Contemporary"/>
+    <w:lsdException w:name="Table Elegant"/>
+    <w:lsdException w:name="Table Professional"/>
+    <w:lsdException w:name="Table Subtle 1"/>
+    <w:lsdException w:name="Table Subtle 2"/>
+    <w:lsdException w:name="Table Web 1"/>
+    <w:lsdException w:name="Table Web 2"/>
+    <w:lsdException w:name="Table Web 3"/>
+    <w:lsdException w:name="Balloon Text"/>
+    <w:lsdException w:name="Table Grid" w:semiHidden="0" w:uiPriority="39" w:unhideWhenUsed="0"/>
+    <w:lsdException w:name="Table Theme"/>
+    <w:lsdException w:name="Light Shading" w:semiHidden="0" w:uiPriority="60" w:unhideWhenUsed="0"/>
+    <w:lsdException w:name="Light List" w:semiHidden="0" w:uiPriority="61" w:unhideWhenUsed="0"/>
+    <w:lsdException w:name="Light Grid" w:semiHidden="0" w:uiPriority="62" w:unhideWhenUsed="0"/>
+    <w:lsdException w:name="Medium Shading 1" w:semiHidden="0" w:uiPriority="63" w:unhideWhenUsed="0"/>
+    <w:lsdException w:name="Medium Shading 2" w:semiHidden="0" w:uiPriority="64" w:unhideWhenUsed="0"/>
+    <w:lsdException w:name="Medium List 1" w:semiHidden="0" w:uiPriority="65" w:unhideWhenUsed="0"/>
+    <w:lsdException w:name="Medium List 2" w:semiHidden="0" w:uiPriority="66" w:unhideWhenUsed="0"/>
+    <w:lsdException w:name="Medium Grid 1" w:semiHidden="0" w:uiPriority="67" w:unhideWhenUsed="0"/>
+    <w:lsdException w:name="Medium Grid 2" w:semiHidden="0" w:uiPriority="68" w:unhideWhenUsed="0"/>
+    <w:lsdException w:name="Medium Grid 3" w:semiHidden="0" w:uiPriority="69" w:unhideWhenUsed="0"/>
+    <w:lsdException w:name="Dark List" w:semiHidden="0" w:uiPriority="70" w:unhideWhenUsed="0"/>
+    <w:lsdException w:name="Colorful Shading" w:semiHidden="0" w:uiPriority="71" w:unhideWhenUsed="0"/>
+    <w:lsdException w:name="Colorful List" w:semiHidden="0" w:uiPriority="72" w:unhideWhenUsed="0"/>
+    <w:lsdException w:name="Colorful Grid" w:semiHidden="0" w:uiPriority="73" w:unhideWhenUsed="0"/>
+    <w:lsdException w:name="Light Shading Accent 1" w:semiHidden="0" w:uiPriority="60" w:unhideWhenUsed="0"/>
+    <w:lsdException w:name="Light List Accent 1" w:semiHidden="0" w:uiPriority="61" w:unhideWhenUsed="0"/>
+    <w:lsdException w:name="Light Grid Accent 1" w:semiHidden="0" w:uiPriority="62" w:unhideWhenUsed="0"/>
+    <w:lsdException w:name="Medium Shading 1 Accent 1" w:semiHidden="0" w:uiPriority="63" w:unhideWhenUsed="0"/>
+    <w:lsdException w:name="Medium Shading 2 Accent 1" w:semiHidden="0" w:uiPriority="64" w:unhideWhenUsed="0"/>
+    <w:lsdException w:name="Medium List 1 Accent 1" w:semiHidden="0" w:uiPriority="65" w:unhideWhenUsed="0"/>
+    <w:lsdException w:name="Medium List 2 Accent 1" w:semiHidden="0" w:uiPriority="66" w:unhideWhenUsed="0"/>
+    <w:lsdException w:name="Medium Grid 1 Accent 1" w:semiHidden="0" w:uiPriority="67" w:unhideWhenUsed="0"/>
+    <w:lsdException w:name="Medium Grid 2 Accent 1" w:semiHidden="0" w:uiPriority="68" w:unhideWhenUsed="0"/>
+    <w:lsdException w:name="Medium Grid 3 Accent 1" w:semiHidden="0" w:uiPriority="69" w:unhideWhenUsed="0"/>
+    <w:lsdException w:name="Dark List Accent 1" w:semiHidden="0" w:uiPriority="70" w:unhideWhenUsed="0"/>
+    <w:lsdException w:name="Colorful Shading Accent 1" w:semiHidden="0" w:uiPriority="71" w:unhideWhenUsed="0"/>
+    <w:lsdException w:name="Colorful List Accent 1" w:semiHidden="0" w:uiPriority="72" w:unhideWhenUsed="0"/>
+    <w:lsdException w:name="Colorful Grid Accent 1" w:semiHidden="0" w:uiPriority="73" w:unhideWhenUsed="0"/>
+    <w:lsdException w:name="Light Shading Accent 2" w:semiHidden="0" w:uiPriority="60" w:unhideWhenUsed="0"/>
+    <w:lsdException w:name="Light List Accent 2" w:semiHidden="0" w:uiPriority="61" w:unhideWhenUsed="0"/>
+    <w:lsdException w:name="Light Grid Accent 2" w:semiHidden="0" w:uiPriority="62" w:unhideWhenUsed="0"/>
+    <w:lsdException w:name="Medium Shading 1 Accent 2" w:semiHidden="0" w:uiPriority="63" w:unhideWhenUsed="0"/>
+    <w:lsdException w:name="Medium Shading 2 Accent 2" w:semiHidden="0" w:uiPriority="64" w:unhideWhenUsed="0"/>
+    <w:lsdException w:name="Medium List 1 Accent 2" w:semiHidden="0" w:uiPriority="65" w:unhideWhenUsed="0"/>
+    <w:lsdException w:name="Medium List 2 Accent 2" w:semiHidden="0" w:uiPriority="66" w:unhideWhenUsed="0"/>
+    <w:lsdException w:name="Medium Grid 1 Accent 2" w:semiHidden="0" w:uiPriority="67" w:unhideWhenUsed="0"/>
+    <w:lsdException w:name="Medium Grid 2 Accent 2" w:semiHidden="0" w:uiPriority="68" w:unhideWhenUsed="0"/>
+    <w:lsdException w:name="Medium Grid 3 Accent 2" w:semiHidden="0" w:uiPriority="69" w:unhideWhenUsed="0"/>
+    <w:lsdException w:name="Dark List Accent 2" w:semiHidden="0" w:uiPriority="70" w:unhideWhenUsed="0"/>
+    <w:lsdException w:name="Colorful Shading Accent 2" w:semiHidden="0" w:uiPriority="71" w:unhideWhenUsed="0"/>
+    <w:lsdException w:name="Colorful List Accent 2" w:semiHidden="0" w:uiPriority="72" w:unhideWhenUsed="0"/>
+    <w:lsdException w:name="Colorful Grid Accent 2" w:semiHidden="0" w:uiPriority="73" w:unhideWhenUsed="0"/>
+    <w:lsdException w:name="Light Shading Accent 3" w:semiHidden="0" w:uiPriority="60" w:unhideWhenUsed="0"/>
+    <w:lsdException w:name="Light List Accent 3" w:semiHidden="0" w:uiPriority="61" w:unhideWhenUsed="0"/>
+    <w:lsdException w:name="Light Grid Accent 3" w:semiHidden="0" w:uiPriority="62" w:unhideWhenUsed="0"/>
+    <w:lsdException w:name="Medium Shading 1 Accent 3" w:semiHidden="0" w:uiPriority="63" w:unhideWhenUsed="0"/>
+    <w:lsdException w:name="Medium Shading 2 Accent 3" w:semiHidden="0" w:uiPriority="64" w:unhideWhenUsed="0"/>
+    <w:lsdException w:name="Medium List 1 Accent 3" w:semiHidden="0" w:uiPriority="65" w:unhideWhenUsed="0"/>
+    <w:lsdException w:name="Medium List 2 Accent 3" w:semiHidden="0" w:uiPriority="66" w:unhideWhenUsed="0"/>
+    <w:lsdException w:name="Medium Grid 1 Accent 3" w:semiHidden="0" w:uiPriority="67" w:unhideWhenUsed="0"/>
+    <w:lsdException w:name="Medium Grid 2 Accent 3" w:semiHidden="0" w:uiPriority="68" w:unhideWhenUsed="0"/>
+    <w:lsdException w:name="Medium Grid 3 Accent 3" w:semiHidden="0" w:uiPriority="69" w:unhideWhenUsed="0"/>
+    <w:lsdException w:name="Dark List Accent 3" w:semiHidden="0" w:uiPriority="70" w:unhideWhenUsed="0"/>
+    <w:lsdException w:name="Colorful Shading Accent 3" w:semiHidden="0" w:uiPriority="71" w:unhideWhenUsed="0"/>
+    <w:lsdException w:name="Colorful List Accent 3" w:semiHidden="0" w:uiPriority="72" w:unhideWhenUsed="0"/>
+    <w:lsdException w:name="Colorful Grid Accent 3" w:semiHidden="0" w:uiPriority="73" w:unhideWhenUsed="0"/>
+    <w:lsdException w:name="Light Shading Accent 4" w:semiHidden="0" w:uiPriority="60" w:unhideWhenUsed="0"/>
+    <w:lsdException w:name="Light List Accent 4" w:semiHidden="0" w:uiPriority="61" w:unhideWhenUsed="0"/>
+    <w:lsdException w:name="Light Grid Accent 4" w:semiHidden="0" w:uiPriority="62" w:unhideWhenUsed="0"/>
+    <w:lsdException w:name="Medium Shading 1 Accent 4" w:semiHidden="0" w:uiPriority="63" w:unhideWhenUsed="0"/>
+    <w:lsdException w:name="Medium Shading 2 Accent 4" w:semiHidden="0" w:uiPriority="64" w:unhideWhenUsed="0"/>
+    <w:lsdException w:name="Medium List 1 Accent 4" w:semiHidden="0" w:uiPriority="65" w:unhideWhenUsed="0"/>
+    <w:lsdException w:name="Medium List 2 Accent 4" w:semiHidden="0" w:uiPriority="66" w:unhideWhenUsed="0"/>
+    <w:lsdException w:name="Medium Grid 1 Accent 4" w:semiHidden="0" w:uiPriority="67" w:unhideWhenUsed="0"/>
+    <w:lsdException w:name="Medium Grid 2 Accent 4" w:semiHidden="0" w:uiPriority="68" w:unhideWhenUsed="0"/>
+    <w:lsdException w:name="Medium Grid 3 Accent 4" w:semiHidden="0" w:uiPriority="69" w:unhideWhenUsed="0"/>
+    <w:lsdException w:name="Dark List Accent 4" w:semiHidden="0" w:uiPriority="70" w:unhideWhenUsed="0"/>
+    <w:lsdException w:name="Colorful Shading Accent 4" w:semiHidden="0" w:uiPriority="71" w:unhideWhenUsed="0"/>
+    <w:lsdException w:name="Colorful List Accent 4" w:semiHidden="0" w:uiPriority="72" w:unhideWhenUsed="0"/>
+    <w:lsdException w:name="Colorful Grid Accent 4" w:semiHidden="0" w:uiPriority="73" w:unhideWhenUsed="0"/>
+    <w:lsdException w:name="Light Shading Accent 5" w:semiHidden="0" w:uiPriority="60" w:unhideWhenUsed="0"/>
+    <w:lsdException w:name="Light List Accent 5" w:semiHidden="0" w:uiPriority="61" w:unhideWhenUsed="0"/>
+    <w:lsdException w:name="Light Grid Accent 5" w:semiHidden="0" w:uiPriority="62" w:unhideWhenUsed="0"/>
+    <w:lsdException w:name="Medium Shading 1 Accent 5" w:semiHidden="0" w:uiPriority="63" w:unhideWhenUsed="0"/>
+    <w:lsdException w:name="Medium Shading 2 Accent 5" w:semiHidden="0" w:uiPriority="64" w:unhideWhenUsed="0"/>
+    <w:lsdException w:name="Medium List 1 Accent 5" w:semiHidden="0" w:uiPriority="65" w:unhideWhenUsed="0"/>
+    <w:lsdException w:name="Medium List 2 Accent 5" w:semiHidden="0" w:uiPriority="66" w:unhideWhenUsed="0"/>
+    <w:lsdException w:name="Medium Grid 1 Accent 5" w:semiHidden="0" w:uiPriority="67" w:unhideWhenUsed="0"/>
+    <w:lsdException w:name="Medium Grid 2 Accent 5" w:semiHidden="0" w:uiPriority="68" w:unhideWhenUsed="0"/>
+    <w:lsdException w:name="Medium Grid 3 Accent 5" w:semiHidden="0" w:uiPriority="69" w:unhideWhenUsed="0"/>
+    <w:lsdException w:name="Dark List Accent 5" w:semiHidden="0" w:uiPriority="70" w:unhideWhenUsed="0"/>
+    <w:lsdException w:name="Colorful Shading Accent 5" w:semiHidden="0" w:uiPriority="71" w:unhideWhenUsed="0"/>
+    <w:lsdException w:name="Colorful List Accent 5" w:semiHidden="0" w:uiPriority="72" w:unhideWhenUsed="0"/>
+    <w:lsdException w:name="Colorful Grid Accent 5" w:semiHidden="0" w:uiPriority="73" w:unhideWhenUsed="0"/>
+    <w:lsdException w:name="Light Shading Accent 6" w:semiHidden="0" w:uiPriority="60" w:unhideWhenUsed="0"/>
+    <w:lsdException w:name="Light List Accent 6" w:semiHidden="0" w:uiPriority="61" w:unhideWhenUsed="0"/>
+    <w:lsdException w:name="Light Grid Accent 6" w:semiHidden="0" w:uiPriority="62" w:unhideWhenUsed="0"/>
+    <w:lsdException w:name="Medium Shading 1 Accent 6" w:semiHidden="0" w:uiPriority="63" w:unhideWhenUsed="0"/>
+    <w:lsdException w:name="Medium Shading 2 Accent 6" w:semiHidden="0" w:uiPriority="64" w:unhideWhenUsed="0"/>
+    <w:lsdException w:name="Medium List 1 Accent 6" w:semiHidden="0" w:uiPriority="65" w:unhideWhenUsed="0"/>
+    <w:lsdException w:name="Medium List 2 Accent 6" w:semiHidden="0" w:uiPriority="66" w:unhideWhenUsed="0"/>
+    <w:lsdException w:name="Medium Grid 1 Accent 6" w:semiHidden="0" w:uiPriority="67" w:unhideWhenUsed="0"/>
+    <w:lsdException w:name="Medium Grid 2 Accent 6" w:semiHidden="0" w:uiPriority="68" w:unhideWhenUsed="0"/>
+    <w:lsdException w:name="Medium Grid 3 Accent 6" w:semiHidden="0" w:uiPriority="69" w:unhideWhenUsed="0"/>
+    <w:lsdException w:name="Dark List Accent 6" w:semiHidden="0" w:uiPriority="70" w:unhideWhenUsed="0"/>
+    <w:lsdException w:name="Colorful Shading Accent 6" w:semiHidden="0" w:uiPriority="71" w:unhideWhenUsed="0"/>
+    <w:lsdException w:name="Colorful List Accent 6" w:semiHidden="0" w:uiPriority="72" w:unhideWhenUsed="0"/>
+    <w:lsdException w:name="Colorful Grid Accent 6" w:semiHidden="0" w:uiPriority="73" w:unhideWhenUsed="0"/>
   </w:latentStyles>
-  <w:style w:type="paragraph" w:default="1" w:styleId="1">
+  <w:style w:type="paragraph" w:default="1" w:styleId="Normal">
     <w:name w:val="Normal"/>
     <w:qFormat/>
-    <w:uiPriority w:val="0"/>
     <w:pPr>
       <w:widowControl w:val="0"/>
       <w:spacing w:line="360" w:lineRule="auto"/>
@@ -2404,20 +2372,20 @@
       <w:jc w:val="both"/>
     </w:pPr>
     <w:rPr>
-      <w:rFonts w:asciiTheme="minorHAnsi" w:hAnsiTheme="minorHAnsi" w:eastAsiaTheme="minorEastAsia" w:cstheme="minorBidi"/>
+      <w:rFonts w:asciiTheme="minorHAnsi" w:eastAsiaTheme="minorEastAsia" w:hAnsiTheme="minorHAnsi" w:cstheme="minorBidi"/>
       <w:kern w:val="2"/>
       <w:sz w:val="21"/>
       <w:szCs w:val="22"/>
       <w:lang w:val="en-US" w:eastAsia="zh-CN" w:bidi="ar-SA"/>
     </w:rPr>
   </w:style>
-  <w:style w:type="paragraph" w:styleId="2">
+  <w:style w:type="paragraph" w:styleId="Heading1">
     <w:name w:val="heading 1"/>
-    <w:basedOn w:val="1"/>
-    <w:next w:val="1"/>
-    <w:link w:val="10"/>
+    <w:basedOn w:val="Normal"/>
+    <w:next w:val="Normal"/>
+    <w:link w:val="1Char"/>
+    <w:uiPriority w:val="9"/>
     <w:qFormat/>
-    <w:uiPriority w:val="9"/>
     <w:pPr>
       <w:keepNext/>
       <w:keepLines/>
@@ -2438,15 +2406,15 @@
       <w:szCs w:val="44"/>
     </w:rPr>
   </w:style>
-  <w:style w:type="paragraph" w:styleId="3">
+  <w:style w:type="paragraph" w:styleId="Heading2">
     <w:name w:val="heading 2"/>
-    <w:basedOn w:val="1"/>
-    <w:next w:val="1"/>
-    <w:link w:val="11"/>
+    <w:basedOn w:val="Normal"/>
+    <w:next w:val="Normal"/>
+    <w:link w:val="2Char"/>
     <w:autoRedefine/>
+    <w:uiPriority w:val="9"/>
     <w:unhideWhenUsed/>
     <w:qFormat/>
-    <w:uiPriority w:val="9"/>
     <w:pPr>
       <w:keepNext/>
       <w:keepLines/>
@@ -2466,15 +2434,15 @@
       <w:szCs w:val="32"/>
     </w:rPr>
   </w:style>
-  <w:style w:type="paragraph" w:styleId="4">
+  <w:style w:type="paragraph" w:styleId="Heading3">
     <w:name w:val="heading 3"/>
-    <w:basedOn w:val="1"/>
-    <w:next w:val="1"/>
-    <w:link w:val="12"/>
+    <w:basedOn w:val="Normal"/>
+    <w:next w:val="Normal"/>
+    <w:link w:val="3Char"/>
     <w:autoRedefine/>
+    <w:uiPriority w:val="9"/>
     <w:unhideWhenUsed/>
     <w:qFormat/>
-    <w:uiPriority w:val="9"/>
     <w:pPr>
       <w:keepNext/>
       <w:keepLines/>
@@ -2494,15 +2462,15 @@
       <w:szCs w:val="32"/>
     </w:rPr>
   </w:style>
-  <w:style w:type="paragraph" w:styleId="5">
+  <w:style w:type="paragraph" w:styleId="Heading4">
     <w:name w:val="heading 4"/>
-    <w:basedOn w:val="1"/>
-    <w:next w:val="1"/>
-    <w:link w:val="15"/>
+    <w:basedOn w:val="Normal"/>
+    <w:next w:val="Normal"/>
+    <w:link w:val="4Char"/>
+    <w:uiPriority w:val="9"/>
     <w:semiHidden/>
     <w:unhideWhenUsed/>
     <w:qFormat/>
-    <w:uiPriority w:val="9"/>
     <w:pPr>
       <w:keepNext/>
       <w:keepLines/>
@@ -2515,26 +2483,26 @@
       <w:outlineLvl w:val="3"/>
     </w:pPr>
     <w:rPr>
-      <w:rFonts w:asciiTheme="majorHAnsi" w:hAnsiTheme="majorHAnsi" w:eastAsiaTheme="majorEastAsia" w:cstheme="majorBidi"/>
+      <w:rFonts w:asciiTheme="majorHAnsi" w:eastAsiaTheme="majorEastAsia" w:hAnsiTheme="majorHAnsi" w:cstheme="majorBidi"/>
       <w:b/>
       <w:bCs/>
       <w:sz w:val="28"/>
       <w:szCs w:val="28"/>
     </w:rPr>
   </w:style>
-  <w:style w:type="character" w:default="1" w:styleId="9">
+  <w:style w:type="character" w:default="1" w:styleId="DefaultParagraphFont">
     <w:name w:val="Default Paragraph Font"/>
+    <w:uiPriority w:val="1"/>
     <w:semiHidden/>
     <w:unhideWhenUsed/>
     <w:qFormat/>
-    <w:uiPriority w:val="1"/>
   </w:style>
-  <w:style w:type="table" w:default="1" w:styleId="8">
+  <w:style w:type="table" w:default="1" w:styleId="TableNormal">
     <w:name w:val="Normal Table"/>
+    <w:uiPriority w:val="99"/>
     <w:semiHidden/>
     <w:unhideWhenUsed/>
     <w:qFormat/>
-    <w:uiPriority w:val="99"/>
     <w:tblPr>
       <w:tblCellMar>
         <w:top w:w="0" w:type="dxa"/>
@@ -2544,13 +2512,13 @@
       </w:tblCellMar>
     </w:tblPr>
   </w:style>
-  <w:style w:type="paragraph" w:styleId="6">
+  <w:style w:type="paragraph" w:styleId="Footer">
     <w:name w:val="footer"/>
-    <w:basedOn w:val="1"/>
-    <w:link w:val="14"/>
+    <w:basedOn w:val="Normal"/>
+    <w:link w:val="Char0"/>
+    <w:uiPriority w:val="99"/>
     <w:unhideWhenUsed/>
     <w:qFormat/>
-    <w:uiPriority w:val="99"/>
     <w:pPr>
       <w:tabs>
         <w:tab w:val="center" w:pos="4153"/>
@@ -2564,16 +2532,16 @@
       <w:szCs w:val="18"/>
     </w:rPr>
   </w:style>
-  <w:style w:type="paragraph" w:styleId="7">
+  <w:style w:type="paragraph" w:styleId="Header">
     <w:name w:val="header"/>
-    <w:basedOn w:val="1"/>
-    <w:link w:val="13"/>
+    <w:basedOn w:val="Normal"/>
+    <w:link w:val="Char"/>
+    <w:uiPriority w:val="99"/>
     <w:unhideWhenUsed/>
     <w:qFormat/>
-    <w:uiPriority w:val="99"/>
     <w:pPr>
       <w:pBdr>
-        <w:bottom w:val="single" w:color="auto" w:sz="6" w:space="1"/>
+        <w:bottom w:val="single" w:sz="6" w:space="1" w:color="auto"/>
       </w:pBdr>
       <w:tabs>
         <w:tab w:val="center" w:pos="4153"/>
@@ -2587,12 +2555,12 @@
       <w:szCs w:val="18"/>
     </w:rPr>
   </w:style>
-  <w:style w:type="character" w:customStyle="1" w:styleId="10">
+  <w:style w:type="character" w:customStyle="1" w:styleId="1Char">
     <w:name w:val="标题 1 Char"/>
-    <w:basedOn w:val="9"/>
-    <w:link w:val="2"/>
+    <w:basedOn w:val="DefaultParagraphFont"/>
+    <w:link w:val="Heading1"/>
+    <w:uiPriority w:val="9"/>
     <w:qFormat/>
-    <w:uiPriority w:val="9"/>
     <w:rPr>
       <w:rFonts w:eastAsia="宋体"/>
       <w:b/>
@@ -2602,12 +2570,12 @@
       <w:szCs w:val="44"/>
     </w:rPr>
   </w:style>
-  <w:style w:type="character" w:customStyle="1" w:styleId="11">
+  <w:style w:type="character" w:customStyle="1" w:styleId="2Char">
     <w:name w:val="标题 2 Char"/>
-    <w:basedOn w:val="9"/>
-    <w:link w:val="3"/>
+    <w:basedOn w:val="DefaultParagraphFont"/>
+    <w:link w:val="Heading2"/>
+    <w:uiPriority w:val="9"/>
     <w:qFormat/>
-    <w:uiPriority w:val="9"/>
     <w:rPr>
       <w:rFonts w:eastAsia="宋体" w:asciiTheme="majorHAnsi" w:hAnsiTheme="majorHAnsi" w:cstheme="majorBidi"/>
       <w:b/>
@@ -2616,12 +2584,12 @@
       <w:szCs w:val="32"/>
     </w:rPr>
   </w:style>
-  <w:style w:type="character" w:customStyle="1" w:styleId="12">
+  <w:style w:type="character" w:customStyle="1" w:styleId="3Char">
     <w:name w:val="标题 3 Char"/>
-    <w:basedOn w:val="9"/>
-    <w:link w:val="4"/>
+    <w:basedOn w:val="DefaultParagraphFont"/>
+    <w:link w:val="Heading3"/>
+    <w:uiPriority w:val="9"/>
     <w:qFormat/>
-    <w:uiPriority w:val="9"/>
     <w:rPr>
       <w:rFonts w:eastAsia="宋体"/>
       <w:b/>
@@ -2630,37 +2598,37 @@
       <w:szCs w:val="32"/>
     </w:rPr>
   </w:style>
-  <w:style w:type="character" w:customStyle="1" w:styleId="13">
+  <w:style w:type="character" w:customStyle="1" w:styleId="Char">
     <w:name w:val="页眉 Char"/>
-    <w:basedOn w:val="9"/>
-    <w:link w:val="7"/>
+    <w:basedOn w:val="DefaultParagraphFont"/>
+    <w:link w:val="Header"/>
+    <w:uiPriority w:val="99"/>
     <w:qFormat/>
-    <w:uiPriority w:val="99"/>
     <w:rPr>
       <w:sz w:val="18"/>
       <w:szCs w:val="18"/>
     </w:rPr>
   </w:style>
-  <w:style w:type="character" w:customStyle="1" w:styleId="14">
+  <w:style w:type="character" w:customStyle="1" w:styleId="Char0">
     <w:name w:val="页脚 Char"/>
-    <w:basedOn w:val="9"/>
-    <w:link w:val="6"/>
+    <w:basedOn w:val="DefaultParagraphFont"/>
+    <w:link w:val="Footer"/>
+    <w:uiPriority w:val="99"/>
     <w:qFormat/>
-    <w:uiPriority w:val="99"/>
     <w:rPr>
       <w:sz w:val="18"/>
       <w:szCs w:val="18"/>
     </w:rPr>
   </w:style>
-  <w:style w:type="character" w:customStyle="1" w:styleId="15">
+  <w:style w:type="character" w:customStyle="1" w:styleId="4Char">
     <w:name w:val="标题 4 Char"/>
-    <w:basedOn w:val="9"/>
-    <w:link w:val="5"/>
+    <w:basedOn w:val="DefaultParagraphFont"/>
+    <w:link w:val="Heading4"/>
+    <w:uiPriority w:val="9"/>
     <w:semiHidden/>
     <w:qFormat/>
-    <w:uiPriority w:val="9"/>
     <w:rPr>
-      <w:rFonts w:asciiTheme="majorHAnsi" w:hAnsiTheme="majorHAnsi" w:eastAsiaTheme="majorEastAsia" w:cstheme="majorBidi"/>
+      <w:rFonts w:asciiTheme="majorHAnsi" w:eastAsiaTheme="majorEastAsia" w:hAnsiTheme="majorHAnsi" w:cstheme="majorBidi"/>
       <w:b/>
       <w:bCs/>
       <w:sz w:val="28"/>
